--- a/docs/tech/ezEKP/ezEKP_오라클_설치_매뉴얼.docx
+++ b/docs/tech/ezEKP/ezEKP_오라클_설치_매뉴얼.docx
@@ -1481,8 +1481,6 @@
         </w:rPr>
         <w:t>할</w:t>
       </w:r>
-      <w:bookmarkStart w:id="3" w:name="_GoBack"/>
-      <w:bookmarkEnd w:id="3"/>
       <w:r>
         <w:rPr>
           <w:rFonts w:hint="eastAsia"/>
@@ -1574,25 +1572,19 @@
         <w:t>로 나오게 된다.</w:t>
       </w:r>
     </w:p>
-    <w:p>
-      <w:pPr>
-        <w:rPr>
-          <w:rFonts w:hint="eastAsia"/>
-        </w:rPr>
-      </w:pPr>
-    </w:p>
+    <w:p/>
     <w:p>
       <w:pPr>
         <w:pStyle w:val="1"/>
       </w:pPr>
-      <w:bookmarkStart w:id="4" w:name="_Toc42007736"/>
+      <w:bookmarkStart w:id="3" w:name="_Toc42007736"/>
       <w:r>
         <w:rPr>
           <w:rFonts w:hint="eastAsia"/>
         </w:rPr>
         <w:t>DB 관련 작업</w:t>
       </w:r>
-      <w:bookmarkEnd w:id="4"/>
+      <w:bookmarkEnd w:id="3"/>
     </w:p>
     <w:p>
       <w:pPr>
@@ -1787,6 +1779,231 @@
         </w:rPr>
         <w:t>.</w:t>
       </w:r>
+      <w:r>
+        <w:br/>
+      </w:r>
+      <w:r>
+        <w:rPr>
+          <w:rFonts w:hint="eastAsia"/>
+        </w:rPr>
+        <w:t>주의)</w:t>
+      </w:r>
+      <w:r>
+        <w:t xml:space="preserve"> </w:t>
+      </w:r>
+      <w:proofErr w:type="spellStart"/>
+      <w:r>
+        <w:rPr>
+          <w:rFonts w:hint="eastAsia"/>
+        </w:rPr>
+        <w:t>오라클은</w:t>
+      </w:r>
+      <w:proofErr w:type="spellEnd"/>
+      <w:r>
+        <w:rPr>
+          <w:rFonts w:hint="eastAsia"/>
+        </w:rPr>
+        <w:t xml:space="preserve"> 기본적으로 사용자 암호 만료 기간으로 </w:t>
+      </w:r>
+      <w:r>
+        <w:t>180</w:t>
+      </w:r>
+      <w:r>
+        <w:rPr>
+          <w:rFonts w:hint="eastAsia"/>
+        </w:rPr>
+        <w:t>일을 부여하는 경우가 많다.</w:t>
+      </w:r>
+      <w:r>
+        <w:t xml:space="preserve"> </w:t>
+      </w:r>
+      <w:r>
+        <w:rPr>
+          <w:rFonts w:hint="eastAsia"/>
+        </w:rPr>
+        <w:t xml:space="preserve">다음 쿼리를 통해 </w:t>
+      </w:r>
+      <w:r>
+        <w:t xml:space="preserve">ezEKP2017 </w:t>
+      </w:r>
+      <w:r>
+        <w:rPr>
+          <w:rFonts w:hint="eastAsia"/>
+        </w:rPr>
+        <w:t xml:space="preserve">계정에 대해 만료 기간이 설정되어 있는 지 확인하고 만료 기간이 있는 경우 무제한으로 설정해 달라고 </w:t>
+      </w:r>
+      <w:proofErr w:type="spellStart"/>
+      <w:r>
+        <w:rPr>
+          <w:rFonts w:hint="eastAsia"/>
+        </w:rPr>
+        <w:t>오라클</w:t>
+      </w:r>
+      <w:proofErr w:type="spellEnd"/>
+      <w:r>
+        <w:rPr>
+          <w:rFonts w:hint="eastAsia"/>
+        </w:rPr>
+        <w:t xml:space="preserve"> 엔지니어에게 요청하도록 한다.</w:t>
+      </w:r>
+      <w:r>
+        <w:t xml:space="preserve"> </w:t>
+      </w:r>
+      <w:r>
+        <w:rPr>
+          <w:rFonts w:hint="eastAsia"/>
+        </w:rPr>
+        <w:t xml:space="preserve">무제한으로 하지 않을 경우 만료가 되는 순간 더 이상 </w:t>
+      </w:r>
+      <w:r>
+        <w:t xml:space="preserve">DB </w:t>
+      </w:r>
+      <w:r>
+        <w:rPr>
+          <w:rFonts w:hint="eastAsia"/>
+        </w:rPr>
+        <w:t>접속을 하지 못하게 되어 그룹웨어 서비스가 중단되게 된다.</w:t>
+      </w:r>
+      <w:r>
+        <w:br/>
+      </w:r>
+      <w:r>
+        <w:t xml:space="preserve">select </w:t>
+      </w:r>
+      <w:proofErr w:type="spellStart"/>
+      <w:r>
+        <w:t>expiry_date</w:t>
+      </w:r>
+      <w:proofErr w:type="spellEnd"/>
+      <w:r>
+        <w:t xml:space="preserve"> from </w:t>
+      </w:r>
+      <w:proofErr w:type="spellStart"/>
+      <w:r>
+        <w:t>user_users</w:t>
+      </w:r>
+      <w:proofErr w:type="spellEnd"/>
+      <w:r>
+        <w:t xml:space="preserve"> where username='EZEKP2017';</w:t>
+      </w:r>
+      <w:r>
+        <w:br/>
+      </w:r>
+      <w:r>
+        <w:rPr>
+          <w:rFonts w:hint="eastAsia"/>
+        </w:rPr>
+        <w:t>만료 기간이 있는 경우 다음과 같이 표시된다.</w:t>
+      </w:r>
+      <w:r>
+        <w:br/>
+      </w:r>
+      <w:r>
+        <w:rPr>
+          <w:noProof/>
+        </w:rPr>
+        <w:drawing>
+          <wp:inline distT="0" distB="0" distL="0" distR="0">
+            <wp:extent cx="5731510" cy="1066800"/>
+            <wp:effectExtent l="0" t="0" r="2540" b="0"/>
+            <wp:docPr id="1" name="그림 1"/>
+            <wp:cNvGraphicFramePr>
+              <a:graphicFrameLocks xmlns:a="http://schemas.openxmlformats.org/drawingml/2006/main" noChangeAspect="1"/>
+            </wp:cNvGraphicFramePr>
+            <a:graphic xmlns:a="http://schemas.openxmlformats.org/drawingml/2006/main">
+              <a:graphicData uri="http://schemas.openxmlformats.org/drawingml/2006/picture">
+                <pic:pic xmlns:pic="http://schemas.openxmlformats.org/drawingml/2006/picture">
+                  <pic:nvPicPr>
+                    <pic:cNvPr id="1" name="Screen Shot 2021-03-31 at 5.51.39 PM.png"/>
+                    <pic:cNvPicPr/>
+                  </pic:nvPicPr>
+                  <pic:blipFill>
+                    <a:blip r:embed="rId6">
+                      <a:extLst>
+                        <a:ext uri="{28A0092B-C50C-407E-A947-70E740481C1C}">
+                          <a14:useLocalDpi xmlns:a14="http://schemas.microsoft.com/office/drawing/2010/main" val="0"/>
+                        </a:ext>
+                      </a:extLst>
+                    </a:blip>
+                    <a:stretch>
+                      <a:fillRect/>
+                    </a:stretch>
+                  </pic:blipFill>
+                  <pic:spPr>
+                    <a:xfrm>
+                      <a:off x="0" y="0"/>
+                      <a:ext cx="5731510" cy="1066800"/>
+                    </a:xfrm>
+                    <a:prstGeom prst="rect">
+                      <a:avLst/>
+                    </a:prstGeom>
+                  </pic:spPr>
+                </pic:pic>
+              </a:graphicData>
+            </a:graphic>
+          </wp:inline>
+        </w:drawing>
+      </w:r>
+      <w:r>
+        <w:br/>
+      </w:r>
+      <w:r>
+        <w:rPr>
+          <w:rFonts w:hint="eastAsia"/>
+        </w:rPr>
+        <w:t>무제한인 경우에는 다음과 같이 빈 값이 표시된다.</w:t>
+      </w:r>
+      <w:r>
+        <w:br/>
+      </w:r>
+      <w:bookmarkStart w:id="4" w:name="_GoBack"/>
+      <w:r>
+        <w:rPr>
+          <w:noProof/>
+        </w:rPr>
+        <w:drawing>
+          <wp:inline distT="0" distB="0" distL="0" distR="0">
+            <wp:extent cx="5731510" cy="1291590"/>
+            <wp:effectExtent l="0" t="0" r="2540" b="3810"/>
+            <wp:docPr id="2" name="그림 2"/>
+            <wp:cNvGraphicFramePr>
+              <a:graphicFrameLocks xmlns:a="http://schemas.openxmlformats.org/drawingml/2006/main" noChangeAspect="1"/>
+            </wp:cNvGraphicFramePr>
+            <a:graphic xmlns:a="http://schemas.openxmlformats.org/drawingml/2006/main">
+              <a:graphicData uri="http://schemas.openxmlformats.org/drawingml/2006/picture">
+                <pic:pic xmlns:pic="http://schemas.openxmlformats.org/drawingml/2006/picture">
+                  <pic:nvPicPr>
+                    <pic:cNvPr id="2" name="Screen Shot 2021-03-31 at 5.52.32 PM.png"/>
+                    <pic:cNvPicPr/>
+                  </pic:nvPicPr>
+                  <pic:blipFill>
+                    <a:blip r:embed="rId7">
+                      <a:extLst>
+                        <a:ext uri="{28A0092B-C50C-407E-A947-70E740481C1C}">
+                          <a14:useLocalDpi xmlns:a14="http://schemas.microsoft.com/office/drawing/2010/main" val="0"/>
+                        </a:ext>
+                      </a:extLst>
+                    </a:blip>
+                    <a:stretch>
+                      <a:fillRect/>
+                    </a:stretch>
+                  </pic:blipFill>
+                  <pic:spPr>
+                    <a:xfrm>
+                      <a:off x="0" y="0"/>
+                      <a:ext cx="5731510" cy="1291590"/>
+                    </a:xfrm>
+                    <a:prstGeom prst="rect">
+                      <a:avLst/>
+                    </a:prstGeom>
+                  </pic:spPr>
+                </pic:pic>
+              </a:graphicData>
+            </a:graphic>
+          </wp:inline>
+        </w:drawing>
+      </w:r>
+      <w:bookmarkEnd w:id="4"/>
     </w:p>
     <w:p>
       <w:pPr>
@@ -1802,6 +2019,7 @@
         <w:rPr>
           <w:rFonts w:hint="eastAsia"/>
         </w:rPr>
+        <w:lastRenderedPageBreak/>
         <w:t>ezEKP</w:t>
       </w:r>
       <w:proofErr w:type="spellEnd"/>
@@ -2324,7 +2542,6 @@
         <w:rPr>
           <w:rFonts w:hint="eastAsia"/>
         </w:rPr>
-        <w:lastRenderedPageBreak/>
         <w:t>ezEKP</w:t>
       </w:r>
       <w:proofErr w:type="spellEnd"/>
@@ -2638,6 +2855,7 @@
         <w:rPr>
           <w:rFonts w:hint="eastAsia"/>
         </w:rPr>
+        <w:lastRenderedPageBreak/>
         <w:t xml:space="preserve">설치 후 기본적으로 </w:t>
       </w:r>
       <w:proofErr w:type="spellStart"/>
@@ -3077,11 +3295,438 @@
     </w:p>
     <w:p>
       <w:r>
+        <w:t xml:space="preserve">              </w:t>
+      </w:r>
+      <w:proofErr w:type="gramStart"/>
+      <w:r>
+        <w:t>type</w:t>
+      </w:r>
+      <w:proofErr w:type="gramEnd"/>
+      <w:r>
+        <w:t>="</w:t>
+      </w:r>
+      <w:proofErr w:type="spellStart"/>
+      <w:r>
+        <w:t>javax.sql.DataSource</w:t>
+      </w:r>
+      <w:proofErr w:type="spellEnd"/>
+      <w:r>
+        <w:t xml:space="preserve">"  </w:t>
+      </w:r>
+    </w:p>
+    <w:p>
+      <w:r>
+        <w:t xml:space="preserve">              </w:t>
+      </w:r>
+      <w:proofErr w:type="spellStart"/>
+      <w:proofErr w:type="gramStart"/>
+      <w:r>
+        <w:t>driverClassName</w:t>
+      </w:r>
+      <w:proofErr w:type="spellEnd"/>
+      <w:proofErr w:type="gramEnd"/>
+      <w:r>
+        <w:t>="</w:t>
+      </w:r>
+      <w:proofErr w:type="spellStart"/>
+      <w:r>
+        <w:t>oracle.jdbc.OracleDriver</w:t>
+      </w:r>
+      <w:proofErr w:type="spellEnd"/>
+      <w:r>
+        <w:t xml:space="preserve">"  </w:t>
+      </w:r>
+    </w:p>
+    <w:p>
+      <w:r>
+        <w:t xml:space="preserve">              </w:t>
+      </w:r>
+      <w:proofErr w:type="spellStart"/>
+      <w:r>
+        <w:t>url</w:t>
+      </w:r>
+      <w:proofErr w:type="spellEnd"/>
+      <w:r>
+        <w:t>="</w:t>
+      </w:r>
+      <w:proofErr w:type="spellStart"/>
+      <w:r>
+        <w:t>jdbc:oracle:thin</w:t>
+      </w:r>
+      <w:proofErr w:type="spellEnd"/>
+      <w:r>
+        <w:t>:@127.0.0.1:1521:orcl</w:t>
+      </w:r>
+      <w:r>
+        <w:t xml:space="preserve">"  </w:t>
+      </w:r>
+    </w:p>
+    <w:p>
+      <w:r>
+        <w:t xml:space="preserve">              </w:t>
+      </w:r>
+      <w:proofErr w:type="gramStart"/>
+      <w:r>
+        <w:t>username</w:t>
+      </w:r>
+      <w:proofErr w:type="gramEnd"/>
+      <w:r>
+        <w:t xml:space="preserve">="ezEKP2017"  </w:t>
+      </w:r>
+    </w:p>
+    <w:p>
+      <w:r>
+        <w:t xml:space="preserve">              </w:t>
+      </w:r>
+      <w:proofErr w:type="gramStart"/>
+      <w:r>
+        <w:t>password</w:t>
+      </w:r>
+      <w:proofErr w:type="gramEnd"/>
+      <w:r>
+        <w:t xml:space="preserve">="ezflow_010"  </w:t>
+      </w:r>
+    </w:p>
+    <w:p>
+      <w:r>
+        <w:t xml:space="preserve">              </w:t>
+      </w:r>
+      <w:proofErr w:type="spellStart"/>
+      <w:proofErr w:type="gramStart"/>
+      <w:r>
+        <w:t>maxTotal</w:t>
+      </w:r>
+      <w:proofErr w:type="spellEnd"/>
+      <w:proofErr w:type="gramEnd"/>
+      <w:r>
+        <w:t xml:space="preserve">="50"  </w:t>
+      </w:r>
+    </w:p>
+    <w:p>
+      <w:r>
+        <w:t xml:space="preserve">              </w:t>
+      </w:r>
+      <w:proofErr w:type="spellStart"/>
+      <w:proofErr w:type="gramStart"/>
+      <w:r>
+        <w:t>maxIdle</w:t>
+      </w:r>
+      <w:proofErr w:type="spellEnd"/>
+      <w:proofErr w:type="gramEnd"/>
+      <w:r>
+        <w:t xml:space="preserve">="10"  </w:t>
+      </w:r>
+    </w:p>
+    <w:p>
+      <w:r>
+        <w:t xml:space="preserve">              </w:t>
+      </w:r>
+      <w:proofErr w:type="spellStart"/>
+      <w:proofErr w:type="gramStart"/>
+      <w:r>
+        <w:t>maxWaitMillis</w:t>
+      </w:r>
+      <w:proofErr w:type="spellEnd"/>
+      <w:proofErr w:type="gramEnd"/>
+      <w:r>
+        <w:t xml:space="preserve">="20000"  </w:t>
+      </w:r>
+    </w:p>
+    <w:p>
+      <w:r>
+        <w:t xml:space="preserve">              </w:t>
+      </w:r>
+      <w:proofErr w:type="spellStart"/>
+      <w:proofErr w:type="gramStart"/>
+      <w:r>
+        <w:t>validationQuery</w:t>
+      </w:r>
+      <w:proofErr w:type="spellEnd"/>
+      <w:proofErr w:type="gramEnd"/>
+      <w:r>
+        <w:t>="select 1 from dual"</w:t>
+      </w:r>
+    </w:p>
+    <w:p>
+      <w:r>
+        <w:t xml:space="preserve">              </w:t>
+      </w:r>
+      <w:proofErr w:type="spellStart"/>
+      <w:proofErr w:type="gramStart"/>
+      <w:r>
+        <w:t>validationQueryTimeout</w:t>
+      </w:r>
+      <w:proofErr w:type="spellEnd"/>
+      <w:proofErr w:type="gramEnd"/>
+      <w:r>
+        <w:t>="5"</w:t>
+      </w:r>
+    </w:p>
+    <w:p>
+      <w:r>
+        <w:t xml:space="preserve">              </w:t>
+      </w:r>
+      <w:proofErr w:type="spellStart"/>
+      <w:proofErr w:type="gramStart"/>
+      <w:r>
+        <w:t>testWhileIdle</w:t>
+      </w:r>
+      <w:proofErr w:type="spellEnd"/>
+      <w:proofErr w:type="gramEnd"/>
+      <w:r>
+        <w:t>="true"</w:t>
+      </w:r>
+    </w:p>
+    <w:p>
+      <w:r>
+        <w:t xml:space="preserve">          /&gt;</w:t>
+      </w:r>
+    </w:p>
+    <w:p>
+      <w:r>
         <w:lastRenderedPageBreak/>
+        <w:t xml:space="preserve">    </w:t>
+      </w:r>
+      <w:proofErr w:type="spellStart"/>
+      <w:r>
+        <w:t>jdbc</w:t>
+      </w:r>
+      <w:proofErr w:type="spellEnd"/>
+      <w:r>
+        <w:t>/</w:t>
+      </w:r>
+      <w:proofErr w:type="spellStart"/>
+      <w:r>
+        <w:t>ezTalk</w:t>
+      </w:r>
+      <w:proofErr w:type="spellEnd"/>
+      <w:r>
+        <w:t xml:space="preserve"> </w:t>
+      </w:r>
+      <w:r>
+        <w:rPr>
+          <w:rFonts w:hint="eastAsia"/>
+        </w:rPr>
+        <w:t xml:space="preserve">데이터 소스는 </w:t>
+      </w:r>
+      <w:proofErr w:type="spellStart"/>
+      <w:r>
+        <w:rPr>
+          <w:rFonts w:hint="eastAsia"/>
+        </w:rPr>
+        <w:t>톡서버가</w:t>
+      </w:r>
+      <w:proofErr w:type="spellEnd"/>
+      <w:r>
+        <w:rPr>
+          <w:rFonts w:hint="eastAsia"/>
+        </w:rPr>
+        <w:t xml:space="preserve"> 설치되어 있는 경우 </w:t>
+      </w:r>
+      <w:proofErr w:type="spellStart"/>
+      <w:r>
+        <w:rPr>
+          <w:rFonts w:hint="eastAsia"/>
+        </w:rPr>
+        <w:t>톡서버의</w:t>
+      </w:r>
+      <w:proofErr w:type="spellEnd"/>
+      <w:r>
+        <w:rPr>
+          <w:rFonts w:hint="eastAsia"/>
+        </w:rPr>
+        <w:t xml:space="preserve"> </w:t>
+      </w:r>
+      <w:r>
+        <w:t xml:space="preserve">DB </w:t>
+      </w:r>
+      <w:r>
+        <w:rPr>
+          <w:rFonts w:hint="eastAsia"/>
+        </w:rPr>
+        <w:t>정보로 설정해야 한다</w:t>
+      </w:r>
+      <w:proofErr w:type="gramStart"/>
+      <w:r>
+        <w:rPr>
+          <w:rFonts w:hint="eastAsia"/>
+        </w:rPr>
+        <w:t>.</w:t>
+      </w:r>
+      <w:r>
+        <w:t>(</w:t>
+      </w:r>
+      <w:proofErr w:type="spellStart"/>
+      <w:proofErr w:type="gramEnd"/>
+      <w:r>
+        <w:rPr>
+          <w:rFonts w:hint="eastAsia"/>
+        </w:rPr>
+        <w:t>푸시</w:t>
+      </w:r>
+      <w:proofErr w:type="spellEnd"/>
+      <w:r>
+        <w:rPr>
+          <w:rFonts w:hint="eastAsia"/>
+        </w:rPr>
+        <w:t xml:space="preserve"> 알림 테이블에 </w:t>
+      </w:r>
+      <w:r>
+        <w:rPr>
+          <w:rFonts w:hint="eastAsia"/>
+        </w:rPr>
+        <w:t xml:space="preserve">알림 정보를 </w:t>
+      </w:r>
+      <w:r>
+        <w:rPr>
+          <w:rFonts w:hint="eastAsia"/>
+        </w:rPr>
+        <w:t>기록하는 등의 용도로 사용된다.</w:t>
+      </w:r>
+      <w:r>
+        <w:t>)</w:t>
+      </w:r>
+      <w:r>
+        <w:t xml:space="preserve"> </w:t>
+      </w:r>
+      <w:proofErr w:type="spellStart"/>
+      <w:r>
+        <w:rPr>
+          <w:rFonts w:hint="eastAsia"/>
+        </w:rPr>
+        <w:t>톡서버는</w:t>
+      </w:r>
+      <w:proofErr w:type="spellEnd"/>
+      <w:r>
+        <w:rPr>
+          <w:rFonts w:hint="eastAsia"/>
+        </w:rPr>
+        <w:t xml:space="preserve"> 현재 </w:t>
+      </w:r>
+      <w:proofErr w:type="spellStart"/>
+      <w:r>
+        <w:t>MariaDB</w:t>
+      </w:r>
+      <w:proofErr w:type="spellEnd"/>
+      <w:r>
+        <w:rPr>
+          <w:rFonts w:hint="eastAsia"/>
+        </w:rPr>
+        <w:t xml:space="preserve">만 지원하므로 </w:t>
+      </w:r>
+      <w:proofErr w:type="spellStart"/>
+      <w:r>
+        <w:t>MariaDB</w:t>
+      </w:r>
+      <w:proofErr w:type="spellEnd"/>
+      <w:r>
+        <w:rPr>
+          <w:rFonts w:hint="eastAsia"/>
+        </w:rPr>
+        <w:t xml:space="preserve">로 설정하면 되나 </w:t>
+      </w:r>
+      <w:proofErr w:type="spellStart"/>
+      <w:r>
+        <w:rPr>
+          <w:rFonts w:hint="eastAsia"/>
+        </w:rPr>
+        <w:t>톡서버가</w:t>
+      </w:r>
+      <w:proofErr w:type="spellEnd"/>
+      <w:r>
+        <w:rPr>
+          <w:rFonts w:hint="eastAsia"/>
+        </w:rPr>
+        <w:t xml:space="preserve"> 설치되어 있지 않은 경우에는 </w:t>
+      </w:r>
+      <w:proofErr w:type="spellStart"/>
+      <w:r>
+        <w:t>jdbc</w:t>
+      </w:r>
+      <w:proofErr w:type="spellEnd"/>
+      <w:r>
+        <w:t>/</w:t>
+      </w:r>
+      <w:proofErr w:type="spellStart"/>
+      <w:r>
+        <w:t>jmocha</w:t>
+      </w:r>
+      <w:proofErr w:type="spellEnd"/>
+      <w:r>
+        <w:t xml:space="preserve"> </w:t>
+      </w:r>
+      <w:r>
+        <w:rPr>
+          <w:rFonts w:hint="eastAsia"/>
+        </w:rPr>
+        <w:t>데이터 소스와 동일하게 설정한다.</w:t>
+      </w:r>
+      <w:r>
+        <w:t xml:space="preserve"> </w:t>
+      </w:r>
+      <w:r>
+        <w:rPr>
+          <w:rFonts w:hint="eastAsia"/>
+        </w:rPr>
+        <w:t xml:space="preserve">다음 설정은 </w:t>
+      </w:r>
+      <w:proofErr w:type="spellStart"/>
+      <w:r>
+        <w:rPr>
+          <w:rFonts w:hint="eastAsia"/>
+        </w:rPr>
+        <w:t>톡서버가</w:t>
+      </w:r>
+      <w:proofErr w:type="spellEnd"/>
+      <w:r>
+        <w:rPr>
+          <w:rFonts w:hint="eastAsia"/>
+        </w:rPr>
+        <w:t xml:space="preserve"> 설치되어 있지 않은 경우를 가정한다.</w:t>
+      </w:r>
+    </w:p>
+    <w:p>
+      <w:r>
+        <w:t xml:space="preserve">    &lt;Resource name="</w:t>
+      </w:r>
+      <w:proofErr w:type="spellStart"/>
+      <w:r>
+        <w:t>jdbc</w:t>
+      </w:r>
+      <w:proofErr w:type="spellEnd"/>
+      <w:r>
+        <w:t>/</w:t>
+      </w:r>
+      <w:proofErr w:type="spellStart"/>
+      <w:r>
+        <w:t>ezTalk</w:t>
+      </w:r>
+      <w:proofErr w:type="spellEnd"/>
+      <w:r>
+        <w:t>"</w:t>
+      </w:r>
+    </w:p>
+    <w:p>
+      <w:r>
         <w:t xml:space="preserve">              </w:t>
       </w:r>
+      <w:proofErr w:type="spellStart"/>
       <w:proofErr w:type="gramStart"/>
       <w:r>
+        <w:t>auth</w:t>
+      </w:r>
+      <w:proofErr w:type="spellEnd"/>
+      <w:proofErr w:type="gramEnd"/>
+      <w:r>
+        <w:t>="Container"</w:t>
+      </w:r>
+    </w:p>
+    <w:p>
+      <w:r>
+        <w:t xml:space="preserve">              </w:t>
+      </w:r>
+      <w:proofErr w:type="gramStart"/>
+      <w:r>
         <w:t>type</w:t>
       </w:r>
       <w:proofErr w:type="gramEnd"/>
@@ -3094,6 +3739,29 @@
       </w:r>
       <w:proofErr w:type="spellEnd"/>
       <w:r>
+        <w:t>"</w:t>
+      </w:r>
+    </w:p>
+    <w:p>
+      <w:r>
+        <w:t xml:space="preserve">              </w:t>
+      </w:r>
+      <w:proofErr w:type="spellStart"/>
+      <w:proofErr w:type="gramStart"/>
+      <w:r>
+        <w:t>driverClassName</w:t>
+      </w:r>
+      <w:proofErr w:type="spellEnd"/>
+      <w:proofErr w:type="gramEnd"/>
+      <w:r>
+        <w:t>="</w:t>
+      </w:r>
+      <w:proofErr w:type="spellStart"/>
+      <w:r>
+        <w:t>oracle.jdbc.OracleDriver</w:t>
+      </w:r>
+      <w:proofErr w:type="spellEnd"/>
+      <w:r>
         <w:t xml:space="preserve">"  </w:t>
       </w:r>
     </w:p>
@@ -3102,516 +3770,65 @@
         <w:t xml:space="preserve">              </w:t>
       </w:r>
       <w:proofErr w:type="spellStart"/>
+      <w:r>
+        <w:t>url</w:t>
+      </w:r>
+      <w:proofErr w:type="spellEnd"/>
+      <w:r>
+        <w:t>="</w:t>
+      </w:r>
+      <w:proofErr w:type="spellStart"/>
+      <w:r>
+        <w:t>jdbc:oracle:thin</w:t>
+      </w:r>
+      <w:proofErr w:type="spellEnd"/>
+      <w:r>
+        <w:t xml:space="preserve">:@127.0.0.1:1521:orcl"  </w:t>
+      </w:r>
+    </w:p>
+    <w:p>
+      <w:r>
+        <w:t xml:space="preserve">              </w:t>
+      </w:r>
       <w:proofErr w:type="gramStart"/>
       <w:r>
-        <w:t>driverClassName</w:t>
-      </w:r>
-      <w:proofErr w:type="spellEnd"/>
+        <w:t>username</w:t>
+      </w:r>
       <w:proofErr w:type="gramEnd"/>
       <w:r>
-        <w:t>="</w:t>
-      </w:r>
-      <w:proofErr w:type="spellStart"/>
-      <w:r>
-        <w:t>oracle.jdbc.OracleDriver</w:t>
-      </w:r>
-      <w:proofErr w:type="spellEnd"/>
-      <w:r>
-        <w:t xml:space="preserve">"  </w:t>
+        <w:t>="ezEKP2017"</w:t>
       </w:r>
     </w:p>
     <w:p>
       <w:r>
         <w:t xml:space="preserve">              </w:t>
       </w:r>
-      <w:proofErr w:type="spellStart"/>
-      <w:r>
-        <w:t>url</w:t>
-      </w:r>
-      <w:proofErr w:type="spellEnd"/>
-      <w:r>
-        <w:t>="</w:t>
-      </w:r>
-      <w:proofErr w:type="spellStart"/>
-      <w:r>
-        <w:t>jdbc:oracle:thin</w:t>
-      </w:r>
-      <w:proofErr w:type="spellEnd"/>
-      <w:r>
-        <w:t>:@127.0.0.1:1521:orcl</w:t>
-      </w:r>
-      <w:r>
-        <w:t xml:space="preserve">"  </w:t>
+      <w:proofErr w:type="gramStart"/>
+      <w:r>
+        <w:t>password</w:t>
+      </w:r>
+      <w:proofErr w:type="gramEnd"/>
+      <w:r>
+        <w:t>="ezflow_010"</w:t>
       </w:r>
     </w:p>
     <w:p>
       <w:r>
         <w:t xml:space="preserve">              </w:t>
       </w:r>
+      <w:proofErr w:type="spellStart"/>
       <w:proofErr w:type="gramStart"/>
       <w:r>
-        <w:t>username</w:t>
-      </w:r>
+        <w:t>maxTotal</w:t>
+      </w:r>
+      <w:proofErr w:type="spellEnd"/>
       <w:proofErr w:type="gramEnd"/>
       <w:r>
-        <w:t xml:space="preserve">="ezEKP2017"  </w:t>
-      </w:r>
-    </w:p>
-    <w:p>
-      <w:r>
-        <w:t xml:space="preserve">              </w:t>
-      </w:r>
-      <w:proofErr w:type="gramStart"/>
-      <w:r>
-        <w:t>password</w:t>
-      </w:r>
-      <w:proofErr w:type="gramEnd"/>
-      <w:r>
-        <w:t xml:space="preserve">="ezflow_010"  </w:t>
-      </w:r>
-    </w:p>
-    <w:p>
-      <w:r>
-        <w:t xml:space="preserve">              </w:t>
-      </w:r>
-      <w:proofErr w:type="spellStart"/>
-      <w:proofErr w:type="gramStart"/>
-      <w:r>
-        <w:t>maxTotal</w:t>
-      </w:r>
-      <w:proofErr w:type="spellEnd"/>
-      <w:proofErr w:type="gramEnd"/>
-      <w:r>
-        <w:t xml:space="preserve">="50"  </w:t>
-      </w:r>
-    </w:p>
-    <w:p>
-      <w:r>
-        <w:t xml:space="preserve">              </w:t>
-      </w:r>
-      <w:proofErr w:type="spellStart"/>
-      <w:proofErr w:type="gramStart"/>
-      <w:r>
-        <w:t>maxIdle</w:t>
-      </w:r>
-      <w:proofErr w:type="spellEnd"/>
-      <w:proofErr w:type="gramEnd"/>
-      <w:r>
-        <w:t xml:space="preserve">="10"  </w:t>
-      </w:r>
-    </w:p>
-    <w:p>
-      <w:r>
-        <w:t xml:space="preserve">              </w:t>
-      </w:r>
-      <w:proofErr w:type="spellStart"/>
-      <w:proofErr w:type="gramStart"/>
-      <w:r>
-        <w:t>maxWaitMillis</w:t>
-      </w:r>
-      <w:proofErr w:type="spellEnd"/>
-      <w:proofErr w:type="gramEnd"/>
-      <w:r>
-        <w:t xml:space="preserve">="20000"  </w:t>
-      </w:r>
-    </w:p>
-    <w:p>
-      <w:r>
-        <w:t xml:space="preserve">              </w:t>
-      </w:r>
-      <w:proofErr w:type="spellStart"/>
-      <w:proofErr w:type="gramStart"/>
-      <w:r>
-        <w:t>validationQuery</w:t>
-      </w:r>
-      <w:proofErr w:type="spellEnd"/>
-      <w:proofErr w:type="gramEnd"/>
-      <w:r>
-        <w:t>="select 1 from dual"</w:t>
-      </w:r>
-    </w:p>
-    <w:p>
-      <w:r>
-        <w:t xml:space="preserve">              </w:t>
-      </w:r>
-      <w:proofErr w:type="spellStart"/>
-      <w:proofErr w:type="gramStart"/>
-      <w:r>
-        <w:t>validationQueryTimeout</w:t>
-      </w:r>
-      <w:proofErr w:type="spellEnd"/>
-      <w:proofErr w:type="gramEnd"/>
-      <w:r>
-        <w:t>="5"</w:t>
-      </w:r>
-    </w:p>
-    <w:p>
-      <w:r>
-        <w:t xml:space="preserve">              </w:t>
-      </w:r>
-      <w:proofErr w:type="spellStart"/>
-      <w:proofErr w:type="gramStart"/>
-      <w:r>
-        <w:t>testWhileIdle</w:t>
-      </w:r>
-      <w:proofErr w:type="spellEnd"/>
-      <w:proofErr w:type="gramEnd"/>
-      <w:r>
-        <w:t>="true"</w:t>
-      </w:r>
-    </w:p>
-    <w:p>
-      <w:r>
-        <w:t xml:space="preserve">          /&gt;</w:t>
-      </w:r>
-    </w:p>
-    <w:p>
-      <w:r>
-        <w:t xml:space="preserve">    </w:t>
-      </w:r>
-      <w:proofErr w:type="spellStart"/>
-      <w:r>
-        <w:t>jdbc</w:t>
-      </w:r>
-      <w:proofErr w:type="spellEnd"/>
-      <w:r>
-        <w:t>/</w:t>
-      </w:r>
-      <w:proofErr w:type="spellStart"/>
-      <w:r>
-        <w:t>ezTalk</w:t>
-      </w:r>
-      <w:proofErr w:type="spellEnd"/>
-      <w:r>
-        <w:t xml:space="preserve"> </w:t>
-      </w:r>
-      <w:r>
-        <w:rPr>
-          <w:rFonts w:hint="eastAsia"/>
-        </w:rPr>
-        <w:t xml:space="preserve">데이터 소스는 </w:t>
-      </w:r>
-      <w:proofErr w:type="spellStart"/>
-      <w:r>
-        <w:rPr>
-          <w:rFonts w:hint="eastAsia"/>
-        </w:rPr>
-        <w:t>톡서버가</w:t>
-      </w:r>
-      <w:proofErr w:type="spellEnd"/>
-      <w:r>
-        <w:rPr>
-          <w:rFonts w:hint="eastAsia"/>
-        </w:rPr>
-        <w:t xml:space="preserve"> 설치되어 있는 경우 </w:t>
-      </w:r>
-      <w:proofErr w:type="spellStart"/>
-      <w:r>
-        <w:rPr>
-          <w:rFonts w:hint="eastAsia"/>
-        </w:rPr>
-        <w:t>톡서버의</w:t>
-      </w:r>
-      <w:proofErr w:type="spellEnd"/>
-      <w:r>
-        <w:rPr>
-          <w:rFonts w:hint="eastAsia"/>
-        </w:rPr>
-        <w:t xml:space="preserve"> </w:t>
-      </w:r>
-      <w:r>
-        <w:t xml:space="preserve">DB </w:t>
-      </w:r>
-      <w:r>
-        <w:rPr>
-          <w:rFonts w:hint="eastAsia"/>
-        </w:rPr>
-        <w:t>정보로 설정해야 한다</w:t>
-      </w:r>
-      <w:proofErr w:type="gramStart"/>
-      <w:r>
-        <w:rPr>
-          <w:rFonts w:hint="eastAsia"/>
-        </w:rPr>
-        <w:t>.</w:t>
-      </w:r>
-      <w:r>
-        <w:t>(</w:t>
-      </w:r>
-      <w:proofErr w:type="spellStart"/>
-      <w:proofErr w:type="gramEnd"/>
-      <w:r>
-        <w:rPr>
-          <w:rFonts w:hint="eastAsia"/>
-        </w:rPr>
-        <w:t>푸시</w:t>
-      </w:r>
-      <w:proofErr w:type="spellEnd"/>
-      <w:r>
-        <w:rPr>
-          <w:rFonts w:hint="eastAsia"/>
-        </w:rPr>
-        <w:t xml:space="preserve"> 알림 테이블에 </w:t>
-      </w:r>
-      <w:r>
-        <w:rPr>
-          <w:rFonts w:hint="eastAsia"/>
-        </w:rPr>
-        <w:t xml:space="preserve">알림 정보를 </w:t>
-      </w:r>
-      <w:r>
-        <w:rPr>
-          <w:rFonts w:hint="eastAsia"/>
-        </w:rPr>
-        <w:t>기록하는 등의 용도로 사용된다.</w:t>
-      </w:r>
-      <w:r>
-        <w:t>)</w:t>
-      </w:r>
-      <w:r>
-        <w:t xml:space="preserve"> </w:t>
-      </w:r>
-      <w:proofErr w:type="spellStart"/>
-      <w:r>
-        <w:rPr>
-          <w:rFonts w:hint="eastAsia"/>
-        </w:rPr>
-        <w:t>톡서버는</w:t>
-      </w:r>
-      <w:proofErr w:type="spellEnd"/>
-      <w:r>
-        <w:rPr>
-          <w:rFonts w:hint="eastAsia"/>
-        </w:rPr>
-        <w:t xml:space="preserve"> 현재 </w:t>
-      </w:r>
-      <w:proofErr w:type="spellStart"/>
-      <w:r>
-        <w:t>MariaDB</w:t>
-      </w:r>
-      <w:proofErr w:type="spellEnd"/>
-      <w:r>
-        <w:rPr>
-          <w:rFonts w:hint="eastAsia"/>
-        </w:rPr>
-        <w:t xml:space="preserve">만 지원하므로 </w:t>
-      </w:r>
-      <w:proofErr w:type="spellStart"/>
-      <w:r>
-        <w:t>MariaDB</w:t>
-      </w:r>
-      <w:proofErr w:type="spellEnd"/>
-      <w:r>
-        <w:rPr>
-          <w:rFonts w:hint="eastAsia"/>
-        </w:rPr>
-        <w:t xml:space="preserve">로 설정하면 되나 </w:t>
-      </w:r>
-      <w:proofErr w:type="spellStart"/>
-      <w:r>
-        <w:rPr>
-          <w:rFonts w:hint="eastAsia"/>
-        </w:rPr>
-        <w:t>톡서버가</w:t>
-      </w:r>
-      <w:proofErr w:type="spellEnd"/>
-      <w:r>
-        <w:rPr>
-          <w:rFonts w:hint="eastAsia"/>
-        </w:rPr>
-        <w:t xml:space="preserve"> 설치되어 있지 않은 경우에는 </w:t>
-      </w:r>
-      <w:proofErr w:type="spellStart"/>
-      <w:r>
-        <w:t>jdbc</w:t>
-      </w:r>
-      <w:proofErr w:type="spellEnd"/>
-      <w:r>
-        <w:t>/</w:t>
-      </w:r>
-      <w:proofErr w:type="spellStart"/>
-      <w:r>
-        <w:t>jmocha</w:t>
-      </w:r>
-      <w:proofErr w:type="spellEnd"/>
-      <w:r>
-        <w:t xml:space="preserve"> </w:t>
-      </w:r>
-      <w:r>
-        <w:rPr>
-          <w:rFonts w:hint="eastAsia"/>
-        </w:rPr>
-        <w:t>데이터 소스와 동일하게 설정한다.</w:t>
-      </w:r>
-      <w:r>
-        <w:t xml:space="preserve"> </w:t>
-      </w:r>
-      <w:r>
-        <w:rPr>
-          <w:rFonts w:hint="eastAsia"/>
-        </w:rPr>
-        <w:t xml:space="preserve">다음 설정은 </w:t>
-      </w:r>
-      <w:proofErr w:type="spellStart"/>
-      <w:r>
-        <w:rPr>
-          <w:rFonts w:hint="eastAsia"/>
-        </w:rPr>
-        <w:t>톡서버가</w:t>
-      </w:r>
-      <w:proofErr w:type="spellEnd"/>
-      <w:r>
-        <w:rPr>
-          <w:rFonts w:hint="eastAsia"/>
-        </w:rPr>
-        <w:t xml:space="preserve"> 설치되어 있지 않은 경우를 가정한다.</w:t>
-      </w:r>
-    </w:p>
-    <w:p>
-      <w:r>
-        <w:t xml:space="preserve">    &lt;Resource name="</w:t>
-      </w:r>
-      <w:proofErr w:type="spellStart"/>
-      <w:r>
-        <w:t>jdbc</w:t>
-      </w:r>
-      <w:proofErr w:type="spellEnd"/>
-      <w:r>
-        <w:t>/</w:t>
-      </w:r>
-      <w:proofErr w:type="spellStart"/>
-      <w:r>
-        <w:t>ezTalk</w:t>
-      </w:r>
-      <w:proofErr w:type="spellEnd"/>
-      <w:r>
-        <w:t>"</w:t>
-      </w:r>
-    </w:p>
-    <w:p>
-      <w:r>
-        <w:t xml:space="preserve">              </w:t>
-      </w:r>
-      <w:proofErr w:type="spellStart"/>
-      <w:proofErr w:type="gramStart"/>
-      <w:r>
-        <w:t>auth</w:t>
-      </w:r>
-      <w:proofErr w:type="spellEnd"/>
-      <w:proofErr w:type="gramEnd"/>
-      <w:r>
-        <w:t>="Container"</w:t>
-      </w:r>
-    </w:p>
-    <w:p>
-      <w:r>
-        <w:t xml:space="preserve">              </w:t>
-      </w:r>
-      <w:proofErr w:type="gramStart"/>
-      <w:r>
-        <w:t>type</w:t>
-      </w:r>
-      <w:proofErr w:type="gramEnd"/>
-      <w:r>
-        <w:t>="</w:t>
-      </w:r>
-      <w:proofErr w:type="spellStart"/>
-      <w:r>
-        <w:t>javax.sql.DataSource</w:t>
-      </w:r>
-      <w:proofErr w:type="spellEnd"/>
-      <w:r>
-        <w:t>"</w:t>
-      </w:r>
-    </w:p>
-    <w:p>
-      <w:r>
-        <w:t xml:space="preserve">              </w:t>
-      </w:r>
-      <w:proofErr w:type="spellStart"/>
-      <w:proofErr w:type="gramStart"/>
-      <w:r>
-        <w:t>driverClassName</w:t>
-      </w:r>
-      <w:proofErr w:type="spellEnd"/>
-      <w:proofErr w:type="gramEnd"/>
-      <w:r>
-        <w:t>="</w:t>
-      </w:r>
-      <w:proofErr w:type="spellStart"/>
-      <w:r>
-        <w:t>oracle.jdbc.OracleDriver</w:t>
-      </w:r>
-      <w:proofErr w:type="spellEnd"/>
-      <w:r>
-        <w:t xml:space="preserve">"  </w:t>
-      </w:r>
-    </w:p>
-    <w:p>
-      <w:r>
-        <w:t xml:space="preserve">              </w:t>
-      </w:r>
-      <w:proofErr w:type="spellStart"/>
-      <w:r>
-        <w:t>url</w:t>
-      </w:r>
-      <w:proofErr w:type="spellEnd"/>
-      <w:r>
-        <w:t>="</w:t>
-      </w:r>
-      <w:proofErr w:type="spellStart"/>
-      <w:r>
-        <w:t>jdbc:oracle:thin</w:t>
-      </w:r>
-      <w:proofErr w:type="spellEnd"/>
-      <w:r>
-        <w:t xml:space="preserve">:@127.0.0.1:1521:orcl"  </w:t>
-      </w:r>
-    </w:p>
-    <w:p>
-      <w:r>
-        <w:t xml:space="preserve">              </w:t>
-      </w:r>
-      <w:proofErr w:type="gramStart"/>
-      <w:r>
-        <w:t>username</w:t>
-      </w:r>
-      <w:proofErr w:type="gramEnd"/>
-      <w:r>
-        <w:t>="ezEKP2017"</w:t>
-      </w:r>
-    </w:p>
-    <w:p>
-      <w:r>
-        <w:t xml:space="preserve">              </w:t>
-      </w:r>
-      <w:proofErr w:type="gramStart"/>
-      <w:r>
-        <w:t>password</w:t>
-      </w:r>
-      <w:proofErr w:type="gramEnd"/>
-      <w:r>
-        <w:t>="ezflow_010"</w:t>
-      </w:r>
-    </w:p>
-    <w:p>
-      <w:r>
-        <w:t xml:space="preserve">              </w:t>
-      </w:r>
-      <w:proofErr w:type="spellStart"/>
-      <w:proofErr w:type="gramStart"/>
-      <w:r>
-        <w:t>maxTotal</w:t>
-      </w:r>
-      <w:proofErr w:type="spellEnd"/>
-      <w:proofErr w:type="gramEnd"/>
-      <w:r>
         <w:t>="50"</w:t>
       </w:r>
     </w:p>
     <w:p>
       <w:r>
-        <w:lastRenderedPageBreak/>
         <w:t xml:space="preserve">              </w:t>
       </w:r>
       <w:proofErr w:type="spellStart"/>
@@ -3910,6 +4127,7 @@
         <w:ind w:left="360"/>
       </w:pPr>
       <w:r>
+        <w:lastRenderedPageBreak/>
         <w:t>database.url=</w:t>
       </w:r>
       <w:proofErr w:type="spellStart"/>
@@ -4164,7 +4382,6 @@
         <w:rPr>
           <w:rFonts w:hint="eastAsia"/>
         </w:rPr>
-        <w:lastRenderedPageBreak/>
         <w:t>ezFlow</w:t>
       </w:r>
       <w:proofErr w:type="spellEnd"/>
@@ -4623,6 +4840,7 @@
       </w:r>
       <w:proofErr w:type="spellStart"/>
       <w:r>
+        <w:lastRenderedPageBreak/>
         <w:t>jmocha</w:t>
       </w:r>
       <w:proofErr w:type="spellEnd"/>
@@ -7192,7 +7410,7 @@
 </file>
 
 <file path=customXml/itemProps1.xml><?xml version="1.0" encoding="utf-8"?>
-<ds:datastoreItem xmlns:ds="http://schemas.openxmlformats.org/officeDocument/2006/customXml" ds:itemID="{FC02A7A8-7718-4CE2-B7C5-C984692B242E}">
+<ds:datastoreItem xmlns:ds="http://schemas.openxmlformats.org/officeDocument/2006/customXml" ds:itemID="{43860FAB-B65D-4AD9-94C8-8544B300F9F6}">
   <ds:schemaRefs>
     <ds:schemaRef ds:uri="http://schemas.openxmlformats.org/officeDocument/2006/bibliography"/>
   </ds:schemaRefs>

--- a/docs/tech/ezEKP/ezEKP_오라클_설치_매뉴얼.docx
+++ b/docs/tech/ezEKP/ezEKP_오라클_설치_매뉴얼.docx
@@ -7,33 +7,11 @@
         <w:pStyle w:val="a3"/>
       </w:pPr>
       <w:bookmarkStart w:id="0" w:name="_Toc42007733"/>
-      <w:proofErr w:type="spellStart"/>
-      <w:r>
-        <w:rPr>
-          <w:rFonts w:hint="eastAsia"/>
-        </w:rPr>
-        <w:t>ezEKP</w:t>
-      </w:r>
-      <w:proofErr w:type="spellEnd"/>
-      <w:r>
-        <w:rPr>
-          <w:rFonts w:hint="eastAsia"/>
-        </w:rPr>
-        <w:t xml:space="preserve"> </w:t>
-      </w:r>
-      <w:proofErr w:type="spellStart"/>
-      <w:r>
-        <w:rPr>
-          <w:rFonts w:hint="eastAsia"/>
-        </w:rPr>
-        <w:t>오라클</w:t>
-      </w:r>
-      <w:proofErr w:type="spellEnd"/>
-      <w:r>
-        <w:rPr>
-          <w:rFonts w:hint="eastAsia"/>
-        </w:rPr>
-        <w:t xml:space="preserve"> 설치 매뉴얼</w:t>
+      <w:r>
+        <w:rPr>
+          <w:rFonts w:hint="eastAsia"/>
+        </w:rPr>
+        <w:t>ezEKP 오라클 설치 매뉴얼</w:t>
       </w:r>
       <w:bookmarkEnd w:id="0"/>
     </w:p>
@@ -45,27 +23,14 @@
         </w:rPr>
         <w:t xml:space="preserve">이 문서는 </w:t>
       </w:r>
-      <w:proofErr w:type="spellStart"/>
-      <w:r>
-        <w:t>ezEKP</w:t>
-      </w:r>
-      <w:proofErr w:type="spellEnd"/>
-      <w:r>
-        <w:t xml:space="preserve"> </w:t>
-      </w:r>
-      <w:proofErr w:type="spellStart"/>
-      <w:r>
-        <w:rPr>
-          <w:rFonts w:hint="eastAsia"/>
-        </w:rPr>
-        <w:t>오라클</w:t>
-      </w:r>
-      <w:proofErr w:type="spellEnd"/>
-      <w:r>
-        <w:rPr>
-          <w:rFonts w:hint="eastAsia"/>
-        </w:rPr>
-        <w:t xml:space="preserve"> 버전을 설치하는 </w:t>
+      <w:r>
+        <w:t xml:space="preserve">ezEKP </w:t>
+      </w:r>
+      <w:r>
+        <w:rPr>
+          <w:rFonts w:hint="eastAsia"/>
+        </w:rPr>
+        <w:t xml:space="preserve">오라클 버전을 설치하는 </w:t>
       </w:r>
       <w:r>
         <w:rPr>
@@ -732,39 +697,207 @@
       <w:bookmarkEnd w:id="1"/>
     </w:p>
     <w:p>
-      <w:proofErr w:type="spellStart"/>
-      <w:r>
-        <w:rPr>
-          <w:rFonts w:hint="eastAsia"/>
-        </w:rPr>
+      <w:r>
+        <w:rPr>
+          <w:rFonts w:hint="eastAsia"/>
+        </w:rPr>
+        <w:t xml:space="preserve">ezEKP 오라클 버전은 </w:t>
+      </w:r>
+      <w:r>
+        <w:t xml:space="preserve">MariaDB </w:t>
+      </w:r>
+      <w:r>
+        <w:rPr>
+          <w:rFonts w:hint="eastAsia"/>
+        </w:rPr>
+        <w:t>버전과 달리 데이터베이스</w:t>
+      </w:r>
+      <w:r>
+        <w:rPr>
+          <w:rFonts w:hint="eastAsia"/>
+        </w:rPr>
+        <w:t xml:space="preserve"> 설치</w:t>
+      </w:r>
+      <w:r>
+        <w:rPr>
+          <w:rFonts w:hint="eastAsia"/>
+        </w:rPr>
+        <w:t>를 포함하여 모든 설치 과정을 자동으로 수행하는 패키지가 존재하지 않는다.</w:t>
+      </w:r>
+      <w:r>
+        <w:t xml:space="preserve"> </w:t>
+      </w:r>
+      <w:r>
+        <w:rPr>
+          <w:rFonts w:hint="eastAsia"/>
+        </w:rPr>
+        <w:t>오라클 데이터베이스</w:t>
+      </w:r>
+      <w:r>
+        <w:rPr>
+          <w:rFonts w:hint="eastAsia"/>
+        </w:rPr>
+        <w:t>는 별도의 설치 과정을 통해 설치되며 보통 독립적인 서버에 설치되기 때문이다.</w:t>
+      </w:r>
+      <w:r>
+        <w:t xml:space="preserve"> </w:t>
+      </w:r>
+      <w:r>
+        <w:rPr>
+          <w:rFonts w:hint="eastAsia"/>
+        </w:rPr>
+        <w:t xml:space="preserve">따라서 오라클 데이터베이스가 이미 설치되어 동작 중인 상태에서 </w:t>
+      </w:r>
+      <w:r>
         <w:t>ezEKP</w:t>
       </w:r>
-      <w:proofErr w:type="spellEnd"/>
-      <w:r>
-        <w:rPr>
-          <w:rFonts w:hint="eastAsia"/>
-        </w:rPr>
+      <w:r>
+        <w:rPr>
+          <w:rFonts w:hint="eastAsia"/>
+        </w:rPr>
+        <w:t xml:space="preserve">를 설치하게 되며 </w:t>
+      </w:r>
+      <w:r>
+        <w:rPr>
+          <w:rFonts w:hint="eastAsia"/>
+        </w:rPr>
+        <w:t xml:space="preserve">별도의 패키지가 아닌 </w:t>
+      </w:r>
+      <w:r>
+        <w:rPr>
+          <w:rFonts w:hint="eastAsia"/>
+        </w:rPr>
+        <w:t xml:space="preserve">기존 </w:t>
+      </w:r>
+      <w:r>
+        <w:t xml:space="preserve">MariaDB </w:t>
+      </w:r>
+      <w:r>
+        <w:rPr>
+          <w:rFonts w:hint="eastAsia"/>
+        </w:rPr>
+        <w:t>버전용 패키지를 그대로 사용하여 설치를 진행한다.</w:t>
+      </w:r>
+      <w:r>
         <w:t xml:space="preserve"> </w:t>
       </w:r>
-      <w:proofErr w:type="spellStart"/>
-      <w:r>
-        <w:rPr>
-          <w:rFonts w:hint="eastAsia"/>
-        </w:rPr>
-        <w:t>오라클</w:t>
-      </w:r>
-      <w:proofErr w:type="spellEnd"/>
-      <w:r>
-        <w:rPr>
-          <w:rFonts w:hint="eastAsia"/>
-        </w:rPr>
-        <w:t xml:space="preserve"> 버전은 </w:t>
-      </w:r>
-      <w:proofErr w:type="spellStart"/>
+      <w:r>
+        <w:rPr>
+          <w:rFonts w:hint="eastAsia"/>
+        </w:rPr>
+        <w:t xml:space="preserve">다만 </w:t>
+      </w:r>
+      <w:r>
+        <w:rPr>
+          <w:rFonts w:hint="eastAsia"/>
+        </w:rPr>
+        <w:t xml:space="preserve">설치 스크립트가 자동으로 수행하는 과정들의 많은 부분들을 수동으로 수행하여야 하는데 </w:t>
+      </w:r>
+      <w:r>
+        <w:t xml:space="preserve">ezEKP </w:t>
+      </w:r>
+      <w:r>
+        <w:rPr>
+          <w:rFonts w:hint="eastAsia"/>
+        </w:rPr>
+        <w:t xml:space="preserve">용 </w:t>
+      </w:r>
+      <w:r>
+        <w:t xml:space="preserve">DB </w:t>
+      </w:r>
+      <w:r>
+        <w:rPr>
+          <w:rFonts w:hint="eastAsia"/>
+        </w:rPr>
+        <w:t xml:space="preserve">계정 생성과 </w:t>
+      </w:r>
+      <w:r>
+        <w:rPr>
+          <w:rFonts w:hint="eastAsia"/>
+        </w:rPr>
+        <w:t xml:space="preserve">테이블 생성 및 초기 데이터 입력 </w:t>
+      </w:r>
+      <w:r>
+        <w:rPr>
+          <w:rFonts w:hint="eastAsia"/>
+        </w:rPr>
+        <w:t xml:space="preserve">등의 </w:t>
+      </w:r>
+      <w:r>
+        <w:rPr>
+          <w:rFonts w:hint="eastAsia"/>
+        </w:rPr>
+        <w:t xml:space="preserve">작업들이 여기에 </w:t>
+      </w:r>
+      <w:r>
+        <w:rPr>
+          <w:rFonts w:hint="eastAsia"/>
+        </w:rPr>
+        <w:t>해당</w:t>
+      </w:r>
+      <w:r>
+        <w:rPr>
+          <w:rFonts w:hint="eastAsia"/>
+        </w:rPr>
+        <w:t>된</w:t>
+      </w:r>
+      <w:r>
+        <w:rPr>
+          <w:rFonts w:hint="eastAsia"/>
+        </w:rPr>
+        <w:t>다.</w:t>
+      </w:r>
+      <w:r>
+        <w:t xml:space="preserve"> </w:t>
+      </w:r>
+      <w:r>
+        <w:rPr>
+          <w:rFonts w:hint="eastAsia"/>
+        </w:rPr>
+        <w:t xml:space="preserve">또한 </w:t>
+      </w:r>
+      <w:r>
+        <w:rPr>
+          <w:rFonts w:hint="eastAsia"/>
+        </w:rPr>
+        <w:t xml:space="preserve">설치 스크립트인 </w:t>
+      </w:r>
+      <w:r>
+        <w:t>install.pl</w:t>
+      </w:r>
+      <w:r>
+        <w:rPr>
+          <w:rFonts w:hint="eastAsia"/>
+        </w:rPr>
+        <w:t>을</w:t>
+      </w:r>
+      <w:r>
+        <w:rPr>
+          <w:rFonts w:hint="eastAsia"/>
+        </w:rPr>
+        <w:t xml:space="preserve"> 일부 수정한 </w:t>
+      </w:r>
+      <w:r>
+        <w:rPr>
+          <w:rFonts w:hint="eastAsia"/>
+        </w:rPr>
+        <w:t>후</w:t>
+      </w:r>
+      <w:r>
+        <w:rPr>
+          <w:rFonts w:hint="eastAsia"/>
+        </w:rPr>
+        <w:t xml:space="preserve"> 실행하는 </w:t>
+      </w:r>
+      <w:r>
+        <w:rPr>
+          <w:rFonts w:hint="eastAsia"/>
+        </w:rPr>
+        <w:t xml:space="preserve">과정에서 </w:t>
+      </w:r>
       <w:r>
         <w:t>MariaDB</w:t>
       </w:r>
-      <w:proofErr w:type="spellEnd"/>
       <w:r>
         <w:t xml:space="preserve"> </w:t>
       </w:r>
@@ -772,42 +905,110 @@
         <w:rPr>
           <w:rFonts w:hint="eastAsia"/>
         </w:rPr>
-        <w:t>버전과 달리 데이터베이스</w:t>
-      </w:r>
-      <w:r>
-        <w:rPr>
-          <w:rFonts w:hint="eastAsia"/>
-        </w:rPr>
-        <w:t xml:space="preserve"> 설치</w:t>
-      </w:r>
-      <w:r>
-        <w:rPr>
-          <w:rFonts w:hint="eastAsia"/>
-        </w:rPr>
-        <w:t>를 포함하여 모든 설치 과정을 자동으로 수행하는 패키지가 존재하지 않는다.</w:t>
-      </w:r>
-      <w:r>
+        <w:t xml:space="preserve">설치 과정을 </w:t>
+      </w:r>
+      <w:r>
+        <w:t>skip</w:t>
+      </w:r>
+      <w:r>
+        <w:rPr>
+          <w:rFonts w:hint="eastAsia"/>
+        </w:rPr>
+        <w:t>하고</w:t>
+      </w:r>
+      <w:r>
+        <w:rPr>
+          <w:rFonts w:hint="eastAsia"/>
+        </w:rPr>
         <w:t xml:space="preserve"> </w:t>
       </w:r>
-      <w:proofErr w:type="spellStart"/>
-      <w:r>
-        <w:rPr>
-          <w:rFonts w:hint="eastAsia"/>
-        </w:rPr>
-        <w:t>오라클</w:t>
-      </w:r>
-      <w:proofErr w:type="spellEnd"/>
-      <w:r>
-        <w:rPr>
-          <w:rFonts w:hint="eastAsia"/>
-        </w:rPr>
-        <w:t xml:space="preserve"> 데이터베이스</w:t>
-      </w:r>
-      <w:r>
-        <w:rPr>
-          <w:rFonts w:hint="eastAsia"/>
-        </w:rPr>
-        <w:t>는 별도의 설치 과정을 통해 설치되며 보통 독립적인 서버에 설치되기 때문이다.</w:t>
+      <w:r>
+        <w:t>ezEKP</w:t>
+      </w:r>
+      <w:r>
+        <w:rPr>
+          <w:rFonts w:hint="eastAsia"/>
+        </w:rPr>
+        <w:t xml:space="preserve">를 구성하는 애플리케이션들을 설치한 다음 </w:t>
+      </w:r>
+      <w:r>
+        <w:t xml:space="preserve">DB </w:t>
+      </w:r>
+      <w:r>
+        <w:rPr>
+          <w:rFonts w:hint="eastAsia"/>
+        </w:rPr>
+        <w:t xml:space="preserve">연결 관련 설정들을 </w:t>
+      </w:r>
+      <w:r>
+        <w:rPr>
+          <w:rFonts w:hint="eastAsia"/>
+        </w:rPr>
+        <w:t xml:space="preserve">수정하고 </w:t>
+      </w:r>
+      <w:r>
+        <w:rPr>
+          <w:rFonts w:hint="eastAsia"/>
+        </w:rPr>
+        <w:t>애플리케이션들을 재시작해야 한다.</w:t>
+      </w:r>
+    </w:p>
+    <w:p/>
+    <w:p>
+      <w:pPr>
+        <w:pStyle w:val="1"/>
+      </w:pPr>
+      <w:bookmarkStart w:id="2" w:name="_Toc42007735"/>
+      <w:r>
+        <w:rPr>
+          <w:rFonts w:hint="eastAsia"/>
+        </w:rPr>
+        <w:t>사전 작업</w:t>
+      </w:r>
+      <w:bookmarkEnd w:id="2"/>
+    </w:p>
+    <w:p>
+      <w:r>
+        <w:t>‘</w:t>
+      </w:r>
+      <w:r>
+        <w:rPr>
+          <w:rFonts w:hint="eastAsia"/>
+        </w:rPr>
+        <w:t>ezEKP 패키지 설치 매뉴얼</w:t>
+      </w:r>
+      <w:r>
+        <w:rPr>
+          <w:rFonts w:hint="eastAsia"/>
+        </w:rPr>
+        <w:t>.</w:t>
+      </w:r>
+      <w:r>
+        <w:t>docx</w:t>
+      </w:r>
+      <w:r>
+        <w:t>’</w:t>
+      </w:r>
+      <w:r>
+        <w:rPr>
+          <w:rFonts w:hint="eastAsia"/>
+        </w:rPr>
+        <w:t xml:space="preserve">에 기술된 </w:t>
+      </w:r>
+      <w:r>
+        <w:t xml:space="preserve">ezEKP </w:t>
+      </w:r>
+      <w:r>
+        <w:rPr>
+          <w:rFonts w:hint="eastAsia"/>
+        </w:rPr>
+        <w:t>설치 스크립트를 실행하기</w:t>
+      </w:r>
+      <w:r>
+        <w:rPr>
+          <w:rFonts w:hint="eastAsia"/>
+        </w:rPr>
+        <w:t xml:space="preserve"> 전에 수행하는 사전 작업들은 동일하게 수행한다.</w:t>
       </w:r>
       <w:r>
         <w:t xml:space="preserve"> </w:t>
@@ -816,50 +1017,85 @@
         <w:rPr>
           <w:rFonts w:hint="eastAsia"/>
         </w:rPr>
-        <w:t xml:space="preserve">따라서 </w:t>
-      </w:r>
-      <w:proofErr w:type="spellStart"/>
-      <w:r>
-        <w:rPr>
-          <w:rFonts w:hint="eastAsia"/>
-        </w:rPr>
-        <w:t>오라클</w:t>
-      </w:r>
-      <w:proofErr w:type="spellEnd"/>
-      <w:r>
-        <w:rPr>
-          <w:rFonts w:hint="eastAsia"/>
-        </w:rPr>
-        <w:t xml:space="preserve"> 데이터베이스가 이미 설치되어 동작 중인 상태에서 </w:t>
-      </w:r>
-      <w:proofErr w:type="spellStart"/>
-      <w:r>
-        <w:t>ezEKP</w:t>
-      </w:r>
-      <w:proofErr w:type="spellEnd"/>
-      <w:r>
-        <w:rPr>
-          <w:rFonts w:hint="eastAsia"/>
-        </w:rPr>
-        <w:t xml:space="preserve">를 설치하게 되며 </w:t>
-      </w:r>
-      <w:r>
-        <w:rPr>
-          <w:rFonts w:hint="eastAsia"/>
-        </w:rPr>
-        <w:t xml:space="preserve">별도의 패키지가 아닌 </w:t>
-      </w:r>
-      <w:r>
-        <w:rPr>
-          <w:rFonts w:hint="eastAsia"/>
-        </w:rPr>
-        <w:t xml:space="preserve">기존 </w:t>
-      </w:r>
-      <w:proofErr w:type="spellStart"/>
-      <w:r>
-        <w:t>MariaDB</w:t>
-      </w:r>
-      <w:proofErr w:type="spellEnd"/>
+        <w:t xml:space="preserve">여기에는 리눅스 </w:t>
+      </w:r>
+      <w:r>
+        <w:t xml:space="preserve">jmocha </w:t>
+      </w:r>
+      <w:r>
+        <w:rPr>
+          <w:rFonts w:hint="eastAsia"/>
+        </w:rPr>
+        <w:t>계정의 생성,</w:t>
+      </w:r>
+      <w:r>
+        <w:t xml:space="preserve"> .bashrc</w:t>
+      </w:r>
+      <w:r>
+        <w:rPr>
+          <w:rFonts w:hint="eastAsia"/>
+        </w:rPr>
+        <w:t xml:space="preserve">와 같은 </w:t>
+      </w:r>
+      <w:r>
+        <w:t xml:space="preserve">startup </w:t>
+      </w:r>
+      <w:r>
+        <w:rPr>
+          <w:rFonts w:hint="eastAsia"/>
+        </w:rPr>
+        <w:t>스크립트</w:t>
+      </w:r>
+      <w:r>
+        <w:rPr>
+          <w:rFonts w:hint="eastAsia"/>
+        </w:rPr>
+        <w:t>의</w:t>
+      </w:r>
+      <w:r>
+        <w:rPr>
+          <w:rFonts w:hint="eastAsia"/>
+        </w:rPr>
+        <w:t xml:space="preserve"> 설정,</w:t>
+      </w:r>
+      <w:r>
+        <w:t xml:space="preserve"> postfix </w:t>
+      </w:r>
+      <w:r>
+        <w:rPr>
+          <w:rFonts w:hint="eastAsia"/>
+        </w:rPr>
+        <w:t>프로세스 종료와 같은 작업들이 포함된다.</w:t>
+      </w:r>
+    </w:p>
+    <w:p/>
+    <w:p>
+      <w:pPr>
+        <w:pStyle w:val="1"/>
+      </w:pPr>
+      <w:r>
+        <w:rPr>
+          <w:rFonts w:hint="eastAsia"/>
+        </w:rPr>
+        <w:t>주의 사항</w:t>
+      </w:r>
+    </w:p>
+    <w:p>
+      <w:r>
+        <w:rPr>
+          <w:rFonts w:hint="eastAsia"/>
+        </w:rPr>
+        <w:t xml:space="preserve">오라클 데이터베이스의 캐릭터셋은 </w:t>
+      </w:r>
+      <w:r>
+        <w:t>AL32UTF8</w:t>
+      </w:r>
+      <w:r>
+        <w:rPr>
+          <w:rFonts w:hint="eastAsia"/>
+        </w:rPr>
+        <w:t>로 설정되어야 한다.</w:t>
+      </w:r>
       <w:r>
         <w:t xml:space="preserve"> </w:t>
       </w:r>
@@ -867,7 +1103,16 @@
         <w:rPr>
           <w:rFonts w:hint="eastAsia"/>
         </w:rPr>
-        <w:t>버전용 패키지를 그대로 사용하여 설치를 진행한다.</w:t>
+        <w:t xml:space="preserve">오라클 엔지니어에게 오라클 데이터베이스 생성 시 캐릭터셋을 </w:t>
+      </w:r>
+      <w:r>
+        <w:t>AL32UTF8</w:t>
+      </w:r>
+      <w:r>
+        <w:rPr>
+          <w:rFonts w:hint="eastAsia"/>
+        </w:rPr>
+        <w:t>로 설정해 달라고 요청하도록 한다.</w:t>
       </w:r>
       <w:r>
         <w:t xml:space="preserve"> </w:t>
@@ -876,19 +1121,89 @@
         <w:rPr>
           <w:rFonts w:hint="eastAsia"/>
         </w:rPr>
-        <w:t xml:space="preserve">다만 </w:t>
-      </w:r>
-      <w:r>
-        <w:rPr>
-          <w:rFonts w:hint="eastAsia"/>
-        </w:rPr>
-        <w:t xml:space="preserve">설치 스크립트가 자동으로 수행하는 과정들의 많은 부분들을 수동으로 수행하여야 하는데 </w:t>
-      </w:r>
-      <w:proofErr w:type="spellStart"/>
-      <w:r>
-        <w:t>ezEKP</w:t>
-      </w:r>
-      <w:proofErr w:type="spellEnd"/>
+        <w:t>캐릭터셋이 올바로 설정되었는 지 여부는 다음 쿼리를 통해 확인할 수 있다.</w:t>
+      </w:r>
+      <w:r>
+        <w:br/>
+      </w:r>
+      <w:r>
+        <w:t>select * from nls_database_parameters where parameter = 'NLS_CHARACTERSET';</w:t>
+      </w:r>
+      <w:r>
+        <w:br/>
+      </w:r>
+      <w:r>
+        <w:rPr>
+          <w:rFonts w:hint="eastAsia"/>
+        </w:rPr>
+        <w:t xml:space="preserve">올바로 설정되었을 경우 위 쿼리의 결과가 </w:t>
+      </w:r>
+      <w:r>
+        <w:t>AL32UTF8</w:t>
+      </w:r>
+      <w:r>
+        <w:rPr>
+          <w:rFonts w:hint="eastAsia"/>
+        </w:rPr>
+        <w:t>로 나오게 된다.</w:t>
+      </w:r>
+    </w:p>
+    <w:p/>
+    <w:p>
+      <w:r>
+        <w:rPr>
+          <w:rFonts w:hint="eastAsia"/>
+        </w:rPr>
+        <w:t xml:space="preserve">본래 오라클 데이터베이스의 데이터 타입 중 </w:t>
+      </w:r>
+      <w:r>
+        <w:t>varchar2</w:t>
+      </w:r>
+      <w:r>
+        <w:rPr>
+          <w:rFonts w:hint="eastAsia"/>
+        </w:rPr>
+        <w:t xml:space="preserve">는 최대 </w:t>
+      </w:r>
+      <w:r>
+        <w:t>4000</w:t>
+      </w:r>
+      <w:r>
+        <w:rPr>
+          <w:rFonts w:hint="eastAsia"/>
+        </w:rPr>
+        <w:t xml:space="preserve">바이트까지의 문자열을 저장할 수 있도록 허용하지만 오라클 </w:t>
+      </w:r>
+      <w:r>
+        <w:t xml:space="preserve">12c </w:t>
+      </w:r>
+      <w:r>
+        <w:rPr>
+          <w:rFonts w:hint="eastAsia"/>
+        </w:rPr>
+        <w:t xml:space="preserve">부터는 설정에 의해 이를 </w:t>
+      </w:r>
+      <w:r>
+        <w:t>32767</w:t>
+      </w:r>
+      <w:r>
+        <w:rPr>
+          <w:rFonts w:hint="eastAsia"/>
+        </w:rPr>
+        <w:t>바이트까지로 확장</w:t>
+      </w:r>
+      <w:r>
+        <w:rPr>
+          <w:rFonts w:hint="eastAsia"/>
+        </w:rPr>
+        <w:t>할</w:t>
+      </w:r>
+      <w:r>
+        <w:rPr>
+          <w:rFonts w:hint="eastAsia"/>
+        </w:rPr>
+        <w:t xml:space="preserve"> 수 있다.</w:t>
+      </w:r>
       <w:r>
         <w:t xml:space="preserve"> </w:t>
       </w:r>
@@ -896,52 +1211,25 @@
         <w:rPr>
           <w:rFonts w:hint="eastAsia"/>
         </w:rPr>
-        <w:t xml:space="preserve">용 </w:t>
-      </w:r>
-      <w:r>
-        <w:t xml:space="preserve">DB </w:t>
-      </w:r>
-      <w:r>
-        <w:rPr>
-          <w:rFonts w:hint="eastAsia"/>
-        </w:rPr>
-        <w:t xml:space="preserve">계정 생성과 </w:t>
-      </w:r>
-      <w:r>
-        <w:rPr>
-          <w:rFonts w:hint="eastAsia"/>
-        </w:rPr>
-        <w:t xml:space="preserve">테이블 생성 및 초기 데이터 입력 </w:t>
-      </w:r>
-      <w:r>
-        <w:rPr>
-          <w:rFonts w:hint="eastAsia"/>
-        </w:rPr>
-        <w:t xml:space="preserve">등의 </w:t>
-      </w:r>
-      <w:r>
-        <w:rPr>
-          <w:rFonts w:hint="eastAsia"/>
-        </w:rPr>
-        <w:t xml:space="preserve">작업들이 여기에 </w:t>
-      </w:r>
-      <w:r>
-        <w:rPr>
-          <w:rFonts w:hint="eastAsia"/>
-        </w:rPr>
-        <w:t>해당</w:t>
-      </w:r>
-      <w:r>
-        <w:rPr>
-          <w:rFonts w:hint="eastAsia"/>
-        </w:rPr>
-        <w:t>된</w:t>
-      </w:r>
-      <w:r>
-        <w:rPr>
-          <w:rFonts w:hint="eastAsia"/>
-        </w:rPr>
-        <w:t>다.</w:t>
+        <w:t xml:space="preserve">오라클 엔지니어에게 </w:t>
+      </w:r>
+      <w:r>
+        <w:t>varchar2</w:t>
+      </w:r>
+      <w:r>
+        <w:rPr>
+          <w:rFonts w:hint="eastAsia"/>
+        </w:rPr>
+        <w:t xml:space="preserve">의 최대 크기를 </w:t>
+      </w:r>
+      <w:r>
+        <w:t>32767</w:t>
+      </w:r>
+      <w:r>
+        <w:rPr>
+          <w:rFonts w:hint="eastAsia"/>
+        </w:rPr>
+        <w:t>바이트로 확장해 달라고 요청하도록 한다.</w:t>
       </w:r>
       <w:r>
         <w:t xml:space="preserve"> </w:t>
@@ -950,600 +1238,13 @@
         <w:rPr>
           <w:rFonts w:hint="eastAsia"/>
         </w:rPr>
-        <w:t xml:space="preserve">또한 </w:t>
-      </w:r>
-      <w:r>
-        <w:rPr>
-          <w:rFonts w:hint="eastAsia"/>
-        </w:rPr>
-        <w:t xml:space="preserve">설치 스크립트인 </w:t>
-      </w:r>
-      <w:r>
-        <w:t>install.pl</w:t>
-      </w:r>
-      <w:r>
-        <w:rPr>
-          <w:rFonts w:hint="eastAsia"/>
-        </w:rPr>
-        <w:t>을</w:t>
-      </w:r>
-      <w:r>
-        <w:rPr>
-          <w:rFonts w:hint="eastAsia"/>
-        </w:rPr>
-        <w:t xml:space="preserve"> 일부 수정한 </w:t>
-      </w:r>
-      <w:r>
-        <w:rPr>
-          <w:rFonts w:hint="eastAsia"/>
-        </w:rPr>
-        <w:t>후</w:t>
-      </w:r>
-      <w:r>
-        <w:rPr>
-          <w:rFonts w:hint="eastAsia"/>
-        </w:rPr>
-        <w:t xml:space="preserve"> 실행하는 </w:t>
-      </w:r>
-      <w:r>
-        <w:rPr>
-          <w:rFonts w:hint="eastAsia"/>
-        </w:rPr>
-        <w:t xml:space="preserve">과정에서 </w:t>
-      </w:r>
-      <w:proofErr w:type="spellStart"/>
-      <w:r>
-        <w:t>MariaDB</w:t>
-      </w:r>
-      <w:proofErr w:type="spellEnd"/>
-      <w:r>
-        <w:t xml:space="preserve"> </w:t>
-      </w:r>
-      <w:r>
-        <w:rPr>
-          <w:rFonts w:hint="eastAsia"/>
-        </w:rPr>
-        <w:t xml:space="preserve">설치 과정을 </w:t>
-      </w:r>
-      <w:r>
-        <w:t>skip</w:t>
-      </w:r>
-      <w:r>
-        <w:rPr>
-          <w:rFonts w:hint="eastAsia"/>
-        </w:rPr>
-        <w:t>하고</w:t>
-      </w:r>
-      <w:r>
-        <w:rPr>
-          <w:rFonts w:hint="eastAsia"/>
-        </w:rPr>
-        <w:t xml:space="preserve"> </w:t>
-      </w:r>
-      <w:proofErr w:type="spellStart"/>
-      <w:r>
-        <w:t>ezEKP</w:t>
-      </w:r>
-      <w:proofErr w:type="spellEnd"/>
-      <w:r>
-        <w:rPr>
-          <w:rFonts w:hint="eastAsia"/>
-        </w:rPr>
-        <w:t xml:space="preserve">를 구성하는 애플리케이션들을 설치한 다음 </w:t>
-      </w:r>
-      <w:r>
-        <w:t xml:space="preserve">DB </w:t>
-      </w:r>
-      <w:r>
-        <w:rPr>
-          <w:rFonts w:hint="eastAsia"/>
-        </w:rPr>
-        <w:t xml:space="preserve">연결 관련 설정들을 </w:t>
-      </w:r>
-      <w:r>
-        <w:rPr>
-          <w:rFonts w:hint="eastAsia"/>
-        </w:rPr>
-        <w:t xml:space="preserve">수정하고 </w:t>
-      </w:r>
-      <w:r>
-        <w:rPr>
-          <w:rFonts w:hint="eastAsia"/>
-        </w:rPr>
-        <w:t xml:space="preserve">애플리케이션들을 </w:t>
-      </w:r>
-      <w:proofErr w:type="spellStart"/>
-      <w:r>
-        <w:rPr>
-          <w:rFonts w:hint="eastAsia"/>
-        </w:rPr>
-        <w:t>재시작해야</w:t>
-      </w:r>
-      <w:proofErr w:type="spellEnd"/>
-      <w:r>
-        <w:rPr>
-          <w:rFonts w:hint="eastAsia"/>
-        </w:rPr>
-        <w:t xml:space="preserve"> 한다.</w:t>
-      </w:r>
-    </w:p>
-    <w:p/>
-    <w:p>
-      <w:pPr>
-        <w:pStyle w:val="1"/>
-      </w:pPr>
-      <w:bookmarkStart w:id="2" w:name="_Toc42007735"/>
-      <w:r>
-        <w:rPr>
-          <w:rFonts w:hint="eastAsia"/>
-        </w:rPr>
-        <w:t>사전 작업</w:t>
-      </w:r>
-      <w:bookmarkEnd w:id="2"/>
-    </w:p>
-    <w:p>
-      <w:r>
-        <w:t>‘</w:t>
-      </w:r>
-      <w:proofErr w:type="spellStart"/>
-      <w:r>
-        <w:rPr>
-          <w:rFonts w:hint="eastAsia"/>
-        </w:rPr>
-        <w:t>ezEKP</w:t>
-      </w:r>
-      <w:proofErr w:type="spellEnd"/>
-      <w:r>
-        <w:rPr>
-          <w:rFonts w:hint="eastAsia"/>
-        </w:rPr>
-        <w:t xml:space="preserve"> 패키지 설치 매뉴얼</w:t>
-      </w:r>
-      <w:r>
-        <w:rPr>
-          <w:rFonts w:hint="eastAsia"/>
-        </w:rPr>
-        <w:t>.</w:t>
-      </w:r>
-      <w:proofErr w:type="spellStart"/>
-      <w:r>
-        <w:t>docx</w:t>
-      </w:r>
-      <w:proofErr w:type="spellEnd"/>
-      <w:r>
-        <w:t>’</w:t>
-      </w:r>
-      <w:r>
-        <w:rPr>
-          <w:rFonts w:hint="eastAsia"/>
-        </w:rPr>
-        <w:t xml:space="preserve">에 기술된 </w:t>
-      </w:r>
-      <w:proofErr w:type="spellStart"/>
-      <w:r>
-        <w:t>ezEKP</w:t>
-      </w:r>
-      <w:proofErr w:type="spellEnd"/>
-      <w:r>
-        <w:t xml:space="preserve"> </w:t>
-      </w:r>
-      <w:r>
-        <w:rPr>
-          <w:rFonts w:hint="eastAsia"/>
-        </w:rPr>
-        <w:t>설치 스크립트를 실행하기</w:t>
-      </w:r>
-      <w:r>
-        <w:rPr>
-          <w:rFonts w:hint="eastAsia"/>
-        </w:rPr>
-        <w:t xml:space="preserve"> 전에 수행하는 사전 작업들은 동일하게 수행한다.</w:t>
-      </w:r>
-      <w:r>
-        <w:t xml:space="preserve"> </w:t>
-      </w:r>
-      <w:r>
-        <w:rPr>
-          <w:rFonts w:hint="eastAsia"/>
-        </w:rPr>
-        <w:t xml:space="preserve">여기에는 </w:t>
-      </w:r>
-      <w:proofErr w:type="spellStart"/>
-      <w:r>
-        <w:rPr>
-          <w:rFonts w:hint="eastAsia"/>
-        </w:rPr>
-        <w:t>리눅스</w:t>
-      </w:r>
-      <w:proofErr w:type="spellEnd"/>
-      <w:r>
-        <w:rPr>
-          <w:rFonts w:hint="eastAsia"/>
-        </w:rPr>
-        <w:t xml:space="preserve"> </w:t>
-      </w:r>
-      <w:proofErr w:type="spellStart"/>
-      <w:r>
-        <w:t>jmocha</w:t>
-      </w:r>
-      <w:proofErr w:type="spellEnd"/>
-      <w:r>
-        <w:t xml:space="preserve"> </w:t>
-      </w:r>
-      <w:r>
-        <w:rPr>
-          <w:rFonts w:hint="eastAsia"/>
-        </w:rPr>
-        <w:t>계정의 생성</w:t>
-      </w:r>
-      <w:proofErr w:type="gramStart"/>
-      <w:r>
-        <w:rPr>
-          <w:rFonts w:hint="eastAsia"/>
-        </w:rPr>
-        <w:t>,</w:t>
-      </w:r>
-      <w:r>
-        <w:t xml:space="preserve"> .</w:t>
-      </w:r>
-      <w:proofErr w:type="spellStart"/>
-      <w:r>
-        <w:t>bashrc</w:t>
-      </w:r>
-      <w:proofErr w:type="spellEnd"/>
-      <w:r>
-        <w:rPr>
-          <w:rFonts w:hint="eastAsia"/>
-        </w:rPr>
-        <w:t>와</w:t>
-      </w:r>
-      <w:proofErr w:type="gramEnd"/>
-      <w:r>
-        <w:rPr>
-          <w:rFonts w:hint="eastAsia"/>
-        </w:rPr>
-        <w:t xml:space="preserve"> 같은 </w:t>
-      </w:r>
-      <w:r>
-        <w:t xml:space="preserve">startup </w:t>
-      </w:r>
-      <w:r>
-        <w:rPr>
-          <w:rFonts w:hint="eastAsia"/>
-        </w:rPr>
-        <w:t>스크립트</w:t>
-      </w:r>
-      <w:r>
-        <w:rPr>
-          <w:rFonts w:hint="eastAsia"/>
-        </w:rPr>
-        <w:t>의</w:t>
-      </w:r>
-      <w:r>
-        <w:rPr>
-          <w:rFonts w:hint="eastAsia"/>
-        </w:rPr>
-        <w:t xml:space="preserve"> 설정,</w:t>
-      </w:r>
-      <w:r>
-        <w:t xml:space="preserve"> postfix </w:t>
-      </w:r>
-      <w:r>
-        <w:rPr>
-          <w:rFonts w:hint="eastAsia"/>
-        </w:rPr>
-        <w:t>프로세스 종료와 같은 작업들이 포함된다.</w:t>
-      </w:r>
-    </w:p>
-    <w:p/>
-    <w:p>
-      <w:pPr>
-        <w:pStyle w:val="1"/>
-      </w:pPr>
-      <w:r>
-        <w:rPr>
-          <w:rFonts w:hint="eastAsia"/>
-        </w:rPr>
-        <w:t>주의 사항</w:t>
-      </w:r>
-    </w:p>
-    <w:p>
-      <w:proofErr w:type="spellStart"/>
-      <w:r>
-        <w:rPr>
-          <w:rFonts w:hint="eastAsia"/>
-        </w:rPr>
-        <w:t>오라클</w:t>
-      </w:r>
-      <w:proofErr w:type="spellEnd"/>
-      <w:r>
-        <w:rPr>
-          <w:rFonts w:hint="eastAsia"/>
-        </w:rPr>
-        <w:t xml:space="preserve"> 데이터베이스의 </w:t>
-      </w:r>
-      <w:proofErr w:type="spellStart"/>
-      <w:r>
-        <w:rPr>
-          <w:rFonts w:hint="eastAsia"/>
-        </w:rPr>
-        <w:t>캐릭터셋은</w:t>
-      </w:r>
-      <w:proofErr w:type="spellEnd"/>
-      <w:r>
-        <w:rPr>
-          <w:rFonts w:hint="eastAsia"/>
-        </w:rPr>
-        <w:t xml:space="preserve"> </w:t>
-      </w:r>
-      <w:r>
-        <w:t>AL32UTF8</w:t>
-      </w:r>
-      <w:r>
-        <w:rPr>
-          <w:rFonts w:hint="eastAsia"/>
-        </w:rPr>
-        <w:t>로 설정되어야 한다.</w:t>
-      </w:r>
-      <w:r>
-        <w:t xml:space="preserve"> </w:t>
-      </w:r>
-      <w:proofErr w:type="spellStart"/>
-      <w:r>
-        <w:rPr>
-          <w:rFonts w:hint="eastAsia"/>
-        </w:rPr>
-        <w:t>오라클</w:t>
-      </w:r>
-      <w:proofErr w:type="spellEnd"/>
-      <w:r>
-        <w:rPr>
-          <w:rFonts w:hint="eastAsia"/>
-        </w:rPr>
-        <w:t xml:space="preserve"> 엔지니어에게 </w:t>
-      </w:r>
-      <w:proofErr w:type="spellStart"/>
-      <w:r>
-        <w:rPr>
-          <w:rFonts w:hint="eastAsia"/>
-        </w:rPr>
-        <w:t>오라클</w:t>
-      </w:r>
-      <w:proofErr w:type="spellEnd"/>
-      <w:r>
-        <w:rPr>
-          <w:rFonts w:hint="eastAsia"/>
-        </w:rPr>
-        <w:t xml:space="preserve"> 데이터베이스 생성 시 </w:t>
-      </w:r>
-      <w:proofErr w:type="spellStart"/>
-      <w:r>
-        <w:rPr>
-          <w:rFonts w:hint="eastAsia"/>
-        </w:rPr>
-        <w:t>캐릭터셋을</w:t>
-      </w:r>
-      <w:proofErr w:type="spellEnd"/>
-      <w:r>
-        <w:rPr>
-          <w:rFonts w:hint="eastAsia"/>
-        </w:rPr>
-        <w:t xml:space="preserve"> </w:t>
-      </w:r>
-      <w:r>
-        <w:t>AL32UTF8</w:t>
-      </w:r>
-      <w:r>
-        <w:rPr>
-          <w:rFonts w:hint="eastAsia"/>
-        </w:rPr>
-        <w:t>로 설정해 달라고 요청하도록 한다.</w:t>
-      </w:r>
-      <w:r>
-        <w:t xml:space="preserve"> </w:t>
-      </w:r>
-      <w:proofErr w:type="spellStart"/>
-      <w:r>
-        <w:rPr>
-          <w:rFonts w:hint="eastAsia"/>
-        </w:rPr>
-        <w:t>캐릭터셋이</w:t>
-      </w:r>
-      <w:proofErr w:type="spellEnd"/>
-      <w:r>
-        <w:rPr>
-          <w:rFonts w:hint="eastAsia"/>
-        </w:rPr>
-        <w:t xml:space="preserve"> 올바로 </w:t>
-      </w:r>
-      <w:proofErr w:type="spellStart"/>
-      <w:r>
-        <w:rPr>
-          <w:rFonts w:hint="eastAsia"/>
-        </w:rPr>
-        <w:t>설정되었는</w:t>
-      </w:r>
-      <w:proofErr w:type="spellEnd"/>
-      <w:r>
-        <w:rPr>
-          <w:rFonts w:hint="eastAsia"/>
-        </w:rPr>
-        <w:t xml:space="preserve"> 지 여부는 다음 쿼리를 통해 확인할 수 있다.</w:t>
-      </w:r>
-      <w:r>
-        <w:br/>
-      </w:r>
-      <w:r>
-        <w:t xml:space="preserve">select * from </w:t>
-      </w:r>
-      <w:proofErr w:type="spellStart"/>
-      <w:r>
-        <w:t>nls_database_parameters</w:t>
-      </w:r>
-      <w:proofErr w:type="spellEnd"/>
-      <w:r>
-        <w:t xml:space="preserve"> where parameter = 'NLS_CHARACTERSET';</w:t>
-      </w:r>
-      <w:r>
-        <w:br/>
-      </w:r>
-      <w:r>
-        <w:rPr>
-          <w:rFonts w:hint="eastAsia"/>
-        </w:rPr>
-        <w:t xml:space="preserve">올바로 설정되었을 경우 위 쿼리의 결과가 </w:t>
-      </w:r>
-      <w:r>
-        <w:t>AL32UTF8</w:t>
-      </w:r>
-      <w:r>
-        <w:rPr>
-          <w:rFonts w:hint="eastAsia"/>
-        </w:rPr>
-        <w:t>로 나오게 된다.</w:t>
-      </w:r>
-    </w:p>
-    <w:p/>
-    <w:p>
-      <w:r>
-        <w:rPr>
-          <w:rFonts w:hint="eastAsia"/>
-        </w:rPr>
-        <w:t xml:space="preserve">본래 </w:t>
-      </w:r>
-      <w:proofErr w:type="spellStart"/>
-      <w:r>
-        <w:rPr>
-          <w:rFonts w:hint="eastAsia"/>
-        </w:rPr>
-        <w:t>오라클</w:t>
-      </w:r>
-      <w:proofErr w:type="spellEnd"/>
-      <w:r>
-        <w:rPr>
-          <w:rFonts w:hint="eastAsia"/>
-        </w:rPr>
-        <w:t xml:space="preserve"> 데이터베이스의 데이터 타입 중 </w:t>
-      </w:r>
-      <w:r>
-        <w:t>varchar2</w:t>
-      </w:r>
-      <w:r>
-        <w:rPr>
-          <w:rFonts w:hint="eastAsia"/>
-        </w:rPr>
-        <w:t xml:space="preserve">는 최대 </w:t>
-      </w:r>
-      <w:r>
-        <w:t>4000</w:t>
-      </w:r>
-      <w:r>
-        <w:rPr>
-          <w:rFonts w:hint="eastAsia"/>
-        </w:rPr>
-        <w:t xml:space="preserve">바이트까지의 문자열을 저장할 수 있도록 허용하지만 </w:t>
-      </w:r>
-      <w:proofErr w:type="spellStart"/>
-      <w:r>
-        <w:rPr>
-          <w:rFonts w:hint="eastAsia"/>
-        </w:rPr>
-        <w:t>오라클</w:t>
-      </w:r>
-      <w:proofErr w:type="spellEnd"/>
-      <w:r>
-        <w:rPr>
-          <w:rFonts w:hint="eastAsia"/>
-        </w:rPr>
-        <w:t xml:space="preserve"> </w:t>
-      </w:r>
-      <w:r>
-        <w:t xml:space="preserve">12c </w:t>
-      </w:r>
-      <w:r>
-        <w:rPr>
-          <w:rFonts w:hint="eastAsia"/>
-        </w:rPr>
-        <w:t xml:space="preserve">부터는 설정에 의해 이를 </w:t>
-      </w:r>
-      <w:r>
-        <w:t>32767</w:t>
-      </w:r>
-      <w:r>
-        <w:rPr>
-          <w:rFonts w:hint="eastAsia"/>
-        </w:rPr>
-        <w:t>바이트까지로 확장</w:t>
-      </w:r>
-      <w:r>
-        <w:rPr>
-          <w:rFonts w:hint="eastAsia"/>
-        </w:rPr>
-        <w:t>할</w:t>
-      </w:r>
-      <w:r>
-        <w:rPr>
-          <w:rFonts w:hint="eastAsia"/>
-        </w:rPr>
-        <w:t xml:space="preserve"> 수 있다.</w:t>
-      </w:r>
-      <w:r>
-        <w:t xml:space="preserve"> </w:t>
-      </w:r>
-      <w:proofErr w:type="spellStart"/>
-      <w:r>
-        <w:rPr>
-          <w:rFonts w:hint="eastAsia"/>
-        </w:rPr>
-        <w:t>오라클</w:t>
-      </w:r>
-      <w:proofErr w:type="spellEnd"/>
-      <w:r>
-        <w:rPr>
-          <w:rFonts w:hint="eastAsia"/>
-        </w:rPr>
-        <w:t xml:space="preserve"> 엔지니어에게 </w:t>
-      </w:r>
-      <w:r>
-        <w:t>varchar2</w:t>
-      </w:r>
-      <w:r>
-        <w:rPr>
-          <w:rFonts w:hint="eastAsia"/>
-        </w:rPr>
-        <w:t xml:space="preserve">의 최대 크기를 </w:t>
-      </w:r>
-      <w:r>
-        <w:t>32767</w:t>
-      </w:r>
-      <w:r>
-        <w:rPr>
-          <w:rFonts w:hint="eastAsia"/>
-        </w:rPr>
-        <w:t>바이트로 확장해 달라고 요청하도록 한다.</w:t>
-      </w:r>
-      <w:r>
-        <w:t xml:space="preserve"> </w:t>
-      </w:r>
-      <w:r>
-        <w:rPr>
-          <w:rFonts w:hint="eastAsia"/>
-        </w:rPr>
         <w:t>올바로 설정되었을 경우 다음 쿼리를 통해 확인할 수 있다.</w:t>
       </w:r>
     </w:p>
     <w:p>
       <w:r>
         <w:lastRenderedPageBreak/>
-        <w:t xml:space="preserve">SHOW PARAMETER </w:t>
-      </w:r>
-      <w:proofErr w:type="spellStart"/>
-      <w:r>
-        <w:t>max_string_size</w:t>
-      </w:r>
-      <w:proofErr w:type="spellEnd"/>
-      <w:r>
-        <w:t>;</w:t>
+        <w:t>SHOW PARAMETER max_string_size;</w:t>
       </w:r>
     </w:p>
     <w:p>
@@ -1595,25 +1296,15 @@
         </w:numPr>
         <w:ind w:leftChars="0"/>
       </w:pPr>
-      <w:proofErr w:type="spellStart"/>
-      <w:r>
-        <w:rPr>
-          <w:rFonts w:hint="eastAsia"/>
-        </w:rPr>
-        <w:t>오라클</w:t>
-      </w:r>
-      <w:proofErr w:type="spellEnd"/>
-      <w:r>
-        <w:rPr>
-          <w:rFonts w:hint="eastAsia"/>
-        </w:rPr>
-        <w:t xml:space="preserve"> 관리자 계정을 사용할 수 있는 경우엔 다음 명령으로 </w:t>
-      </w:r>
-      <w:proofErr w:type="spellStart"/>
+      <w:r>
+        <w:rPr>
+          <w:rFonts w:hint="eastAsia"/>
+        </w:rPr>
+        <w:t xml:space="preserve">오라클 관리자 계정을 사용할 수 있는 경우엔 다음 명령으로 </w:t>
+      </w:r>
       <w:r>
         <w:t>ezEKP</w:t>
       </w:r>
-      <w:proofErr w:type="spellEnd"/>
       <w:r>
         <w:rPr>
           <w:rFonts w:hint="eastAsia"/>
@@ -1736,19 +1427,11 @@
       <w:r>
         <w:t xml:space="preserve"> </w:t>
       </w:r>
-      <w:proofErr w:type="spellStart"/>
-      <w:r>
-        <w:rPr>
-          <w:rFonts w:hint="eastAsia"/>
-        </w:rPr>
-        <w:t>클라이언트툴을</w:t>
-      </w:r>
-      <w:proofErr w:type="spellEnd"/>
-      <w:r>
-        <w:rPr>
-          <w:rFonts w:hint="eastAsia"/>
-        </w:rPr>
-        <w:t xml:space="preserve"> 사용해 </w:t>
+      <w:r>
+        <w:rPr>
+          <w:rFonts w:hint="eastAsia"/>
+        </w:rPr>
+        <w:t xml:space="preserve">클라이언트툴을 사용해 </w:t>
       </w:r>
       <w:r>
         <w:rPr>
@@ -1763,21 +1446,7 @@
         <w:rPr>
           <w:rFonts w:hint="eastAsia"/>
         </w:rPr>
-        <w:t xml:space="preserve">계정으로 </w:t>
-      </w:r>
-      <w:proofErr w:type="spellStart"/>
-      <w:r>
-        <w:rPr>
-          <w:rFonts w:hint="eastAsia"/>
-        </w:rPr>
-        <w:t>로그인한다</w:t>
-      </w:r>
-      <w:proofErr w:type="spellEnd"/>
-      <w:r>
-        <w:rPr>
-          <w:rFonts w:hint="eastAsia"/>
-        </w:rPr>
-        <w:t>.</w:t>
+        <w:t>계정으로 로그인한다.</w:t>
       </w:r>
       <w:r>
         <w:br/>
@@ -1791,19 +1460,11 @@
       <w:r>
         <w:t xml:space="preserve"> </w:t>
       </w:r>
-      <w:proofErr w:type="spellStart"/>
-      <w:r>
-        <w:rPr>
-          <w:rFonts w:hint="eastAsia"/>
-        </w:rPr>
-        <w:t>오라클은</w:t>
-      </w:r>
-      <w:proofErr w:type="spellEnd"/>
-      <w:r>
-        <w:rPr>
-          <w:rFonts w:hint="eastAsia"/>
-        </w:rPr>
-        <w:t xml:space="preserve"> 기본적으로 사용자 암호 만료 기간으로 </w:t>
+      <w:r>
+        <w:rPr>
+          <w:rFonts w:hint="eastAsia"/>
+        </w:rPr>
+        <w:t xml:space="preserve">오라클은 기본적으로 사용자 암호 만료 기간으로 </w:t>
       </w:r>
       <w:r>
         <w:t>180</w:t>
@@ -1830,21 +1491,7 @@
         <w:rPr>
           <w:rFonts w:hint="eastAsia"/>
         </w:rPr>
-        <w:t xml:space="preserve">계정에 대해 만료 기간이 설정되어 있는 지 확인하고 만료 기간이 있는 경우 무제한으로 설정해 달라고 </w:t>
-      </w:r>
-      <w:proofErr w:type="spellStart"/>
-      <w:r>
-        <w:rPr>
-          <w:rFonts w:hint="eastAsia"/>
-        </w:rPr>
-        <w:t>오라클</w:t>
-      </w:r>
-      <w:proofErr w:type="spellEnd"/>
-      <w:r>
-        <w:rPr>
-          <w:rFonts w:hint="eastAsia"/>
-        </w:rPr>
-        <w:t xml:space="preserve"> 엔지니어에게 요청하도록 한다.</w:t>
+        <w:t>계정에 대해 만료 기간이 설정되어 있는 지 확인하고 만료 기간이 있는 경우 무제한으로 설정해 달라고 오라클 엔지니어에게 요청하도록 한다.</w:t>
       </w:r>
       <w:r>
         <w:t xml:space="preserve"> </w:t>
@@ -1868,23 +1515,7 @@
         <w:br/>
       </w:r>
       <w:r>
-        <w:t xml:space="preserve">select </w:t>
-      </w:r>
-      <w:proofErr w:type="spellStart"/>
-      <w:r>
-        <w:t>expiry_date</w:t>
-      </w:r>
-      <w:proofErr w:type="spellEnd"/>
-      <w:r>
-        <w:t xml:space="preserve"> from </w:t>
-      </w:r>
-      <w:proofErr w:type="spellStart"/>
-      <w:r>
-        <w:t>user_users</w:t>
-      </w:r>
-      <w:proofErr w:type="spellEnd"/>
-      <w:r>
-        <w:t xml:space="preserve"> where username='EZEKP2017';</w:t>
+        <w:t>select expiry_date from user_users where username='EZEKP2017';</w:t>
       </w:r>
       <w:r>
         <w:br/>
@@ -1956,7 +1587,6 @@
       <w:r>
         <w:br/>
       </w:r>
-      <w:bookmarkStart w:id="4" w:name="_GoBack"/>
       <w:r>
         <w:rPr>
           <w:noProof/>
@@ -2003,7 +1633,6 @@
           </wp:inline>
         </w:drawing>
       </w:r>
-      <w:bookmarkEnd w:id="4"/>
     </w:p>
     <w:p>
       <w:pPr>
@@ -2014,7 +1643,6 @@
         </w:numPr>
         <w:ind w:leftChars="0"/>
       </w:pPr>
-      <w:proofErr w:type="spellStart"/>
       <w:r>
         <w:rPr>
           <w:rFonts w:hint="eastAsia"/>
@@ -2022,7 +1650,6 @@
         <w:lastRenderedPageBreak/>
         <w:t>ezEKP</w:t>
       </w:r>
-      <w:proofErr w:type="spellEnd"/>
       <w:r>
         <w:t xml:space="preserve"> </w:t>
       </w:r>
@@ -2044,45 +1671,69 @@
         </w:rPr>
         <w:t xml:space="preserve">서 </w:t>
       </w:r>
-      <w:proofErr w:type="spellStart"/>
-      <w:r>
-        <w:t>ezEKP</w:t>
-      </w:r>
-      <w:proofErr w:type="spellEnd"/>
-      <w:r>
-        <w:t>/</w:t>
+      <w:r>
+        <w:t>ezEKP/</w:t>
       </w:r>
       <w:r>
         <w:t>scripts/</w:t>
       </w:r>
       <w:r>
+        <w:t xml:space="preserve"> create_tables_oracle.sql</w:t>
+      </w:r>
+      <w:r>
+        <w:rPr>
+          <w:rFonts w:hint="eastAsia"/>
+        </w:rPr>
+        <w:t xml:space="preserve"> 파일의 </w:t>
+      </w:r>
+      <w:r>
+        <w:t>SQL</w:t>
+      </w:r>
+      <w:r>
+        <w:rPr>
+          <w:rFonts w:hint="eastAsia"/>
+        </w:rPr>
+        <w:t xml:space="preserve">문들을 실행해 </w:t>
+      </w:r>
+      <w:r>
+        <w:t xml:space="preserve">ezEKP </w:t>
+      </w:r>
+      <w:r>
+        <w:rPr>
+          <w:rFonts w:hint="eastAsia"/>
+        </w:rPr>
+        <w:t>테이블들을 생성한다.</w:t>
+      </w:r>
+      <w:r>
+        <w:t xml:space="preserve"> sqlplus </w:t>
+      </w:r>
+      <w:r>
+        <w:rPr>
+          <w:rFonts w:hint="eastAsia"/>
+        </w:rPr>
+        <w:t>툴을 사용하는 경우엔</w:t>
+      </w:r>
+      <w:r>
+        <w:rPr>
+          <w:rFonts w:hint="eastAsia"/>
+        </w:rPr>
         <w:t xml:space="preserve"> </w:t>
       </w:r>
-      <w:proofErr w:type="spellStart"/>
-      <w:r>
-        <w:t>create_tables_oracle.sql</w:t>
-      </w:r>
-      <w:proofErr w:type="spellEnd"/>
-      <w:r>
-        <w:rPr>
-          <w:rFonts w:hint="eastAsia"/>
-        </w:rPr>
-        <w:t xml:space="preserve"> 파일의 </w:t>
-      </w:r>
-      <w:r>
-        <w:t>SQL</w:t>
-      </w:r>
-      <w:r>
-        <w:rPr>
-          <w:rFonts w:hint="eastAsia"/>
-        </w:rPr>
-        <w:t xml:space="preserve">문들을 실행해 </w:t>
-      </w:r>
-      <w:proofErr w:type="spellStart"/>
-      <w:r>
-        <w:t>ezEKP</w:t>
-      </w:r>
-      <w:proofErr w:type="spellEnd"/>
+      <w:r>
+        <w:t xml:space="preserve">ezEKP/scripts </w:t>
+      </w:r>
+      <w:r>
+        <w:rPr>
+          <w:rFonts w:hint="eastAsia"/>
+        </w:rPr>
+        <w:t>폴더</w:t>
+      </w:r>
+      <w:r>
+        <w:rPr>
+          <w:rFonts w:hint="eastAsia"/>
+        </w:rPr>
+        <w:t>에서</w:t>
+      </w:r>
       <w:r>
         <w:t xml:space="preserve"> </w:t>
       </w:r>
@@ -2090,58 +1741,6 @@
         <w:rPr>
           <w:rFonts w:hint="eastAsia"/>
         </w:rPr>
-        <w:t>테이블들을 생성한다.</w:t>
-      </w:r>
-      <w:r>
-        <w:t xml:space="preserve"> </w:t>
-      </w:r>
-      <w:proofErr w:type="spellStart"/>
-      <w:r>
-        <w:t>sqlplus</w:t>
-      </w:r>
-      <w:proofErr w:type="spellEnd"/>
-      <w:r>
-        <w:t xml:space="preserve"> </w:t>
-      </w:r>
-      <w:r>
-        <w:rPr>
-          <w:rFonts w:hint="eastAsia"/>
-        </w:rPr>
-        <w:t>툴을 사용하는 경우엔</w:t>
-      </w:r>
-      <w:r>
-        <w:rPr>
-          <w:rFonts w:hint="eastAsia"/>
-        </w:rPr>
-        <w:t xml:space="preserve"> </w:t>
-      </w:r>
-      <w:proofErr w:type="spellStart"/>
-      <w:r>
-        <w:t>ezEKP</w:t>
-      </w:r>
-      <w:proofErr w:type="spellEnd"/>
-      <w:r>
-        <w:t xml:space="preserve">/scripts </w:t>
-      </w:r>
-      <w:r>
-        <w:rPr>
-          <w:rFonts w:hint="eastAsia"/>
-        </w:rPr>
-        <w:t>폴더</w:t>
-      </w:r>
-      <w:r>
-        <w:rPr>
-          <w:rFonts w:hint="eastAsia"/>
-        </w:rPr>
-        <w:t>에서</w:t>
-      </w:r>
-      <w:r>
-        <w:t xml:space="preserve"> </w:t>
-      </w:r>
-      <w:r>
-        <w:rPr>
-          <w:rFonts w:hint="eastAsia"/>
-        </w:rPr>
         <w:t>다음과 같이 실행할 수 있다.</w:t>
       </w:r>
       <w:r>
@@ -2151,13 +1750,8 @@
         <w:t>SQL&gt;</w:t>
       </w:r>
       <w:r>
-        <w:t>@</w:t>
-      </w:r>
-      <w:proofErr w:type="spellStart"/>
-      <w:r>
-        <w:t>create_tables_oracle.sql</w:t>
-      </w:r>
-      <w:proofErr w:type="spellEnd"/>
+        <w:t>@create_tables_oracle.sql</w:t>
+      </w:r>
     </w:p>
     <w:p>
       <w:pPr>
@@ -2168,19 +1762,12 @@
         </w:numPr>
         <w:ind w:leftChars="0"/>
       </w:pPr>
-      <w:proofErr w:type="spellStart"/>
-      <w:r>
-        <w:t>ezEKP</w:t>
-      </w:r>
-      <w:proofErr w:type="spellEnd"/>
-      <w:r>
-        <w:t>/scripts/</w:t>
-      </w:r>
-      <w:proofErr w:type="spellStart"/>
+      <w:r>
+        <w:t>ezEKP/scripts/</w:t>
+      </w:r>
       <w:r>
         <w:t>init_data_oracle.sql</w:t>
       </w:r>
-      <w:proofErr w:type="spellEnd"/>
       <w:r>
         <w:t xml:space="preserve"> </w:t>
       </w:r>
@@ -2197,35 +1784,58 @@
         <w:rPr>
           <w:rFonts w:hint="eastAsia"/>
         </w:rPr>
-        <w:t xml:space="preserve">으로 되어 있는 부분들을 모두 찾아 해당 사이트의 </w:t>
-      </w:r>
-      <w:proofErr w:type="spellStart"/>
+        <w:t>으로 되어 있는 부분들을 모두 찾아 해당 사이트의 이메일 도메인명으로 변경한다.</w:t>
+      </w:r>
+      <w:r>
+        <w:t xml:space="preserve"> </w:t>
+      </w:r>
+      <w:r>
+        <w:rPr>
+          <w:rFonts w:hint="eastAsia"/>
+        </w:rPr>
+        <w:t xml:space="preserve">예를 들어 </w:t>
+      </w:r>
       <w:r>
         <w:rPr>
           <w:rFonts w:hint="eastAsia"/>
         </w:rPr>
         <w:t>이메일</w:t>
       </w:r>
-      <w:proofErr w:type="spellEnd"/>
-      <w:r>
-        <w:rPr>
-          <w:rFonts w:hint="eastAsia"/>
-        </w:rPr>
+      <w:r>
+        <w:rPr>
+          <w:rFonts w:hint="eastAsia"/>
+        </w:rPr>
+        <w:t xml:space="preserve"> 도메인이 </w:t>
+      </w:r>
+      <w:r>
+        <w:t>nibp.kr</w:t>
+      </w:r>
+      <w:r>
+        <w:rPr>
+          <w:rFonts w:hint="eastAsia"/>
+        </w:rPr>
+        <w:t xml:space="preserve">이라면 </w:t>
+      </w:r>
+      <w:r>
+        <w:t>nibp.kr</w:t>
+      </w:r>
+      <w:r>
+        <w:rPr>
+          <w:rFonts w:hint="eastAsia"/>
+        </w:rPr>
+        <w:t>로 변경한다.</w:t>
+      </w:r>
+      <w:r>
         <w:t xml:space="preserve"> </w:t>
       </w:r>
-      <w:proofErr w:type="spellStart"/>
-      <w:r>
-        <w:rPr>
-          <w:rFonts w:hint="eastAsia"/>
-        </w:rPr>
-        <w:t>도메인명으로</w:t>
-      </w:r>
-      <w:proofErr w:type="spellEnd"/>
-      <w:r>
-        <w:rPr>
-          <w:rFonts w:hint="eastAsia"/>
-        </w:rPr>
-        <w:t xml:space="preserve"> 변경한다.</w:t>
+      <w:r>
+        <w:rPr>
+          <w:rFonts w:hint="eastAsia"/>
+        </w:rPr>
+        <w:t xml:space="preserve">단, </w:t>
+      </w:r>
+      <w:r>
+        <w:t>jmocha_tenant_servername</w:t>
       </w:r>
       <w:r>
         <w:t xml:space="preserve"> </w:t>
@@ -2234,24 +1844,52 @@
         <w:rPr>
           <w:rFonts w:hint="eastAsia"/>
         </w:rPr>
-        <w:t xml:space="preserve">예를 들어 </w:t>
-      </w:r>
-      <w:proofErr w:type="spellStart"/>
-      <w:r>
-        <w:rPr>
-          <w:rFonts w:hint="eastAsia"/>
-        </w:rPr>
-        <w:t>이메인</w:t>
-      </w:r>
-      <w:proofErr w:type="spellEnd"/>
-      <w:r>
-        <w:rPr>
-          <w:rFonts w:hint="eastAsia"/>
-        </w:rPr>
-        <w:t xml:space="preserve"> 도메인이 </w:t>
-      </w:r>
-      <w:r>
-        <w:t>nibp.kr</w:t>
+        <w:t xml:space="preserve">테이블과 </w:t>
+      </w:r>
+      <w:r>
+        <w:t>tbl_tenant_servername</w:t>
+      </w:r>
+      <w:r>
+        <w:t xml:space="preserve"> </w:t>
+      </w:r>
+      <w:r>
+        <w:rPr>
+          <w:rFonts w:hint="eastAsia"/>
+        </w:rPr>
+        <w:t xml:space="preserve">테이블 관련 </w:t>
+      </w:r>
+      <w:r>
+        <w:t xml:space="preserve">jtest.kaoni.com </w:t>
+      </w:r>
+      <w:r>
+        <w:rPr>
+          <w:rFonts w:hint="eastAsia"/>
+        </w:rPr>
+        <w:t xml:space="preserve">부분은 이메일 도메인명이 아니라 사용자들이 웹브라우저에서 그룹웨어에 접속할 때 </w:t>
+      </w:r>
+      <w:r>
+        <w:rPr>
+          <w:rFonts w:hint="eastAsia"/>
+        </w:rPr>
+        <w:t>사용</w:t>
+      </w:r>
+      <w:r>
+        <w:rPr>
+          <w:rFonts w:hint="eastAsia"/>
+        </w:rPr>
+        <w:t>할 서버명을 입력한다.</w:t>
+      </w:r>
+      <w:r>
+        <w:t xml:space="preserve"> </w:t>
+      </w:r>
+      <w:r>
+        <w:rPr>
+          <w:rFonts w:hint="eastAsia"/>
+        </w:rPr>
+        <w:t xml:space="preserve">예를 들어 그룹웨어 서버명이 </w:t>
+      </w:r>
+      <w:r>
+        <w:t>gw.nibp.kr</w:t>
       </w:r>
       <w:r>
         <w:rPr>
@@ -2260,7 +1898,10 @@
         <w:t xml:space="preserve">이라면 </w:t>
       </w:r>
       <w:r>
-        <w:t>nibp.kr</w:t>
+        <w:t>gw.nibp</w:t>
+      </w:r>
+      <w:r>
+        <w:t>.kr</w:t>
       </w:r>
       <w:r>
         <w:rPr>
@@ -2275,219 +1916,46 @@
         <w:rPr>
           <w:rFonts w:hint="eastAsia"/>
         </w:rPr>
-        <w:t xml:space="preserve">단, </w:t>
-      </w:r>
-      <w:proofErr w:type="spellStart"/>
-      <w:r>
-        <w:t>jmocha_tenant_servername</w:t>
-      </w:r>
-      <w:proofErr w:type="spellEnd"/>
-      <w:r>
+        <w:t xml:space="preserve">변경이 완료되었으면 </w:t>
+      </w:r>
+      <w:r>
+        <w:t>init_data_oracle.sql</w:t>
+      </w:r>
+      <w:r>
+        <w:t xml:space="preserve"> 파일 </w:t>
+      </w:r>
+      <w:r>
+        <w:rPr>
+          <w:rFonts w:hint="eastAsia"/>
+        </w:rPr>
+        <w:t xml:space="preserve">내의 </w:t>
+      </w:r>
+      <w:r>
+        <w:t>SQL</w:t>
+      </w:r>
+      <w:r>
+        <w:rPr>
+          <w:rFonts w:hint="eastAsia"/>
+        </w:rPr>
+        <w:t>문들을 실행하여 초기 데이터를 입력한다.</w:t>
+      </w:r>
+      <w:r>
+        <w:t xml:space="preserve"> sqlplus </w:t>
+      </w:r>
+      <w:r>
+        <w:rPr>
+          <w:rFonts w:hint="eastAsia"/>
+        </w:rPr>
+        <w:t>툴을 사용하는 경우엔</w:t>
+      </w:r>
+      <w:r>
+        <w:rPr>
+          <w:rFonts w:hint="eastAsia"/>
+        </w:rPr>
         <w:t xml:space="preserve"> </w:t>
       </w:r>
       <w:r>
-        <w:rPr>
-          <w:rFonts w:hint="eastAsia"/>
-        </w:rPr>
-        <w:t xml:space="preserve">테이블과 </w:t>
-      </w:r>
-      <w:proofErr w:type="spellStart"/>
-      <w:r>
-        <w:t>tbl_tenant_servername</w:t>
-      </w:r>
-      <w:proofErr w:type="spellEnd"/>
-      <w:r>
-        <w:t xml:space="preserve"> </w:t>
-      </w:r>
-      <w:r>
-        <w:rPr>
-          <w:rFonts w:hint="eastAsia"/>
-        </w:rPr>
-        <w:t xml:space="preserve">테이블 관련 </w:t>
-      </w:r>
-      <w:r>
-        <w:t xml:space="preserve">jtest.kaoni.com </w:t>
-      </w:r>
-      <w:r>
-        <w:rPr>
-          <w:rFonts w:hint="eastAsia"/>
-        </w:rPr>
-        <w:t xml:space="preserve">부분은 </w:t>
-      </w:r>
-      <w:proofErr w:type="spellStart"/>
-      <w:r>
-        <w:rPr>
-          <w:rFonts w:hint="eastAsia"/>
-        </w:rPr>
-        <w:t>이메일</w:t>
-      </w:r>
-      <w:proofErr w:type="spellEnd"/>
-      <w:r>
-        <w:rPr>
-          <w:rFonts w:hint="eastAsia"/>
-        </w:rPr>
-        <w:t xml:space="preserve"> </w:t>
-      </w:r>
-      <w:proofErr w:type="spellStart"/>
-      <w:r>
-        <w:rPr>
-          <w:rFonts w:hint="eastAsia"/>
-        </w:rPr>
-        <w:t>도메인명이</w:t>
-      </w:r>
-      <w:proofErr w:type="spellEnd"/>
-      <w:r>
-        <w:rPr>
-          <w:rFonts w:hint="eastAsia"/>
-        </w:rPr>
-        <w:t xml:space="preserve"> 아니라 사용자들이 </w:t>
-      </w:r>
-      <w:proofErr w:type="spellStart"/>
-      <w:r>
-        <w:rPr>
-          <w:rFonts w:hint="eastAsia"/>
-        </w:rPr>
-        <w:t>웹브라우저에서</w:t>
-      </w:r>
-      <w:proofErr w:type="spellEnd"/>
-      <w:r>
-        <w:rPr>
-          <w:rFonts w:hint="eastAsia"/>
-        </w:rPr>
-        <w:t xml:space="preserve"> 그룹웨어에 접속할 때 </w:t>
-      </w:r>
-      <w:r>
-        <w:rPr>
-          <w:rFonts w:hint="eastAsia"/>
-        </w:rPr>
-        <w:t>사용</w:t>
-      </w:r>
-      <w:r>
-        <w:rPr>
-          <w:rFonts w:hint="eastAsia"/>
-        </w:rPr>
-        <w:t xml:space="preserve">할 </w:t>
-      </w:r>
-      <w:proofErr w:type="spellStart"/>
-      <w:r>
-        <w:rPr>
-          <w:rFonts w:hint="eastAsia"/>
-        </w:rPr>
-        <w:t>서버명을</w:t>
-      </w:r>
-      <w:proofErr w:type="spellEnd"/>
-      <w:r>
-        <w:rPr>
-          <w:rFonts w:hint="eastAsia"/>
-        </w:rPr>
-        <w:t xml:space="preserve"> 입력한다.</w:t>
-      </w:r>
-      <w:r>
-        <w:t xml:space="preserve"> </w:t>
-      </w:r>
-      <w:r>
-        <w:rPr>
-          <w:rFonts w:hint="eastAsia"/>
-        </w:rPr>
-        <w:t xml:space="preserve">예를 들어 그룹웨어 </w:t>
-      </w:r>
-      <w:proofErr w:type="spellStart"/>
-      <w:r>
-        <w:rPr>
-          <w:rFonts w:hint="eastAsia"/>
-        </w:rPr>
-        <w:t>서버명이</w:t>
-      </w:r>
-      <w:proofErr w:type="spellEnd"/>
-      <w:r>
-        <w:rPr>
-          <w:rFonts w:hint="eastAsia"/>
-        </w:rPr>
-        <w:t xml:space="preserve"> </w:t>
-      </w:r>
-      <w:r>
-        <w:t>gw.nibp.kr</w:t>
-      </w:r>
-      <w:r>
-        <w:rPr>
-          <w:rFonts w:hint="eastAsia"/>
-        </w:rPr>
-        <w:t xml:space="preserve">이라면 </w:t>
-      </w:r>
-      <w:r>
-        <w:t>gw.nibp</w:t>
-      </w:r>
-      <w:r>
-        <w:t>.kr</w:t>
-      </w:r>
-      <w:r>
-        <w:rPr>
-          <w:rFonts w:hint="eastAsia"/>
-        </w:rPr>
-        <w:t>로 변경한다.</w:t>
-      </w:r>
-      <w:r>
-        <w:t xml:space="preserve"> </w:t>
-      </w:r>
-      <w:r>
-        <w:rPr>
-          <w:rFonts w:hint="eastAsia"/>
-        </w:rPr>
-        <w:t xml:space="preserve">변경이 완료되었으면 </w:t>
-      </w:r>
-      <w:proofErr w:type="spellStart"/>
-      <w:r>
-        <w:t>init_data_oracle.sql</w:t>
-      </w:r>
-      <w:proofErr w:type="spellEnd"/>
-      <w:r>
-        <w:t xml:space="preserve"> 파일 </w:t>
-      </w:r>
-      <w:r>
-        <w:rPr>
-          <w:rFonts w:hint="eastAsia"/>
-        </w:rPr>
-        <w:t xml:space="preserve">내의 </w:t>
-      </w:r>
-      <w:r>
-        <w:t>SQL</w:t>
-      </w:r>
-      <w:r>
-        <w:rPr>
-          <w:rFonts w:hint="eastAsia"/>
-        </w:rPr>
-        <w:t>문들을 실행하여 초기 데이터를 입력한다.</w:t>
-      </w:r>
-      <w:r>
-        <w:t xml:space="preserve"> </w:t>
-      </w:r>
-      <w:proofErr w:type="spellStart"/>
-      <w:r>
-        <w:t>sqlplus</w:t>
-      </w:r>
-      <w:proofErr w:type="spellEnd"/>
-      <w:r>
-        <w:t xml:space="preserve"> </w:t>
-      </w:r>
-      <w:r>
-        <w:rPr>
-          <w:rFonts w:hint="eastAsia"/>
-        </w:rPr>
-        <w:t>툴을 사용하는 경우엔</w:t>
-      </w:r>
-      <w:r>
-        <w:rPr>
-          <w:rFonts w:hint="eastAsia"/>
-        </w:rPr>
-        <w:t xml:space="preserve"> </w:t>
-      </w:r>
-      <w:proofErr w:type="spellStart"/>
-      <w:r>
-        <w:t>ezEKP</w:t>
-      </w:r>
-      <w:proofErr w:type="spellEnd"/>
-      <w:r>
-        <w:t xml:space="preserve">/scripts </w:t>
+        <w:t xml:space="preserve">ezEKP/scripts </w:t>
       </w:r>
       <w:r>
         <w:rPr>
@@ -2520,16 +1988,153 @@
       <w:r>
         <w:t>@</w:t>
       </w:r>
-      <w:proofErr w:type="spellStart"/>
       <w:r>
         <w:t>init_data_oracle</w:t>
       </w:r>
       <w:r>
         <w:t>.sql</w:t>
       </w:r>
-      <w:proofErr w:type="spellEnd"/>
+    </w:p>
+    <w:p>
+      <w:pPr>
+        <w:pStyle w:val="a4"/>
+        <w:numPr>
+          <w:ilvl w:val="0"/>
+          <w:numId w:val="12"/>
+        </w:numPr>
+        <w:ind w:leftChars="0"/>
+      </w:pPr>
+      <w:r>
+        <w:t>ezEKP/data/</w:t>
+      </w:r>
+      <w:r>
+        <w:t>countryIP_oracle.sql</w:t>
+      </w:r>
+      <w:r>
+        <w:t xml:space="preserve"> </w:t>
+      </w:r>
+      <w:r>
+        <w:rPr>
+          <w:rFonts w:hint="eastAsia"/>
+        </w:rPr>
+        <w:t xml:space="preserve">파일 내의 </w:t>
+      </w:r>
+      <w:r>
+        <w:t>SQL</w:t>
+      </w:r>
+      <w:r>
+        <w:rPr>
+          <w:rFonts w:hint="eastAsia"/>
+        </w:rPr>
+        <w:t xml:space="preserve">문들을 실행하여 </w:t>
+      </w:r>
+      <w:r>
+        <w:rPr>
+          <w:rFonts w:hint="eastAsia"/>
+        </w:rPr>
+        <w:t xml:space="preserve">국가별 </w:t>
+      </w:r>
+      <w:r>
+        <w:t xml:space="preserve">IP </w:t>
+      </w:r>
+      <w:r>
+        <w:rPr>
+          <w:rFonts w:hint="eastAsia"/>
+        </w:rPr>
+        <w:t>주소 대역 데이터</w:t>
+      </w:r>
+      <w:r>
+        <w:rPr>
+          <w:rFonts w:hint="eastAsia"/>
+        </w:rPr>
+        <w:t>를 입력한다.</w:t>
+      </w:r>
+      <w:r>
+        <w:t xml:space="preserve"> </w:t>
+      </w:r>
+      <w:r>
+        <w:t xml:space="preserve">sqlplus </w:t>
+      </w:r>
+      <w:r>
+        <w:rPr>
+          <w:rFonts w:hint="eastAsia"/>
+        </w:rPr>
+        <w:t xml:space="preserve">툴을 사용하는 경우엔 </w:t>
+      </w:r>
+      <w:r>
+        <w:t>ezEKP/</w:t>
+      </w:r>
+      <w:r>
+        <w:rPr>
+          <w:rFonts w:hint="eastAsia"/>
+        </w:rPr>
+        <w:t xml:space="preserve">data </w:t>
+      </w:r>
+      <w:r>
+        <w:rPr>
+          <w:rFonts w:hint="eastAsia"/>
+        </w:rPr>
+        <w:t>폴더에서 다음과 같이 실행할 수 있다.</w:t>
+      </w:r>
       <w:r>
         <w:br/>
+        <w:t>SQL&gt;</w:t>
+      </w:r>
+      <w:r>
+        <w:t>@</w:t>
+      </w:r>
+      <w:bookmarkStart w:id="4" w:name="_GoBack"/>
+      <w:bookmarkEnd w:id="4"/>
+      <w:r>
+        <w:t>countryIP_oracle</w:t>
+      </w:r>
+      <w:r>
+        <w:t>.sql</w:t>
+      </w:r>
+    </w:p>
+    <w:p>
+      <w:pPr>
+        <w:pStyle w:val="a4"/>
+        <w:ind w:leftChars="0" w:left="720"/>
+      </w:pPr>
+      <w:r>
+        <w:rPr>
+          <w:rFonts w:hint="eastAsia"/>
+        </w:rPr>
+        <w:t xml:space="preserve">해당 데이터는 메일 목록에서 메일 송신 국가를 </w:t>
+      </w:r>
+      <w:r>
+        <w:rPr>
+          <w:rFonts w:hint="eastAsia"/>
+        </w:rPr>
+        <w:t>표시하거나 로그인 히스토리에서 로그인 사용자의 국가를 표시하는</w:t>
+      </w:r>
+      <w:r>
+        <w:rPr>
+          <w:rFonts w:hint="eastAsia"/>
+        </w:rPr>
+        <w:t xml:space="preserve"> 등의 용도로 사용된다.</w:t>
+      </w:r>
+      <w:r>
+        <w:t xml:space="preserve"> </w:t>
+      </w:r>
+      <w:r>
+        <w:rPr>
+          <w:rFonts w:hint="eastAsia"/>
+        </w:rPr>
+        <w:t xml:space="preserve">데이터가 많기 때문에 수분 </w:t>
+      </w:r>
+      <w:r>
+        <w:t xml:space="preserve">~ </w:t>
+      </w:r>
+      <w:r>
+        <w:rPr>
+          <w:rFonts w:hint="eastAsia"/>
+        </w:rPr>
+        <w:t>수십분의 시간이 소요될 수 있다.</w:t>
+      </w:r>
+      <w:r>
+        <w:br/>
       </w:r>
     </w:p>
     <w:p>
@@ -2537,14 +2142,12 @@
         <w:pStyle w:val="1"/>
       </w:pPr>
       <w:bookmarkStart w:id="5" w:name="_Toc42007737"/>
-      <w:proofErr w:type="spellStart"/>
       <w:r>
         <w:rPr>
           <w:rFonts w:hint="eastAsia"/>
         </w:rPr>
         <w:t>ezEKP</w:t>
       </w:r>
-      <w:proofErr w:type="spellEnd"/>
       <w:r>
         <w:t xml:space="preserve"> </w:t>
       </w:r>
@@ -2584,15 +2187,7 @@
         <w:br/>
       </w:r>
       <w:r>
-        <w:t>my $</w:t>
-      </w:r>
-      <w:proofErr w:type="spellStart"/>
-      <w:r>
-        <w:t>dbAccountPassword</w:t>
-      </w:r>
-      <w:proofErr w:type="spellEnd"/>
-      <w:r>
-        <w:t>;</w:t>
+        <w:t>my $dbAccountPassword;</w:t>
       </w:r>
       <w:r>
         <w:br/>
@@ -2607,15 +2202,7 @@
         <w:br/>
       </w:r>
       <w:r>
-        <w:t>my $</w:t>
-      </w:r>
-      <w:proofErr w:type="spellStart"/>
-      <w:r>
-        <w:t>dbAccountPassword</w:t>
-      </w:r>
-      <w:proofErr w:type="spellEnd"/>
-      <w:r>
-        <w:t xml:space="preserve"> = "ezflow_010";</w:t>
+        <w:t>my $dbAccountPassword = "ezflow_010";</w:t>
       </w:r>
     </w:p>
     <w:p>
@@ -2685,33 +2272,25 @@
       <w:r>
         <w:t>‘</w:t>
       </w:r>
-      <w:proofErr w:type="spellStart"/>
+      <w:r>
+        <w:t>OpenJDK_설치_설정_방</w:t>
+      </w:r>
+      <w:r>
+        <w:lastRenderedPageBreak/>
+        <w:t>법.docx</w:t>
+      </w:r>
+      <w:r>
+        <w:t xml:space="preserve">’ </w:t>
+      </w:r>
+      <w:r>
+        <w:rPr>
+          <w:rFonts w:hint="eastAsia"/>
+        </w:rPr>
+        <w:t xml:space="preserve">문서에 기술된 대로 </w:t>
+      </w:r>
       <w:r>
         <w:t>OpenJDK</w:t>
       </w:r>
-      <w:proofErr w:type="spellEnd"/>
-      <w:r>
-        <w:t>_설치_설정_방법.</w:t>
-      </w:r>
-      <w:proofErr w:type="spellStart"/>
-      <w:r>
-        <w:t>docx</w:t>
-      </w:r>
-      <w:proofErr w:type="spellEnd"/>
-      <w:r>
-        <w:t xml:space="preserve">’ </w:t>
-      </w:r>
-      <w:r>
-        <w:rPr>
-          <w:rFonts w:hint="eastAsia"/>
-        </w:rPr>
-        <w:t xml:space="preserve">문서에 기술된 대로 </w:t>
-      </w:r>
-      <w:proofErr w:type="spellStart"/>
-      <w:r>
-        <w:t>OpenJDK</w:t>
-      </w:r>
-      <w:proofErr w:type="spellEnd"/>
       <w:r>
         <w:rPr>
           <w:rFonts w:hint="eastAsia"/>
@@ -2731,13 +2310,8 @@
         </w:numPr>
         <w:ind w:leftChars="0"/>
       </w:pPr>
-      <w:proofErr w:type="spellStart"/>
-      <w:r>
-        <w:t>MariaDB</w:t>
-      </w:r>
-      <w:proofErr w:type="spellEnd"/>
-      <w:r>
-        <w:t xml:space="preserve"> </w:t>
+      <w:r>
+        <w:t xml:space="preserve">MariaDB </w:t>
       </w:r>
       <w:r>
         <w:rPr>
@@ -2764,13 +2338,8 @@
         </w:numPr>
         <w:ind w:leftChars="0"/>
       </w:pPr>
-      <w:proofErr w:type="spellStart"/>
-      <w:r>
-        <w:t>JMocha</w:t>
-      </w:r>
-      <w:proofErr w:type="spellEnd"/>
-      <w:r>
-        <w:t xml:space="preserve"> Gateway Server</w:t>
+      <w:r>
+        <w:t>JMocha Gateway Server</w:t>
       </w:r>
       <w:r>
         <w:rPr>
@@ -2787,11 +2356,15 @@
         </w:rPr>
         <w:t xml:space="preserve">설치 후 기본적으로 </w:t>
       </w:r>
-      <w:proofErr w:type="spellStart"/>
-      <w:r>
-        <w:t>MariaDB</w:t>
-      </w:r>
-      <w:proofErr w:type="spellEnd"/>
+      <w:r>
+        <w:t xml:space="preserve">MariaDB </w:t>
+      </w:r>
+      <w:r>
+        <w:rPr>
+          <w:rFonts w:hint="eastAsia"/>
+        </w:rPr>
+        <w:t>접속 모드로 실행된다.</w:t>
+      </w:r>
       <w:r>
         <w:t xml:space="preserve"> </w:t>
       </w:r>
@@ -2799,30 +2372,7 @@
         <w:rPr>
           <w:rFonts w:hint="eastAsia"/>
         </w:rPr>
-        <w:t>접속 모드로 실행된다.</w:t>
-      </w:r>
-      <w:r>
-        <w:t xml:space="preserve"> </w:t>
-      </w:r>
-      <w:r>
-        <w:rPr>
-          <w:rFonts w:hint="eastAsia"/>
-        </w:rPr>
-        <w:t xml:space="preserve">일단 진행한 다음 나중에 </w:t>
-      </w:r>
-      <w:proofErr w:type="spellStart"/>
-      <w:r>
-        <w:rPr>
-          <w:rFonts w:hint="eastAsia"/>
-        </w:rPr>
-        <w:t>오라클</w:t>
-      </w:r>
-      <w:proofErr w:type="spellEnd"/>
-      <w:r>
-        <w:rPr>
-          <w:rFonts w:hint="eastAsia"/>
-        </w:rPr>
-        <w:t xml:space="preserve"> 접속 설정을 하도록 한다.</w:t>
+        <w:t>일단 진행한 다음 나중에 오라클 접속 설정을 하도록 한다.</w:t>
       </w:r>
     </w:p>
     <w:p>
@@ -2834,13 +2384,8 @@
         </w:numPr>
         <w:ind w:leftChars="0"/>
       </w:pPr>
-      <w:proofErr w:type="spellStart"/>
-      <w:r>
-        <w:t>JMocha</w:t>
-      </w:r>
-      <w:proofErr w:type="spellEnd"/>
-      <w:r>
-        <w:t xml:space="preserve"> Mail Server</w:t>
+      <w:r>
+        <w:t>JMocha Mail Server</w:t>
       </w:r>
       <w:r>
         <w:rPr>
@@ -2855,14 +2400,35 @@
         <w:rPr>
           <w:rFonts w:hint="eastAsia"/>
         </w:rPr>
-        <w:lastRenderedPageBreak/>
         <w:t xml:space="preserve">설치 후 기본적으로 </w:t>
       </w:r>
-      <w:proofErr w:type="spellStart"/>
-      <w:r>
-        <w:t>MariaDB</w:t>
-      </w:r>
-      <w:proofErr w:type="spellEnd"/>
+      <w:r>
+        <w:t xml:space="preserve">MariaDB </w:t>
+      </w:r>
+      <w:r>
+        <w:rPr>
+          <w:rFonts w:hint="eastAsia"/>
+        </w:rPr>
+        <w:t>접속 모드로 실행된다.</w:t>
+      </w:r>
+      <w:r>
+        <w:t xml:space="preserve"> MariaDB</w:t>
+      </w:r>
+      <w:r>
+        <w:rPr>
+          <w:rFonts w:hint="eastAsia"/>
+        </w:rPr>
+        <w:t xml:space="preserve">가 없으므로 </w:t>
+      </w:r>
+      <w:r>
+        <w:t>JMocha Mail Server</w:t>
+      </w:r>
+      <w:r>
+        <w:rPr>
+          <w:rFonts w:hint="eastAsia"/>
+        </w:rPr>
+        <w:t>는 실행 시 자동 종료된다.</w:t>
+      </w:r>
       <w:r>
         <w:t xml:space="preserve"> </w:t>
       </w:r>
@@ -2870,58 +2436,7 @@
         <w:rPr>
           <w:rFonts w:hint="eastAsia"/>
         </w:rPr>
-        <w:t>접속 모드로 실행된다.</w:t>
-      </w:r>
-      <w:r>
-        <w:t xml:space="preserve"> </w:t>
-      </w:r>
-      <w:proofErr w:type="spellStart"/>
-      <w:r>
-        <w:t>MariaDB</w:t>
-      </w:r>
-      <w:proofErr w:type="spellEnd"/>
-      <w:r>
-        <w:rPr>
-          <w:rFonts w:hint="eastAsia"/>
-        </w:rPr>
-        <w:t xml:space="preserve">가 없으므로 </w:t>
-      </w:r>
-      <w:proofErr w:type="spellStart"/>
-      <w:r>
-        <w:t>JMocha</w:t>
-      </w:r>
-      <w:proofErr w:type="spellEnd"/>
-      <w:r>
-        <w:t xml:space="preserve"> Mail Server</w:t>
-      </w:r>
-      <w:r>
-        <w:rPr>
-          <w:rFonts w:hint="eastAsia"/>
-        </w:rPr>
-        <w:t>는 실행 시 자동 종료된다.</w:t>
-      </w:r>
-      <w:r>
-        <w:t xml:space="preserve"> </w:t>
-      </w:r>
-      <w:r>
-        <w:rPr>
-          <w:rFonts w:hint="eastAsia"/>
-        </w:rPr>
-        <w:t xml:space="preserve">일단 진행한 다음 나중에 </w:t>
-      </w:r>
-      <w:proofErr w:type="spellStart"/>
-      <w:r>
-        <w:rPr>
-          <w:rFonts w:hint="eastAsia"/>
-        </w:rPr>
-        <w:t>오라클</w:t>
-      </w:r>
-      <w:proofErr w:type="spellEnd"/>
-      <w:r>
-        <w:rPr>
-          <w:rFonts w:hint="eastAsia"/>
-        </w:rPr>
-        <w:t xml:space="preserve"> 접속 설정을 하도록 한다.</w:t>
+        <w:t>일단 진행한 다음 나중에 오라클 접속 설정을 하도록 한다.</w:t>
       </w:r>
     </w:p>
     <w:p>
@@ -2933,13 +2448,8 @@
         </w:numPr>
         <w:ind w:leftChars="0"/>
       </w:pPr>
-      <w:proofErr w:type="spellStart"/>
-      <w:r>
-        <w:t>ezFlow</w:t>
-      </w:r>
-      <w:proofErr w:type="spellEnd"/>
-      <w:r>
-        <w:t xml:space="preserve"> Server</w:t>
+      <w:r>
+        <w:t>ezFlow Server</w:t>
       </w:r>
       <w:r>
         <w:rPr>
@@ -2956,11 +2466,15 @@
         </w:rPr>
         <w:t xml:space="preserve">설치 후 기본적으로 </w:t>
       </w:r>
-      <w:proofErr w:type="spellStart"/>
-      <w:r>
-        <w:t>MariaDB</w:t>
-      </w:r>
-      <w:proofErr w:type="spellEnd"/>
+      <w:r>
+        <w:t xml:space="preserve">MariaDB </w:t>
+      </w:r>
+      <w:r>
+        <w:rPr>
+          <w:rFonts w:hint="eastAsia"/>
+        </w:rPr>
+        <w:t>접속 모드로 실행된다.</w:t>
+      </w:r>
       <w:r>
         <w:t xml:space="preserve"> </w:t>
       </w:r>
@@ -2968,30 +2482,7 @@
         <w:rPr>
           <w:rFonts w:hint="eastAsia"/>
         </w:rPr>
-        <w:t>접속 모드로 실행된다.</w:t>
-      </w:r>
-      <w:r>
-        <w:t xml:space="preserve"> </w:t>
-      </w:r>
-      <w:r>
-        <w:rPr>
-          <w:rFonts w:hint="eastAsia"/>
-        </w:rPr>
-        <w:t xml:space="preserve">일단 진행한 다음 나중에 </w:t>
-      </w:r>
-      <w:proofErr w:type="spellStart"/>
-      <w:r>
-        <w:rPr>
-          <w:rFonts w:hint="eastAsia"/>
-        </w:rPr>
-        <w:t>오라클</w:t>
-      </w:r>
-      <w:proofErr w:type="spellEnd"/>
-      <w:r>
-        <w:rPr>
-          <w:rFonts w:hint="eastAsia"/>
-        </w:rPr>
-        <w:t xml:space="preserve"> 접속 설정을 하도록 한다.</w:t>
+        <w:t>일단 진행한 다음 나중에 오라클 접속 설정을 하도록 한다.</w:t>
       </w:r>
     </w:p>
     <w:p>
@@ -3076,33 +2567,14 @@
         </w:rPr>
         <w:t xml:space="preserve"> </w:t>
       </w:r>
-      <w:proofErr w:type="spellStart"/>
-      <w:r>
-        <w:t>jgw</w:t>
-      </w:r>
-      <w:proofErr w:type="spellEnd"/>
-      <w:r>
-        <w:t>-server</w:t>
-      </w:r>
-      <w:r>
-        <w:rPr>
-          <w:rFonts w:hint="eastAsia"/>
-        </w:rPr>
-        <w:t xml:space="preserve">와 </w:t>
-      </w:r>
-      <w:proofErr w:type="spellStart"/>
-      <w:r>
-        <w:rPr>
-          <w:rFonts w:hint="eastAsia"/>
-        </w:rPr>
-        <w:t>ezFlow</w:t>
-      </w:r>
-      <w:proofErr w:type="spellEnd"/>
-      <w:r>
-        <w:rPr>
-          <w:rFonts w:hint="eastAsia"/>
-        </w:rPr>
-        <w:t xml:space="preserve"> 서버를 종료한다.</w:t>
+      <w:r>
+        <w:t>jgw-server</w:t>
+      </w:r>
+      <w:r>
+        <w:rPr>
+          <w:rFonts w:hint="eastAsia"/>
+        </w:rPr>
+        <w:t>와 ezFlow 서버를 종료한다.</w:t>
       </w:r>
     </w:p>
     <w:p>
@@ -3114,58 +2586,15 @@
         </w:numPr>
         <w:ind w:leftChars="0"/>
       </w:pPr>
-      <w:proofErr w:type="spellStart"/>
-      <w:r>
-        <w:t>ezEKP</w:t>
-      </w:r>
-      <w:proofErr w:type="spellEnd"/>
-      <w:r>
-        <w:t>/</w:t>
-      </w:r>
-      <w:proofErr w:type="spellStart"/>
-      <w:r>
-        <w:t>jgw</w:t>
-      </w:r>
-      <w:proofErr w:type="spellEnd"/>
-      <w:r>
-        <w:t>-server/</w:t>
-      </w:r>
-      <w:proofErr w:type="spellStart"/>
-      <w:r>
-        <w:t>conf</w:t>
-      </w:r>
-      <w:proofErr w:type="spellEnd"/>
-      <w:r>
-        <w:t>/</w:t>
-      </w:r>
-      <w:r>
-        <w:rPr>
-          <w:rFonts w:hint="eastAsia"/>
-        </w:rPr>
-        <w:t xml:space="preserve">context.xml을 에디터에서 열어 </w:t>
-      </w:r>
-      <w:proofErr w:type="spellStart"/>
-      <w:r>
-        <w:rPr>
-          <w:rFonts w:hint="eastAsia"/>
-        </w:rPr>
-        <w:t>jdbc</w:t>
-      </w:r>
-      <w:proofErr w:type="spellEnd"/>
-      <w:r>
-        <w:rPr>
-          <w:rFonts w:hint="eastAsia"/>
-        </w:rPr>
-        <w:t>/</w:t>
-      </w:r>
-      <w:proofErr w:type="spellStart"/>
-      <w:r>
-        <w:rPr>
-          <w:rFonts w:hint="eastAsia"/>
-        </w:rPr>
-        <w:t>jmocha</w:t>
-      </w:r>
-      <w:proofErr w:type="spellEnd"/>
+      <w:r>
+        <w:t>ezEKP/jgw-server/conf/</w:t>
+      </w:r>
+      <w:r>
+        <w:rPr>
+          <w:rFonts w:hint="eastAsia"/>
+        </w:rPr>
+        <w:t>context.xml을 에디터에서 열어 jdbc/jmocha</w:t>
+      </w:r>
       <w:r>
         <w:t xml:space="preserve"> </w:t>
       </w:r>
@@ -3179,26 +2608,11 @@
         <w:rPr>
           <w:rFonts w:hint="eastAsia"/>
         </w:rPr>
-        <w:t xml:space="preserve">설정을 다음과 같이 </w:t>
-      </w:r>
-      <w:proofErr w:type="spellStart"/>
-      <w:r>
-        <w:rPr>
-          <w:rFonts w:hint="eastAsia"/>
-        </w:rPr>
-        <w:t>오라클용으로</w:t>
-      </w:r>
-      <w:proofErr w:type="spellEnd"/>
-      <w:r>
-        <w:rPr>
-          <w:rFonts w:hint="eastAsia"/>
-        </w:rPr>
-        <w:t xml:space="preserve"> 변경한다.</w:t>
+        <w:t>설정을 다음과 같이 오라클용으로 변경한다.</w:t>
       </w:r>
       <w:r>
         <w:t xml:space="preserve"> (</w:t>
       </w:r>
-      <w:proofErr w:type="spellStart"/>
       <w:r>
         <w:rPr>
           <w:rFonts w:hint="eastAsia"/>
@@ -3206,9 +2620,165 @@
         <w:t>ur</w:t>
       </w:r>
       <w:r>
-        <w:t>l</w:t>
-      </w:r>
-      <w:proofErr w:type="spellEnd"/>
+        <w:t xml:space="preserve">l </w:t>
+      </w:r>
+      <w:r>
+        <w:rPr>
+          <w:rFonts w:hint="eastAsia"/>
+        </w:rPr>
+        <w:t xml:space="preserve">속성의 값은 오라클 데이터베이스의 </w:t>
+      </w:r>
+      <w:r>
+        <w:t>IP</w:t>
+      </w:r>
+      <w:r>
+        <w:rPr>
+          <w:rFonts w:hint="eastAsia"/>
+        </w:rPr>
+        <w:t xml:space="preserve">주소 및 </w:t>
+      </w:r>
+      <w:r>
+        <w:t>DB</w:t>
+      </w:r>
+      <w:r>
+        <w:rPr>
+          <w:rFonts w:hint="eastAsia"/>
+        </w:rPr>
+        <w:t>명에 따라 적절히 설정한다.</w:t>
+      </w:r>
+      <w:r>
+        <w:rPr>
+          <w:rFonts w:hint="eastAsia"/>
+        </w:rPr>
+        <w:t>)</w:t>
+      </w:r>
+    </w:p>
+    <w:p>
+      <w:r>
+        <w:t xml:space="preserve">    &lt;Resource name="jdbc/jmocha"  </w:t>
+      </w:r>
+    </w:p>
+    <w:p>
+      <w:r>
+        <w:t xml:space="preserve">              auth="Container"  </w:t>
+      </w:r>
+    </w:p>
+    <w:p>
+      <w:r>
+        <w:t xml:space="preserve">              type="javax.sql.DataSource"  </w:t>
+      </w:r>
+    </w:p>
+    <w:p>
+      <w:r>
+        <w:t xml:space="preserve">              driverClassName="oracle.jdbc.OracleDriver"  </w:t>
+      </w:r>
+    </w:p>
+    <w:p>
+      <w:r>
+        <w:t xml:space="preserve">              url="</w:t>
+      </w:r>
+      <w:r>
+        <w:t>jdbc:oracle:thin:@127.0.0.1:1521:orcl</w:t>
+      </w:r>
+      <w:r>
+        <w:t xml:space="preserve">"  </w:t>
+      </w:r>
+    </w:p>
+    <w:p>
+      <w:r>
+        <w:t xml:space="preserve">              username="ezEKP2017"  </w:t>
+      </w:r>
+    </w:p>
+    <w:p>
+      <w:r>
+        <w:t xml:space="preserve">              password="ezflow_010"  </w:t>
+      </w:r>
+    </w:p>
+    <w:p>
+      <w:r>
+        <w:t xml:space="preserve">              maxTotal="50"  </w:t>
+      </w:r>
+    </w:p>
+    <w:p>
+      <w:r>
+        <w:t xml:space="preserve">              maxIdle="10"  </w:t>
+      </w:r>
+    </w:p>
+    <w:p>
+      <w:r>
+        <w:lastRenderedPageBreak/>
+        <w:t xml:space="preserve">              maxWaitMillis="20000"  </w:t>
+      </w:r>
+    </w:p>
+    <w:p>
+      <w:r>
+        <w:t xml:space="preserve">              validationQuery="select 1 from dual"</w:t>
+      </w:r>
+    </w:p>
+    <w:p>
+      <w:r>
+        <w:t xml:space="preserve">              validationQueryTimeout="5"</w:t>
+      </w:r>
+    </w:p>
+    <w:p>
+      <w:r>
+        <w:t xml:space="preserve">              testWhileIdle="true"</w:t>
+      </w:r>
+    </w:p>
+    <w:p>
+      <w:r>
+        <w:t xml:space="preserve">          /&gt;</w:t>
+      </w:r>
+    </w:p>
+    <w:p>
+      <w:r>
+        <w:t xml:space="preserve">    jdbc/ezTalk </w:t>
+      </w:r>
+      <w:r>
+        <w:rPr>
+          <w:rFonts w:hint="eastAsia"/>
+        </w:rPr>
+        <w:t xml:space="preserve">데이터 소스는 톡서버가 설치되어 있는 경우 톡서버의 </w:t>
+      </w:r>
+      <w:r>
+        <w:t xml:space="preserve">DB </w:t>
+      </w:r>
+      <w:r>
+        <w:rPr>
+          <w:rFonts w:hint="eastAsia"/>
+        </w:rPr>
+        <w:t>정보로 설정해야 한다.</w:t>
+      </w:r>
+      <w:r>
+        <w:t>(</w:t>
+      </w:r>
+      <w:r>
+        <w:rPr>
+          <w:rFonts w:hint="eastAsia"/>
+        </w:rPr>
+        <w:t>푸시</w:t>
+      </w:r>
+      <w:r>
+        <w:rPr>
+          <w:rFonts w:hint="eastAsia"/>
+        </w:rPr>
+        <w:t xml:space="preserve"> 알림 테이블에 </w:t>
+      </w:r>
+      <w:r>
+        <w:rPr>
+          <w:rFonts w:hint="eastAsia"/>
+        </w:rPr>
+        <w:t xml:space="preserve">알림 정보를 </w:t>
+      </w:r>
+      <w:r>
+        <w:rPr>
+          <w:rFonts w:hint="eastAsia"/>
+        </w:rPr>
+        <w:t>기록하는 등의 용도로 사용된다.</w:t>
+      </w:r>
+      <w:r>
+        <w:t>)</w:t>
+      </w:r>
       <w:r>
         <w:t xml:space="preserve"> </w:t>
       </w:r>
@@ -3216,290 +2786,35 @@
         <w:rPr>
           <w:rFonts w:hint="eastAsia"/>
         </w:rPr>
-        <w:t xml:space="preserve">속성의 값은 </w:t>
-      </w:r>
-      <w:proofErr w:type="spellStart"/>
-      <w:r>
-        <w:rPr>
-          <w:rFonts w:hint="eastAsia"/>
-        </w:rPr>
-        <w:t>오라클</w:t>
-      </w:r>
-      <w:proofErr w:type="spellEnd"/>
-      <w:r>
-        <w:rPr>
-          <w:rFonts w:hint="eastAsia"/>
-        </w:rPr>
-        <w:t xml:space="preserve"> 데이터베이스의 </w:t>
-      </w:r>
-      <w:r>
-        <w:t>IP</w:t>
-      </w:r>
-      <w:r>
-        <w:rPr>
-          <w:rFonts w:hint="eastAsia"/>
-        </w:rPr>
-        <w:t xml:space="preserve">주소 및 </w:t>
-      </w:r>
-      <w:r>
-        <w:t>DB</w:t>
-      </w:r>
-      <w:r>
-        <w:rPr>
-          <w:rFonts w:hint="eastAsia"/>
-        </w:rPr>
-        <w:t>명에 따라 적절히 설정한다.</w:t>
-      </w:r>
-      <w:r>
-        <w:rPr>
-          <w:rFonts w:hint="eastAsia"/>
-        </w:rPr>
-        <w:t>)</w:t>
-      </w:r>
-    </w:p>
-    <w:p>
-      <w:r>
-        <w:t xml:space="preserve">    &lt;Resource name="</w:t>
-      </w:r>
-      <w:proofErr w:type="spellStart"/>
-      <w:r>
-        <w:t>jdbc</w:t>
-      </w:r>
-      <w:proofErr w:type="spellEnd"/>
-      <w:r>
-        <w:t>/</w:t>
-      </w:r>
-      <w:proofErr w:type="spellStart"/>
-      <w:r>
-        <w:t>jmocha</w:t>
-      </w:r>
-      <w:proofErr w:type="spellEnd"/>
-      <w:r>
-        <w:t xml:space="preserve">"  </w:t>
-      </w:r>
-    </w:p>
-    <w:p>
-      <w:r>
-        <w:t xml:space="preserve">              </w:t>
-      </w:r>
-      <w:proofErr w:type="spellStart"/>
-      <w:proofErr w:type="gramStart"/>
-      <w:r>
-        <w:t>auth</w:t>
-      </w:r>
-      <w:proofErr w:type="spellEnd"/>
-      <w:proofErr w:type="gramEnd"/>
-      <w:r>
-        <w:t xml:space="preserve">="Container"  </w:t>
-      </w:r>
-    </w:p>
-    <w:p>
-      <w:r>
-        <w:t xml:space="preserve">              </w:t>
-      </w:r>
-      <w:proofErr w:type="gramStart"/>
-      <w:r>
-        <w:t>type</w:t>
-      </w:r>
-      <w:proofErr w:type="gramEnd"/>
-      <w:r>
-        <w:t>="</w:t>
-      </w:r>
-      <w:proofErr w:type="spellStart"/>
-      <w:r>
-        <w:t>javax.sql.DataSource</w:t>
-      </w:r>
-      <w:proofErr w:type="spellEnd"/>
-      <w:r>
-        <w:t xml:space="preserve">"  </w:t>
-      </w:r>
-    </w:p>
-    <w:p>
-      <w:r>
-        <w:t xml:space="preserve">              </w:t>
-      </w:r>
-      <w:proofErr w:type="spellStart"/>
-      <w:proofErr w:type="gramStart"/>
-      <w:r>
-        <w:t>driverClassName</w:t>
-      </w:r>
-      <w:proofErr w:type="spellEnd"/>
-      <w:proofErr w:type="gramEnd"/>
-      <w:r>
-        <w:t>="</w:t>
-      </w:r>
-      <w:proofErr w:type="spellStart"/>
-      <w:r>
-        <w:t>oracle.jdbc.OracleDriver</w:t>
-      </w:r>
-      <w:proofErr w:type="spellEnd"/>
-      <w:r>
-        <w:t xml:space="preserve">"  </w:t>
-      </w:r>
-    </w:p>
-    <w:p>
-      <w:r>
-        <w:t xml:space="preserve">              </w:t>
-      </w:r>
-      <w:proofErr w:type="spellStart"/>
-      <w:r>
-        <w:t>url</w:t>
-      </w:r>
-      <w:proofErr w:type="spellEnd"/>
-      <w:r>
-        <w:t>="</w:t>
-      </w:r>
-      <w:proofErr w:type="spellStart"/>
-      <w:r>
-        <w:t>jdbc:oracle:thin</w:t>
-      </w:r>
-      <w:proofErr w:type="spellEnd"/>
-      <w:r>
-        <w:t>:@127.0.0.1:1521:orcl</w:t>
-      </w:r>
-      <w:r>
-        <w:t xml:space="preserve">"  </w:t>
-      </w:r>
-    </w:p>
-    <w:p>
-      <w:r>
-        <w:t xml:space="preserve">              </w:t>
-      </w:r>
-      <w:proofErr w:type="gramStart"/>
-      <w:r>
-        <w:t>username</w:t>
-      </w:r>
-      <w:proofErr w:type="gramEnd"/>
-      <w:r>
-        <w:t xml:space="preserve">="ezEKP2017"  </w:t>
-      </w:r>
-    </w:p>
-    <w:p>
-      <w:r>
-        <w:t xml:space="preserve">              </w:t>
-      </w:r>
-      <w:proofErr w:type="gramStart"/>
-      <w:r>
-        <w:t>password</w:t>
-      </w:r>
-      <w:proofErr w:type="gramEnd"/>
-      <w:r>
-        <w:t xml:space="preserve">="ezflow_010"  </w:t>
-      </w:r>
-    </w:p>
-    <w:p>
-      <w:r>
-        <w:t xml:space="preserve">              </w:t>
-      </w:r>
-      <w:proofErr w:type="spellStart"/>
-      <w:proofErr w:type="gramStart"/>
-      <w:r>
-        <w:t>maxTotal</w:t>
-      </w:r>
-      <w:proofErr w:type="spellEnd"/>
-      <w:proofErr w:type="gramEnd"/>
-      <w:r>
-        <w:t xml:space="preserve">="50"  </w:t>
-      </w:r>
-    </w:p>
-    <w:p>
-      <w:r>
-        <w:t xml:space="preserve">              </w:t>
-      </w:r>
-      <w:proofErr w:type="spellStart"/>
-      <w:proofErr w:type="gramStart"/>
-      <w:r>
-        <w:t>maxIdle</w:t>
-      </w:r>
-      <w:proofErr w:type="spellEnd"/>
-      <w:proofErr w:type="gramEnd"/>
-      <w:r>
-        <w:t xml:space="preserve">="10"  </w:t>
-      </w:r>
-    </w:p>
-    <w:p>
-      <w:r>
-        <w:t xml:space="preserve">              </w:t>
-      </w:r>
-      <w:proofErr w:type="spellStart"/>
-      <w:proofErr w:type="gramStart"/>
-      <w:r>
-        <w:t>maxWaitMillis</w:t>
-      </w:r>
-      <w:proofErr w:type="spellEnd"/>
-      <w:proofErr w:type="gramEnd"/>
-      <w:r>
-        <w:t xml:space="preserve">="20000"  </w:t>
-      </w:r>
-    </w:p>
-    <w:p>
-      <w:r>
-        <w:t xml:space="preserve">              </w:t>
-      </w:r>
-      <w:proofErr w:type="spellStart"/>
-      <w:proofErr w:type="gramStart"/>
-      <w:r>
-        <w:t>validationQuery</w:t>
-      </w:r>
-      <w:proofErr w:type="spellEnd"/>
-      <w:proofErr w:type="gramEnd"/>
-      <w:r>
-        <w:t>="select 1 from dual"</w:t>
-      </w:r>
-    </w:p>
-    <w:p>
-      <w:r>
-        <w:t xml:space="preserve">              </w:t>
-      </w:r>
-      <w:proofErr w:type="spellStart"/>
-      <w:proofErr w:type="gramStart"/>
-      <w:r>
-        <w:t>validationQueryTimeout</w:t>
-      </w:r>
-      <w:proofErr w:type="spellEnd"/>
-      <w:proofErr w:type="gramEnd"/>
-      <w:r>
-        <w:t>="5"</w:t>
-      </w:r>
-    </w:p>
-    <w:p>
-      <w:r>
-        <w:t xml:space="preserve">              </w:t>
-      </w:r>
-      <w:proofErr w:type="spellStart"/>
-      <w:proofErr w:type="gramStart"/>
-      <w:r>
-        <w:t>testWhileIdle</w:t>
-      </w:r>
-      <w:proofErr w:type="spellEnd"/>
-      <w:proofErr w:type="gramEnd"/>
-      <w:r>
-        <w:t>="true"</w:t>
-      </w:r>
-    </w:p>
-    <w:p>
-      <w:r>
-        <w:t xml:space="preserve">          /&gt;</w:t>
-      </w:r>
-    </w:p>
-    <w:p>
-      <w:r>
-        <w:lastRenderedPageBreak/>
-        <w:t xml:space="preserve">    </w:t>
-      </w:r>
-      <w:proofErr w:type="spellStart"/>
-      <w:r>
-        <w:t>jdbc</w:t>
-      </w:r>
-      <w:proofErr w:type="spellEnd"/>
-      <w:r>
-        <w:t>/</w:t>
-      </w:r>
-      <w:proofErr w:type="spellStart"/>
-      <w:r>
-        <w:t>ezTalk</w:t>
-      </w:r>
-      <w:proofErr w:type="spellEnd"/>
+        <w:t xml:space="preserve">톡서버는 현재 </w:t>
+      </w:r>
+      <w:r>
+        <w:t>MariaDB</w:t>
+      </w:r>
+      <w:r>
+        <w:rPr>
+          <w:rFonts w:hint="eastAsia"/>
+        </w:rPr>
+        <w:t xml:space="preserve">만 지원하므로 </w:t>
+      </w:r>
+      <w:r>
+        <w:t>MariaDB</w:t>
+      </w:r>
+      <w:r>
+        <w:rPr>
+          <w:rFonts w:hint="eastAsia"/>
+        </w:rPr>
+        <w:t xml:space="preserve">로 설정하면 되나 톡서버가 설치되어 있지 않은 경우에는 </w:t>
+      </w:r>
+      <w:r>
+        <w:t xml:space="preserve">jdbc/jmocha </w:t>
+      </w:r>
+      <w:r>
+        <w:rPr>
+          <w:rFonts w:hint="eastAsia"/>
+        </w:rPr>
+        <w:t>데이터 소스와 동일하게 설정한다.</w:t>
+      </w:r>
       <w:r>
         <w:t xml:space="preserve"> </w:t>
       </w:r>
@@ -3507,399 +2822,72 @@
         <w:rPr>
           <w:rFonts w:hint="eastAsia"/>
         </w:rPr>
-        <w:t xml:space="preserve">데이터 소스는 </w:t>
-      </w:r>
-      <w:proofErr w:type="spellStart"/>
-      <w:r>
-        <w:rPr>
-          <w:rFonts w:hint="eastAsia"/>
-        </w:rPr>
-        <w:t>톡서버가</w:t>
-      </w:r>
-      <w:proofErr w:type="spellEnd"/>
-      <w:r>
-        <w:rPr>
-          <w:rFonts w:hint="eastAsia"/>
-        </w:rPr>
-        <w:t xml:space="preserve"> 설치되어 있는 경우 </w:t>
-      </w:r>
-      <w:proofErr w:type="spellStart"/>
-      <w:r>
-        <w:rPr>
-          <w:rFonts w:hint="eastAsia"/>
-        </w:rPr>
-        <w:t>톡서버의</w:t>
-      </w:r>
-      <w:proofErr w:type="spellEnd"/>
-      <w:r>
-        <w:rPr>
-          <w:rFonts w:hint="eastAsia"/>
-        </w:rPr>
-        <w:t xml:space="preserve"> </w:t>
-      </w:r>
-      <w:r>
-        <w:t xml:space="preserve">DB </w:t>
-      </w:r>
-      <w:r>
-        <w:rPr>
-          <w:rFonts w:hint="eastAsia"/>
-        </w:rPr>
-        <w:t>정보로 설정해야 한다</w:t>
-      </w:r>
-      <w:proofErr w:type="gramStart"/>
-      <w:r>
-        <w:rPr>
-          <w:rFonts w:hint="eastAsia"/>
-        </w:rPr>
-        <w:t>.</w:t>
-      </w:r>
-      <w:r>
-        <w:t>(</w:t>
-      </w:r>
-      <w:proofErr w:type="spellStart"/>
-      <w:proofErr w:type="gramEnd"/>
-      <w:r>
-        <w:rPr>
-          <w:rFonts w:hint="eastAsia"/>
-        </w:rPr>
-        <w:t>푸시</w:t>
-      </w:r>
-      <w:proofErr w:type="spellEnd"/>
-      <w:r>
-        <w:rPr>
-          <w:rFonts w:hint="eastAsia"/>
-        </w:rPr>
-        <w:t xml:space="preserve"> 알림 테이블에 </w:t>
-      </w:r>
-      <w:r>
-        <w:rPr>
-          <w:rFonts w:hint="eastAsia"/>
-        </w:rPr>
-        <w:t xml:space="preserve">알림 정보를 </w:t>
-      </w:r>
-      <w:r>
-        <w:rPr>
-          <w:rFonts w:hint="eastAsia"/>
-        </w:rPr>
-        <w:t>기록하는 등의 용도로 사용된다.</w:t>
-      </w:r>
-      <w:r>
-        <w:t>)</w:t>
-      </w:r>
-      <w:r>
-        <w:t xml:space="preserve"> </w:t>
-      </w:r>
-      <w:proofErr w:type="spellStart"/>
-      <w:r>
-        <w:rPr>
-          <w:rFonts w:hint="eastAsia"/>
-        </w:rPr>
-        <w:t>톡서버는</w:t>
-      </w:r>
-      <w:proofErr w:type="spellEnd"/>
-      <w:r>
-        <w:rPr>
-          <w:rFonts w:hint="eastAsia"/>
-        </w:rPr>
-        <w:t xml:space="preserve"> 현재 </w:t>
-      </w:r>
-      <w:proofErr w:type="spellStart"/>
-      <w:r>
-        <w:t>MariaDB</w:t>
-      </w:r>
-      <w:proofErr w:type="spellEnd"/>
-      <w:r>
-        <w:rPr>
-          <w:rFonts w:hint="eastAsia"/>
-        </w:rPr>
-        <w:t xml:space="preserve">만 지원하므로 </w:t>
-      </w:r>
-      <w:proofErr w:type="spellStart"/>
-      <w:r>
-        <w:t>MariaDB</w:t>
-      </w:r>
-      <w:proofErr w:type="spellEnd"/>
-      <w:r>
-        <w:rPr>
-          <w:rFonts w:hint="eastAsia"/>
-        </w:rPr>
-        <w:t xml:space="preserve">로 설정하면 되나 </w:t>
-      </w:r>
-      <w:proofErr w:type="spellStart"/>
-      <w:r>
-        <w:rPr>
-          <w:rFonts w:hint="eastAsia"/>
-        </w:rPr>
-        <w:t>톡서버가</w:t>
-      </w:r>
-      <w:proofErr w:type="spellEnd"/>
-      <w:r>
-        <w:rPr>
-          <w:rFonts w:hint="eastAsia"/>
-        </w:rPr>
-        <w:t xml:space="preserve"> 설치되어 있지 않은 경우에는 </w:t>
-      </w:r>
-      <w:proofErr w:type="spellStart"/>
-      <w:r>
-        <w:t>jdbc</w:t>
-      </w:r>
-      <w:proofErr w:type="spellEnd"/>
-      <w:r>
-        <w:t>/</w:t>
-      </w:r>
-      <w:proofErr w:type="spellStart"/>
-      <w:r>
-        <w:t>jmocha</w:t>
-      </w:r>
-      <w:proofErr w:type="spellEnd"/>
-      <w:r>
-        <w:t xml:space="preserve"> </w:t>
-      </w:r>
-      <w:r>
-        <w:rPr>
-          <w:rFonts w:hint="eastAsia"/>
-        </w:rPr>
-        <w:t>데이터 소스와 동일하게 설정한다.</w:t>
-      </w:r>
-      <w:r>
-        <w:t xml:space="preserve"> </w:t>
-      </w:r>
-      <w:r>
-        <w:rPr>
-          <w:rFonts w:hint="eastAsia"/>
-        </w:rPr>
-        <w:t xml:space="preserve">다음 설정은 </w:t>
-      </w:r>
-      <w:proofErr w:type="spellStart"/>
-      <w:r>
-        <w:rPr>
-          <w:rFonts w:hint="eastAsia"/>
-        </w:rPr>
-        <w:t>톡서버가</w:t>
-      </w:r>
-      <w:proofErr w:type="spellEnd"/>
-      <w:r>
-        <w:rPr>
-          <w:rFonts w:hint="eastAsia"/>
-        </w:rPr>
-        <w:t xml:space="preserve"> 설치되어 있지 않은 경우를 가정한다.</w:t>
-      </w:r>
-    </w:p>
-    <w:p>
-      <w:r>
-        <w:t xml:space="preserve">    &lt;Resource name="</w:t>
-      </w:r>
-      <w:proofErr w:type="spellStart"/>
-      <w:r>
-        <w:t>jdbc</w:t>
-      </w:r>
-      <w:proofErr w:type="spellEnd"/>
-      <w:r>
-        <w:t>/</w:t>
-      </w:r>
-      <w:proofErr w:type="spellStart"/>
-      <w:r>
-        <w:t>ezTalk</w:t>
-      </w:r>
-      <w:proofErr w:type="spellEnd"/>
-      <w:r>
-        <w:t>"</w:t>
-      </w:r>
-    </w:p>
-    <w:p>
-      <w:r>
-        <w:t xml:space="preserve">              </w:t>
-      </w:r>
-      <w:proofErr w:type="spellStart"/>
-      <w:proofErr w:type="gramStart"/>
-      <w:r>
-        <w:t>auth</w:t>
-      </w:r>
-      <w:proofErr w:type="spellEnd"/>
-      <w:proofErr w:type="gramEnd"/>
-      <w:r>
-        <w:t>="Container"</w:t>
-      </w:r>
-    </w:p>
-    <w:p>
-      <w:r>
-        <w:t xml:space="preserve">              </w:t>
-      </w:r>
-      <w:proofErr w:type="gramStart"/>
-      <w:r>
-        <w:t>type</w:t>
-      </w:r>
-      <w:proofErr w:type="gramEnd"/>
-      <w:r>
-        <w:t>="</w:t>
-      </w:r>
-      <w:proofErr w:type="spellStart"/>
-      <w:r>
-        <w:t>javax.sql.DataSource</w:t>
-      </w:r>
-      <w:proofErr w:type="spellEnd"/>
-      <w:r>
-        <w:t>"</w:t>
-      </w:r>
-    </w:p>
-    <w:p>
-      <w:r>
-        <w:t xml:space="preserve">              </w:t>
-      </w:r>
-      <w:proofErr w:type="spellStart"/>
-      <w:proofErr w:type="gramStart"/>
-      <w:r>
-        <w:t>driverClassName</w:t>
-      </w:r>
-      <w:proofErr w:type="spellEnd"/>
-      <w:proofErr w:type="gramEnd"/>
-      <w:r>
-        <w:t>="</w:t>
-      </w:r>
-      <w:proofErr w:type="spellStart"/>
-      <w:r>
-        <w:t>oracle.jdbc.OracleDriver</w:t>
-      </w:r>
-      <w:proofErr w:type="spellEnd"/>
-      <w:r>
-        <w:t xml:space="preserve">"  </w:t>
-      </w:r>
-    </w:p>
-    <w:p>
-      <w:r>
-        <w:t xml:space="preserve">              </w:t>
-      </w:r>
-      <w:proofErr w:type="spellStart"/>
-      <w:r>
-        <w:t>url</w:t>
-      </w:r>
-      <w:proofErr w:type="spellEnd"/>
-      <w:r>
-        <w:t>="</w:t>
-      </w:r>
-      <w:proofErr w:type="spellStart"/>
-      <w:r>
-        <w:t>jdbc:oracle:thin</w:t>
-      </w:r>
-      <w:proofErr w:type="spellEnd"/>
-      <w:r>
-        <w:t xml:space="preserve">:@127.0.0.1:1521:orcl"  </w:t>
-      </w:r>
-    </w:p>
-    <w:p>
-      <w:r>
-        <w:t xml:space="preserve">              </w:t>
-      </w:r>
-      <w:proofErr w:type="gramStart"/>
-      <w:r>
-        <w:t>username</w:t>
-      </w:r>
-      <w:proofErr w:type="gramEnd"/>
-      <w:r>
-        <w:t>="ezEKP2017"</w:t>
-      </w:r>
-    </w:p>
-    <w:p>
-      <w:r>
-        <w:t xml:space="preserve">              </w:t>
-      </w:r>
-      <w:proofErr w:type="gramStart"/>
-      <w:r>
-        <w:t>password</w:t>
-      </w:r>
-      <w:proofErr w:type="gramEnd"/>
-      <w:r>
-        <w:t>="ezflow_010"</w:t>
-      </w:r>
-    </w:p>
-    <w:p>
-      <w:r>
-        <w:t xml:space="preserve">              </w:t>
-      </w:r>
-      <w:proofErr w:type="spellStart"/>
-      <w:proofErr w:type="gramStart"/>
-      <w:r>
-        <w:t>maxTotal</w:t>
-      </w:r>
-      <w:proofErr w:type="spellEnd"/>
-      <w:proofErr w:type="gramEnd"/>
-      <w:r>
-        <w:t>="50"</w:t>
-      </w:r>
-    </w:p>
-    <w:p>
-      <w:r>
-        <w:t xml:space="preserve">              </w:t>
-      </w:r>
-      <w:proofErr w:type="spellStart"/>
-      <w:proofErr w:type="gramStart"/>
-      <w:r>
-        <w:t>maxIdle</w:t>
-      </w:r>
-      <w:proofErr w:type="spellEnd"/>
-      <w:proofErr w:type="gramEnd"/>
-      <w:r>
-        <w:t>="10"</w:t>
-      </w:r>
-    </w:p>
-    <w:p>
-      <w:r>
-        <w:t xml:space="preserve">              </w:t>
-      </w:r>
-      <w:proofErr w:type="spellStart"/>
-      <w:proofErr w:type="gramStart"/>
-      <w:r>
-        <w:t>maxWaitMillis</w:t>
-      </w:r>
-      <w:proofErr w:type="spellEnd"/>
-      <w:proofErr w:type="gramEnd"/>
-      <w:r>
-        <w:t>="20000"</w:t>
-      </w:r>
-    </w:p>
-    <w:p>
-      <w:r>
-        <w:t xml:space="preserve">              </w:t>
-      </w:r>
-      <w:proofErr w:type="spellStart"/>
-      <w:proofErr w:type="gramStart"/>
-      <w:r>
-        <w:t>validationQuery</w:t>
-      </w:r>
-      <w:proofErr w:type="spellEnd"/>
-      <w:proofErr w:type="gramEnd"/>
-      <w:r>
-        <w:t>="select 1 from dual"</w:t>
-      </w:r>
-    </w:p>
-    <w:p>
-      <w:r>
-        <w:t xml:space="preserve">              </w:t>
-      </w:r>
-      <w:proofErr w:type="spellStart"/>
-      <w:proofErr w:type="gramStart"/>
-      <w:r>
-        <w:t>validationQueryTimeout</w:t>
-      </w:r>
-      <w:proofErr w:type="spellEnd"/>
-      <w:proofErr w:type="gramEnd"/>
-      <w:r>
-        <w:t>="5"</w:t>
-      </w:r>
-    </w:p>
-    <w:p>
-      <w:r>
-        <w:t xml:space="preserve">              </w:t>
-      </w:r>
-      <w:proofErr w:type="spellStart"/>
-      <w:proofErr w:type="gramStart"/>
-      <w:r>
-        <w:t>testWhileIdle</w:t>
-      </w:r>
-      <w:proofErr w:type="spellEnd"/>
-      <w:proofErr w:type="gramEnd"/>
-      <w:r>
-        <w:t>="true"</w:t>
+        <w:t>다음 설정은 톡서버가 설치되어 있지 않은 경우를 가정한다.</w:t>
+      </w:r>
+    </w:p>
+    <w:p>
+      <w:r>
+        <w:t xml:space="preserve">    &lt;Resource name="jdbc/ezTalk"</w:t>
+      </w:r>
+    </w:p>
+    <w:p>
+      <w:r>
+        <w:t xml:space="preserve">              auth="Container"</w:t>
+      </w:r>
+    </w:p>
+    <w:p>
+      <w:r>
+        <w:t xml:space="preserve">              type="javax.sql.DataSource"</w:t>
+      </w:r>
+    </w:p>
+    <w:p>
+      <w:r>
+        <w:t xml:space="preserve">              driverClassName="oracle.jdbc.OracleDriver"  </w:t>
+      </w:r>
+    </w:p>
+    <w:p>
+      <w:r>
+        <w:t xml:space="preserve">              url="jdbc:oracle:thin:@127.0.0.1:1521:orcl"  </w:t>
+      </w:r>
+    </w:p>
+    <w:p>
+      <w:r>
+        <w:t xml:space="preserve">              username="ezEKP2017"</w:t>
+      </w:r>
+    </w:p>
+    <w:p>
+      <w:r>
+        <w:t xml:space="preserve">              password="ezflow_010"</w:t>
+      </w:r>
+    </w:p>
+    <w:p>
+      <w:r>
+        <w:t xml:space="preserve">              maxTotal="50"</w:t>
+      </w:r>
+    </w:p>
+    <w:p>
+      <w:r>
+        <w:t xml:space="preserve">              maxIdle="10"</w:t>
+      </w:r>
+    </w:p>
+    <w:p>
+      <w:r>
+        <w:t xml:space="preserve">              maxWaitMillis="20000"</w:t>
+      </w:r>
+    </w:p>
+    <w:p>
+      <w:r>
+        <w:t xml:space="preserve">              validationQuery="select 1 from dual"</w:t>
+      </w:r>
+    </w:p>
+    <w:p>
+      <w:r>
+        <w:t xml:space="preserve">              validationQueryTimeout="5"</w:t>
+      </w:r>
+    </w:p>
+    <w:p>
+      <w:r>
+        <w:t xml:space="preserve">              testWhileIdle="true"</w:t>
       </w:r>
     </w:p>
     <w:p>
@@ -3916,13 +2904,8 @@
         </w:numPr>
         <w:ind w:leftChars="0"/>
       </w:pPr>
-      <w:proofErr w:type="spellStart"/>
-      <w:r>
-        <w:t>jgw</w:t>
-      </w:r>
-      <w:proofErr w:type="spellEnd"/>
-      <w:r>
-        <w:t>-server</w:t>
+      <w:r>
+        <w:t>jgw-server</w:t>
       </w:r>
       <w:r>
         <w:rPr>
@@ -3930,35 +2913,21 @@
         </w:rPr>
         <w:t xml:space="preserve">를 다시 실행하고 </w:t>
       </w:r>
-      <w:proofErr w:type="spellStart"/>
-      <w:r>
-        <w:t>ezEKP</w:t>
-      </w:r>
-      <w:proofErr w:type="spellEnd"/>
-      <w:r>
-        <w:t>/</w:t>
-      </w:r>
-      <w:proofErr w:type="spellStart"/>
-      <w:r>
-        <w:t>jgw</w:t>
-      </w:r>
-      <w:proofErr w:type="spellEnd"/>
-      <w:r>
-        <w:t>-server/logs/</w:t>
-      </w:r>
-      <w:proofErr w:type="spellStart"/>
-      <w:r>
-        <w:t>catalina.out</w:t>
-      </w:r>
-      <w:proofErr w:type="spellEnd"/>
-      <w:r>
-        <w:t xml:space="preserve"> </w:t>
-      </w:r>
-      <w:r>
-        <w:rPr>
-          <w:rFonts w:hint="eastAsia"/>
-        </w:rPr>
-        <w:t xml:space="preserve">로그 파일을 관찰하여 </w:t>
+      <w:r>
+        <w:t xml:space="preserve">ezEKP/jgw-server/logs/catalina.out </w:t>
+      </w:r>
+      <w:r>
+        <w:rPr>
+          <w:rFonts w:hint="eastAsia"/>
+        </w:rPr>
+        <w:t>로그 파일을 관찰</w:t>
+      </w:r>
+      <w:r>
+        <w:rPr>
+          <w:rFonts w:hint="eastAsia"/>
+        </w:rPr>
+        <w:lastRenderedPageBreak/>
+        <w:t xml:space="preserve">하여 </w:t>
       </w:r>
       <w:r>
         <w:t>DB</w:t>
@@ -3979,53 +2948,15 @@
         </w:numPr>
         <w:ind w:leftChars="0"/>
       </w:pPr>
-      <w:proofErr w:type="spellStart"/>
-      <w:r>
-        <w:rPr>
-          <w:rFonts w:hint="eastAsia"/>
-        </w:rPr>
-        <w:t>ezEKP</w:t>
-      </w:r>
-      <w:proofErr w:type="spellEnd"/>
-      <w:r>
-        <w:rPr>
-          <w:rFonts w:hint="eastAsia"/>
-        </w:rPr>
-        <w:t>/</w:t>
-      </w:r>
-      <w:proofErr w:type="spellStart"/>
-      <w:r>
-        <w:rPr>
-          <w:rFonts w:hint="eastAsia"/>
-        </w:rPr>
-        <w:t>jmocha</w:t>
-      </w:r>
-      <w:proofErr w:type="spellEnd"/>
-      <w:r>
-        <w:rPr>
-          <w:rFonts w:hint="eastAsia"/>
-        </w:rPr>
-        <w:t>-server/</w:t>
-      </w:r>
-      <w:proofErr w:type="spellStart"/>
-      <w:r>
-        <w:rPr>
-          <w:rFonts w:hint="eastAsia"/>
-        </w:rPr>
-        <w:t>conf</w:t>
-      </w:r>
-      <w:proofErr w:type="spellEnd"/>
-      <w:r>
-        <w:rPr>
-          <w:rFonts w:hint="eastAsia"/>
-        </w:rPr>
-        <w:t>/</w:t>
-      </w:r>
-      <w:proofErr w:type="spellStart"/>
+      <w:r>
+        <w:rPr>
+          <w:rFonts w:hint="eastAsia"/>
+        </w:rPr>
+        <w:t>ezEKP/jmocha-server/conf/</w:t>
+      </w:r>
       <w:r>
         <w:t>james-database.properties</w:t>
       </w:r>
-      <w:proofErr w:type="spellEnd"/>
       <w:r>
         <w:rPr>
           <w:rFonts w:hint="eastAsia"/>
@@ -4039,21 +2970,7 @@
         <w:rPr>
           <w:rFonts w:hint="eastAsia"/>
         </w:rPr>
-        <w:t xml:space="preserve">관련 설정을 </w:t>
-      </w:r>
-      <w:proofErr w:type="spellStart"/>
-      <w:r>
-        <w:rPr>
-          <w:rFonts w:hint="eastAsia"/>
-        </w:rPr>
-        <w:t>오라클용으로</w:t>
-      </w:r>
-      <w:proofErr w:type="spellEnd"/>
-      <w:r>
-        <w:rPr>
-          <w:rFonts w:hint="eastAsia"/>
-        </w:rPr>
-        <w:t xml:space="preserve"> 변경한다.</w:t>
+        <w:t>관련 설정을 오라클용으로 변경한다.</w:t>
       </w:r>
       <w:r>
         <w:t xml:space="preserve"> (</w:t>
@@ -4064,33 +2981,14 @@
         </w:rPr>
         <w:t xml:space="preserve">기존 </w:t>
       </w:r>
-      <w:proofErr w:type="spellStart"/>
-      <w:r>
-        <w:t>MariaDB</w:t>
-      </w:r>
-      <w:proofErr w:type="spellEnd"/>
-      <w:r>
-        <w:t xml:space="preserve"> </w:t>
-      </w:r>
-      <w:r>
-        <w:rPr>
-          <w:rFonts w:hint="eastAsia"/>
-        </w:rPr>
-        <w:t xml:space="preserve">관련 설정을 주석 처리하고 </w:t>
-      </w:r>
-      <w:proofErr w:type="spellStart"/>
-      <w:r>
-        <w:rPr>
-          <w:rFonts w:hint="eastAsia"/>
-        </w:rPr>
-        <w:t>오라클</w:t>
-      </w:r>
-      <w:proofErr w:type="spellEnd"/>
-      <w:r>
-        <w:rPr>
-          <w:rFonts w:hint="eastAsia"/>
-        </w:rPr>
-        <w:t xml:space="preserve"> 관련 설정의 주석을 해제한 다음 수정한다.</w:t>
+      <w:r>
+        <w:t xml:space="preserve">MariaDB </w:t>
+      </w:r>
+      <w:r>
+        <w:rPr>
+          <w:rFonts w:hint="eastAsia"/>
+        </w:rPr>
+        <w:t>관련 설정을 주석 처리하고 오라클 관련 설정의 주석을 해제한 다음 수정한다.</w:t>
       </w:r>
       <w:r>
         <w:t>)</w:t>
@@ -4108,87 +3006,48 @@
       <w:pPr>
         <w:ind w:left="360"/>
       </w:pPr>
-      <w:proofErr w:type="spellStart"/>
-      <w:r>
-        <w:t>database.driverClassName</w:t>
-      </w:r>
-      <w:proofErr w:type="spellEnd"/>
-      <w:r>
-        <w:t>=</w:t>
-      </w:r>
-      <w:proofErr w:type="spellStart"/>
-      <w:r>
-        <w:t>oracle.jdbc.driver.OracleDriver</w:t>
-      </w:r>
-      <w:proofErr w:type="spellEnd"/>
+      <w:r>
+        <w:t>database.driverClassName=oracle.jdbc.driver.OracleDriver</w:t>
+      </w:r>
     </w:p>
     <w:p>
       <w:pPr>
         <w:ind w:left="360"/>
       </w:pPr>
       <w:r>
-        <w:lastRenderedPageBreak/>
-        <w:t>database.url=</w:t>
-      </w:r>
-      <w:proofErr w:type="spellStart"/>
-      <w:r>
-        <w:t>jdbc:oracle:thin</w:t>
-      </w:r>
-      <w:proofErr w:type="spellEnd"/>
-      <w:r>
-        <w:t>:@127.0.0.1:1521:orcl</w:t>
+        <w:t>database.url=jdbc:oracle:thin:@127.0.0.1:1521:orcl</w:t>
       </w:r>
     </w:p>
     <w:p>
       <w:pPr>
         <w:ind w:left="360"/>
       </w:pPr>
-      <w:proofErr w:type="spellStart"/>
-      <w:r>
-        <w:t>database.username</w:t>
-      </w:r>
-      <w:proofErr w:type="spellEnd"/>
-      <w:r>
-        <w:t>=ezEKP2017</w:t>
+      <w:r>
+        <w:t>database.username=ezEKP2017</w:t>
       </w:r>
     </w:p>
     <w:p>
       <w:pPr>
         <w:ind w:left="360"/>
       </w:pPr>
-      <w:proofErr w:type="spellStart"/>
-      <w:r>
-        <w:t>database.password</w:t>
-      </w:r>
-      <w:proofErr w:type="spellEnd"/>
-      <w:r>
-        <w:t>=ezflow_010</w:t>
+      <w:r>
+        <w:t>database.password=ezflow_010</w:t>
       </w:r>
     </w:p>
     <w:p>
       <w:pPr>
         <w:ind w:left="360"/>
       </w:pPr>
-      <w:proofErr w:type="spellStart"/>
-      <w:r>
-        <w:t>database.validationQuery</w:t>
-      </w:r>
-      <w:proofErr w:type="spellEnd"/>
-      <w:r>
-        <w:t>=select 1 from dual</w:t>
+      <w:r>
+        <w:t>database.validationQuery=select 1 from dual</w:t>
       </w:r>
     </w:p>
     <w:p>
       <w:pPr>
         <w:ind w:left="360"/>
       </w:pPr>
-      <w:proofErr w:type="spellStart"/>
-      <w:r>
-        <w:t>vendorAdapter.database</w:t>
-      </w:r>
-      <w:proofErr w:type="spellEnd"/>
-      <w:r>
-        <w:t>=ORACLE</w:t>
+      <w:r>
+        <w:t>vendorAdapter.database=ORACLE</w:t>
       </w:r>
     </w:p>
     <w:p>
@@ -4200,13 +3059,8 @@
         </w:numPr>
         <w:ind w:leftChars="0"/>
       </w:pPr>
-      <w:proofErr w:type="spellStart"/>
-      <w:r>
-        <w:t>jmocha</w:t>
-      </w:r>
-      <w:proofErr w:type="spellEnd"/>
-      <w:r>
-        <w:t>-server</w:t>
+      <w:r>
+        <w:t>jmocha-server</w:t>
       </w:r>
       <w:r>
         <w:rPr>
@@ -4214,29 +3068,8 @@
         </w:rPr>
         <w:t xml:space="preserve">를 다시 실행하고 </w:t>
       </w:r>
-      <w:proofErr w:type="spellStart"/>
-      <w:r>
-        <w:t>ezEKP</w:t>
-      </w:r>
-      <w:proofErr w:type="spellEnd"/>
-      <w:r>
-        <w:t>/</w:t>
-      </w:r>
-      <w:proofErr w:type="spellStart"/>
-      <w:r>
-        <w:t>jmocha</w:t>
-      </w:r>
-      <w:proofErr w:type="spellEnd"/>
-      <w:r>
-        <w:t>-server/log/</w:t>
-      </w:r>
-      <w:proofErr w:type="spellStart"/>
-      <w:r>
-        <w:t>jmocha</w:t>
-      </w:r>
-      <w:proofErr w:type="spellEnd"/>
-      <w:r>
-        <w:t>-</w:t>
+      <w:r>
+        <w:t>ezEKP/jmocha-server/log/jmocha-</w:t>
       </w:r>
       <w:r>
         <w:rPr>
@@ -4279,13 +3112,8 @@
         <w:t>/</w:t>
       </w:r>
       <w:r>
-        <w:t xml:space="preserve"> </w:t>
-      </w:r>
-      <w:proofErr w:type="spellStart"/>
-      <w:r>
-        <w:t>globals.properties</w:t>
-      </w:r>
-      <w:proofErr w:type="spellEnd"/>
+        <w:t xml:space="preserve"> globals.properties</w:t>
+      </w:r>
       <w:r>
         <w:rPr>
           <w:rFonts w:hint="eastAsia"/>
@@ -4305,67 +3133,21 @@
         <w:rPr>
           <w:rFonts w:hint="eastAsia"/>
         </w:rPr>
-        <w:t xml:space="preserve">관련 설정을 </w:t>
-      </w:r>
-      <w:proofErr w:type="spellStart"/>
-      <w:r>
-        <w:rPr>
-          <w:rFonts w:hint="eastAsia"/>
-        </w:rPr>
-        <w:t>오라클용으로</w:t>
-      </w:r>
-      <w:proofErr w:type="spellEnd"/>
-      <w:r>
-        <w:rPr>
-          <w:rFonts w:hint="eastAsia"/>
-        </w:rPr>
-        <w:t xml:space="preserve"> 변경한다.</w:t>
+        <w:t>관련 설정을 오라클용으로 변경한다.</w:t>
       </w:r>
       <w:r>
         <w:br/>
       </w:r>
-      <w:proofErr w:type="spellStart"/>
-      <w:r>
-        <w:t>Globals.DbType</w:t>
-      </w:r>
-      <w:proofErr w:type="spellEnd"/>
-      <w:r>
-        <w:t xml:space="preserve"> = oracle</w:t>
+      <w:r>
+        <w:t>Globals.DbType = oracle</w:t>
       </w:r>
       <w:r>
         <w:br/>
-      </w:r>
-      <w:proofErr w:type="spellStart"/>
-      <w:r>
-        <w:t>Globals.DriverClassName</w:t>
-      </w:r>
-      <w:proofErr w:type="spellEnd"/>
-      <w:r>
-        <w:t>=</w:t>
-      </w:r>
-      <w:proofErr w:type="spellStart"/>
-      <w:r>
-        <w:t>oracle.jdbc.driver.OracleDriver</w:t>
-      </w:r>
-      <w:proofErr w:type="spellEnd"/>
+        <w:t>Globals.DriverClassName=oracle.jdbc.driver.OracleDriver</w:t>
+      </w:r>
       <w:r>
         <w:br/>
-      </w:r>
-      <w:proofErr w:type="spellStart"/>
-      <w:r>
-        <w:t>Globals.Url</w:t>
-      </w:r>
-      <w:proofErr w:type="spellEnd"/>
-      <w:r>
-        <w:t>=</w:t>
-      </w:r>
-      <w:proofErr w:type="spellStart"/>
-      <w:r>
-        <w:t>jdbc:oracle:thin</w:t>
-      </w:r>
-      <w:proofErr w:type="spellEnd"/>
-      <w:r>
-        <w:t>:@127.0.0.1:1521:orcl</w:t>
+        <w:t>Globals.Url=jdbc:oracle:thin:@127.0.0.1:1521:orcl</w:t>
       </w:r>
     </w:p>
     <w:p>
@@ -4377,43 +3159,14 @@
         </w:numPr>
         <w:ind w:leftChars="0"/>
       </w:pPr>
-      <w:proofErr w:type="spellStart"/>
-      <w:r>
-        <w:rPr>
-          <w:rFonts w:hint="eastAsia"/>
-        </w:rPr>
-        <w:t>ezFlow</w:t>
-      </w:r>
-      <w:proofErr w:type="spellEnd"/>
-      <w:r>
-        <w:rPr>
-          <w:rFonts w:hint="eastAsia"/>
-        </w:rPr>
-        <w:t xml:space="preserve">를 다시 실행하고 </w:t>
-      </w:r>
-      <w:proofErr w:type="spellStart"/>
-      <w:r>
-        <w:t>ezEKP</w:t>
-      </w:r>
-      <w:proofErr w:type="spellEnd"/>
-      <w:r>
-        <w:t>/</w:t>
-      </w:r>
-      <w:proofErr w:type="spellStart"/>
-      <w:r>
-        <w:t>ezFlow</w:t>
-      </w:r>
-      <w:proofErr w:type="spellEnd"/>
-      <w:r>
-        <w:t>/logs/</w:t>
-      </w:r>
-      <w:proofErr w:type="spellStart"/>
-      <w:r>
-        <w:t>catalina.out</w:t>
-      </w:r>
-      <w:proofErr w:type="spellEnd"/>
-      <w:r>
-        <w:t xml:space="preserve"> </w:t>
+      <w:r>
+        <w:rPr>
+          <w:rFonts w:hint="eastAsia"/>
+        </w:rPr>
+        <w:t xml:space="preserve">ezFlow를 다시 실행하고 </w:t>
+      </w:r>
+      <w:r>
+        <w:t xml:space="preserve">ezEKP/ezFlow/logs/catalina.out </w:t>
       </w:r>
       <w:r>
         <w:rPr>
@@ -4444,27 +3197,11 @@
         <w:rPr>
           <w:rFonts w:hint="eastAsia"/>
         </w:rPr>
-        <w:t xml:space="preserve">최종적으로 </w:t>
-      </w:r>
-      <w:proofErr w:type="spellStart"/>
-      <w:r>
-        <w:rPr>
-          <w:rFonts w:hint="eastAsia"/>
-        </w:rPr>
-        <w:t>웹브라우저로</w:t>
-      </w:r>
-      <w:proofErr w:type="spellEnd"/>
-      <w:r>
-        <w:rPr>
-          <w:rFonts w:hint="eastAsia"/>
-        </w:rPr>
-        <w:t xml:space="preserve"> </w:t>
-      </w:r>
-      <w:proofErr w:type="spellStart"/>
+        <w:t xml:space="preserve">최종적으로 웹브라우저로 </w:t>
+      </w:r>
       <w:r>
         <w:t>ezEKP</w:t>
       </w:r>
-      <w:proofErr w:type="spellEnd"/>
       <w:r>
         <w:rPr>
           <w:rFonts w:hint="eastAsia"/>
@@ -4496,13 +3233,8 @@
         </w:rPr>
         <w:t xml:space="preserve">내 </w:t>
       </w:r>
-      <w:proofErr w:type="spellStart"/>
-      <w:r>
-        <w:t>tbl_tenant_config</w:t>
-      </w:r>
-      <w:proofErr w:type="spellEnd"/>
-      <w:r>
-        <w:t xml:space="preserve"> </w:t>
+      <w:r>
+        <w:t xml:space="preserve">tbl_tenant_config </w:t>
       </w:r>
       <w:r>
         <w:rPr>
@@ -4510,13 +3242,8 @@
         </w:rPr>
         <w:t xml:space="preserve">테이블에 있는 각종 </w:t>
       </w:r>
-      <w:proofErr w:type="spellStart"/>
-      <w:r>
-        <w:t>config</w:t>
-      </w:r>
-      <w:proofErr w:type="spellEnd"/>
-      <w:r>
-        <w:t xml:space="preserve"> </w:t>
+      <w:r>
+        <w:t xml:space="preserve">config </w:t>
       </w:r>
       <w:r>
         <w:rPr>
@@ -4531,21 +3258,7 @@
         <w:rPr>
           <w:rFonts w:hint="eastAsia"/>
         </w:rPr>
-        <w:t xml:space="preserve">에디터를 </w:t>
-      </w:r>
-      <w:proofErr w:type="spellStart"/>
-      <w:r>
-        <w:rPr>
-          <w:rFonts w:hint="eastAsia"/>
-        </w:rPr>
-        <w:t>쿠쿠닥스</w:t>
-      </w:r>
-      <w:proofErr w:type="spellEnd"/>
-      <w:r>
-        <w:rPr>
-          <w:rFonts w:hint="eastAsia"/>
-        </w:rPr>
-        <w:t xml:space="preserve"> 에디터로 설정하는 것 포함.</w:t>
+        <w:t>에디터를 쿠쿠닥스 에디터로 설정하는 것 포함.</w:t>
       </w:r>
       <w:r>
         <w:t>)</w:t>
@@ -4566,6 +3279,7 @@
         <w:rPr>
           <w:rFonts w:hint="eastAsia"/>
         </w:rPr>
+        <w:lastRenderedPageBreak/>
         <w:t>설치 후 작업</w:t>
       </w:r>
       <w:bookmarkEnd w:id="6"/>
@@ -4582,48 +3296,36 @@
       <w:r>
         <w:t>‘</w:t>
       </w:r>
-      <w:proofErr w:type="spellStart"/>
+      <w:r>
+        <w:t>OpenJDK_설치_설정_방법.docx</w:t>
+      </w:r>
+      <w:r>
+        <w:t>’</w:t>
+      </w:r>
+      <w:r>
+        <w:rPr>
+          <w:rFonts w:hint="eastAsia"/>
+        </w:rPr>
+        <w:t xml:space="preserve">에 기술된 </w:t>
+      </w:r>
+      <w:r>
+        <w:rPr>
+          <w:rFonts w:hint="eastAsia"/>
+        </w:rPr>
+        <w:t xml:space="preserve">내용에 따라 </w:t>
+      </w:r>
+      <w:r>
+        <w:t>Oracle JDK</w:t>
+      </w:r>
+      <w:r>
+        <w:rPr>
+          <w:rFonts w:hint="eastAsia"/>
+        </w:rPr>
+        <w:t xml:space="preserve">를 </w:t>
+      </w:r>
       <w:r>
         <w:t>OpenJDK</w:t>
       </w:r>
-      <w:proofErr w:type="spellEnd"/>
-      <w:r>
-        <w:t>_설치_설정_방법.</w:t>
-      </w:r>
-      <w:proofErr w:type="spellStart"/>
-      <w:r>
-        <w:t>docx</w:t>
-      </w:r>
-      <w:proofErr w:type="spellEnd"/>
-      <w:r>
-        <w:t>’</w:t>
-      </w:r>
-      <w:r>
-        <w:rPr>
-          <w:rFonts w:hint="eastAsia"/>
-        </w:rPr>
-        <w:t xml:space="preserve">에 기술된 </w:t>
-      </w:r>
-      <w:r>
-        <w:rPr>
-          <w:rFonts w:hint="eastAsia"/>
-        </w:rPr>
-        <w:t xml:space="preserve">내용에 따라 </w:t>
-      </w:r>
-      <w:r>
-        <w:t>Oracle JDK</w:t>
-      </w:r>
-      <w:r>
-        <w:rPr>
-          <w:rFonts w:hint="eastAsia"/>
-        </w:rPr>
-        <w:t xml:space="preserve">를 </w:t>
-      </w:r>
-      <w:proofErr w:type="spellStart"/>
-      <w:r>
-        <w:t>OpenJDK</w:t>
-      </w:r>
-      <w:proofErr w:type="spellEnd"/>
       <w:r>
         <w:rPr>
           <w:rFonts w:hint="eastAsia"/>
@@ -4652,19 +3354,9 @@
       <w:r>
         <w:t>‘</w:t>
       </w:r>
-      <w:proofErr w:type="spellStart"/>
-      <w:r>
-        <w:t>ezEKP</w:t>
-      </w:r>
-      <w:proofErr w:type="spellEnd"/>
-      <w:r>
-        <w:t xml:space="preserve"> 서브모듈 메모리 크기 설정 방법.</w:t>
-      </w:r>
-      <w:proofErr w:type="spellStart"/>
-      <w:r>
-        <w:t>docx</w:t>
-      </w:r>
-      <w:proofErr w:type="spellEnd"/>
+      <w:r>
+        <w:t>ezEKP 서브모듈 메모리 크기 설정 방법.docx</w:t>
+      </w:r>
       <w:r>
         <w:t xml:space="preserve">’에 </w:t>
       </w:r>
@@ -4674,13 +3366,8 @@
         </w:rPr>
         <w:t xml:space="preserve">기술된 내용에 따라 </w:t>
       </w:r>
-      <w:proofErr w:type="spellStart"/>
-      <w:r>
-        <w:t>ezEKP</w:t>
-      </w:r>
-      <w:proofErr w:type="spellEnd"/>
-      <w:r>
-        <w:t xml:space="preserve"> </w:t>
+      <w:r>
+        <w:t xml:space="preserve">ezEKP </w:t>
       </w:r>
       <w:r>
         <w:rPr>
@@ -4701,27 +3388,9 @@
       <w:r>
         <w:t>‘</w:t>
       </w:r>
-      <w:proofErr w:type="spellStart"/>
-      <w:r>
-        <w:t>ezEKP</w:t>
-      </w:r>
-      <w:proofErr w:type="spellEnd"/>
-      <w:r>
-        <w:t xml:space="preserve">를 일반 </w:t>
-      </w:r>
-      <w:proofErr w:type="spellStart"/>
-      <w:r>
-        <w:t>리눅스계정으로</w:t>
-      </w:r>
-      <w:proofErr w:type="spellEnd"/>
-      <w:r>
-        <w:t xml:space="preserve"> 실행하는 방법.</w:t>
-      </w:r>
-      <w:proofErr w:type="spellStart"/>
-      <w:r>
-        <w:t>docx</w:t>
-      </w:r>
-      <w:proofErr w:type="spellEnd"/>
+      <w:r>
+        <w:t>ezEKP를 일반 리눅스계정으로 실행하는 방법.docx</w:t>
+      </w:r>
       <w:r>
         <w:t xml:space="preserve">’에 </w:t>
       </w:r>
@@ -4729,151 +3398,70 @@
         <w:rPr>
           <w:rFonts w:hint="eastAsia"/>
         </w:rPr>
-        <w:t xml:space="preserve">기술된 내용에 따라 </w:t>
-      </w:r>
-      <w:proofErr w:type="spellStart"/>
-      <w:r>
-        <w:rPr>
-          <w:rFonts w:hint="eastAsia"/>
-        </w:rPr>
-        <w:t>리눅스</w:t>
-      </w:r>
-      <w:proofErr w:type="spellEnd"/>
-      <w:r>
-        <w:rPr>
-          <w:rFonts w:hint="eastAsia"/>
-        </w:rPr>
+        <w:t xml:space="preserve">기술된 내용에 따라 리눅스 </w:t>
+      </w:r>
+      <w:r>
+        <w:t xml:space="preserve">root </w:t>
+      </w:r>
+      <w:r>
+        <w:rPr>
+          <w:rFonts w:hint="eastAsia"/>
+        </w:rPr>
+        <w:t xml:space="preserve">계정 대신 일반 리눅스 계정인 </w:t>
+      </w:r>
+      <w:r>
+        <w:t>jmocha</w:t>
+      </w:r>
+      <w:r>
+        <w:rPr>
+          <w:rFonts w:hint="eastAsia"/>
+        </w:rPr>
+        <w:t xml:space="preserve">로 </w:t>
+      </w:r>
+      <w:r>
+        <w:t xml:space="preserve">ezEKP </w:t>
+      </w:r>
+      <w:r>
+        <w:rPr>
+          <w:rFonts w:hint="eastAsia"/>
+        </w:rPr>
+        <w:t>애플리케이션들을 실행한다.</w:t>
+      </w:r>
+      <w:r>
         <w:t xml:space="preserve"> </w:t>
       </w:r>
       <w:r>
-        <w:t xml:space="preserve">root </w:t>
-      </w:r>
-      <w:r>
-        <w:rPr>
-          <w:rFonts w:hint="eastAsia"/>
-        </w:rPr>
-        <w:t xml:space="preserve">계정 대신 일반 </w:t>
-      </w:r>
-      <w:proofErr w:type="spellStart"/>
-      <w:r>
-        <w:rPr>
-          <w:rFonts w:hint="eastAsia"/>
-        </w:rPr>
-        <w:t>리눅스</w:t>
-      </w:r>
-      <w:proofErr w:type="spellEnd"/>
-      <w:r>
-        <w:rPr>
-          <w:rFonts w:hint="eastAsia"/>
-        </w:rPr>
-        <w:t xml:space="preserve"> 계정인 </w:t>
-      </w:r>
-      <w:proofErr w:type="spellStart"/>
+        <w:rPr>
+          <w:rFonts w:hint="eastAsia"/>
+        </w:rPr>
+        <w:t xml:space="preserve">또한 부팅 시 자동으로 실행하는 설정도 </w:t>
+      </w:r>
+      <w:r>
+        <w:t>/etc/rc.local</w:t>
+      </w:r>
+      <w:r>
+        <w:rPr>
+          <w:rFonts w:hint="eastAsia"/>
+        </w:rPr>
+        <w:t xml:space="preserve">에서 일반 리눅스 계정인 </w:t>
+      </w:r>
       <w:r>
         <w:t>jmocha</w:t>
       </w:r>
-      <w:proofErr w:type="spellEnd"/>
-      <w:r>
-        <w:rPr>
-          <w:rFonts w:hint="eastAsia"/>
-        </w:rPr>
-        <w:t xml:space="preserve">로 </w:t>
-      </w:r>
-      <w:proofErr w:type="spellStart"/>
-      <w:r>
-        <w:t>ezEKP</w:t>
-      </w:r>
-      <w:proofErr w:type="spellEnd"/>
-      <w:r>
-        <w:t xml:space="preserve"> </w:t>
-      </w:r>
-      <w:r>
-        <w:rPr>
-          <w:rFonts w:hint="eastAsia"/>
-        </w:rPr>
-        <w:t>애플리케이션들을 실행한다.</w:t>
-      </w:r>
-      <w:r>
-        <w:t xml:space="preserve"> </w:t>
-      </w:r>
-      <w:r>
-        <w:rPr>
-          <w:rFonts w:hint="eastAsia"/>
-        </w:rPr>
-        <w:t xml:space="preserve">또한 부팅 시 자동으로 실행하는 설정도 </w:t>
-      </w:r>
-      <w:r>
-        <w:t>/</w:t>
-      </w:r>
-      <w:proofErr w:type="spellStart"/>
-      <w:r>
-        <w:t>etc</w:t>
-      </w:r>
-      <w:proofErr w:type="spellEnd"/>
-      <w:r>
-        <w:t>/</w:t>
-      </w:r>
-      <w:proofErr w:type="spellStart"/>
-      <w:r>
-        <w:t>rc.local</w:t>
-      </w:r>
-      <w:proofErr w:type="spellEnd"/>
-      <w:r>
-        <w:rPr>
-          <w:rFonts w:hint="eastAsia"/>
-        </w:rPr>
-        <w:t xml:space="preserve">에서 일반 </w:t>
-      </w:r>
-      <w:proofErr w:type="spellStart"/>
-      <w:r>
-        <w:rPr>
-          <w:rFonts w:hint="eastAsia"/>
-        </w:rPr>
-        <w:t>리눅스</w:t>
-      </w:r>
-      <w:proofErr w:type="spellEnd"/>
-      <w:r>
-        <w:rPr>
-          <w:rFonts w:hint="eastAsia"/>
-        </w:rPr>
-        <w:t xml:space="preserve"> 계정인 </w:t>
-      </w:r>
-      <w:proofErr w:type="spellStart"/>
-      <w:r>
-        <w:lastRenderedPageBreak/>
-        <w:t>jmocha</w:t>
-      </w:r>
-      <w:proofErr w:type="spellEnd"/>
-      <w:r>
-        <w:rPr>
-          <w:rFonts w:hint="eastAsia"/>
-        </w:rPr>
-        <w:t>를 사용하도록 설정한다</w:t>
-      </w:r>
-      <w:proofErr w:type="gramStart"/>
-      <w:r>
-        <w:rPr>
-          <w:rFonts w:hint="eastAsia"/>
-        </w:rPr>
-        <w:t>.</w:t>
+      <w:r>
+        <w:rPr>
+          <w:rFonts w:hint="eastAsia"/>
+        </w:rPr>
+        <w:t>를 사용하도록 설정한다.</w:t>
       </w:r>
       <w:r>
         <w:t>(</w:t>
       </w:r>
-      <w:proofErr w:type="spellStart"/>
-      <w:proofErr w:type="gramEnd"/>
-      <w:r>
-        <w:rPr>
-          <w:rFonts w:hint="eastAsia"/>
-        </w:rPr>
-        <w:t>MariaDB</w:t>
-      </w:r>
-      <w:proofErr w:type="spellEnd"/>
-      <w:r>
-        <w:rPr>
-          <w:rFonts w:hint="eastAsia"/>
-        </w:rPr>
-        <w:t>를 자동으로 실행하는 부분은 삭제한다.</w:t>
+      <w:r>
+        <w:rPr>
+          <w:rFonts w:hint="eastAsia"/>
+        </w:rPr>
+        <w:t>MariaDB를 자동으로 실행하는 부분은 삭제한다.</w:t>
       </w:r>
       <w:r>
         <w:t>)</w:t>
@@ -7410,7 +5998,7 @@
 </file>
 
 <file path=customXml/itemProps1.xml><?xml version="1.0" encoding="utf-8"?>
-<ds:datastoreItem xmlns:ds="http://schemas.openxmlformats.org/officeDocument/2006/customXml" ds:itemID="{43860FAB-B65D-4AD9-94C8-8544B300F9F6}">
+<ds:datastoreItem xmlns:ds="http://schemas.openxmlformats.org/officeDocument/2006/customXml" ds:itemID="{1C0FC57C-1447-4B59-91EF-76B00E9BC0A5}">
   <ds:schemaRefs>
     <ds:schemaRef ds:uri="http://schemas.openxmlformats.org/officeDocument/2006/bibliography"/>
   </ds:schemaRefs>

--- a/docs/tech/ezEKP/ezEKP_오라클_설치_매뉴얼.docx
+++ b/docs/tech/ezEKP/ezEKP_오라클_설치_매뉴얼.docx
@@ -1752,6 +1752,12 @@
       <w:r>
         <w:t>@create_tables_oracle.sql</w:t>
       </w:r>
+      <w:r>
+        <w:br/>
+        <w:t>SQL&gt;commit;</w:t>
+      </w:r>
+      <w:bookmarkStart w:id="4" w:name="_GoBack"/>
+      <w:bookmarkEnd w:id="4"/>
     </w:p>
     <w:p>
       <w:pPr>
@@ -2026,13 +2032,7 @@
         <w:rPr>
           <w:rFonts w:hint="eastAsia"/>
         </w:rPr>
-        <w:t xml:space="preserve">문들을 실행하여 </w:t>
-      </w:r>
-      <w:r>
-        <w:rPr>
-          <w:rFonts w:hint="eastAsia"/>
-        </w:rPr>
-        <w:t xml:space="preserve">국가별 </w:t>
+        <w:t xml:space="preserve">문들을 실행하여 국가별 </w:t>
       </w:r>
       <w:r>
         <w:t xml:space="preserve">IP </w:t>
@@ -2041,13 +2041,7 @@
         <w:rPr>
           <w:rFonts w:hint="eastAsia"/>
         </w:rPr>
-        <w:t>주소 대역 데이터</w:t>
-      </w:r>
-      <w:r>
-        <w:rPr>
-          <w:rFonts w:hint="eastAsia"/>
-        </w:rPr>
-        <w:t>를 입력한다.</w:t>
+        <w:t>주소 대역 데이터를 입력한다.</w:t>
       </w:r>
       <w:r>
         <w:t xml:space="preserve"> </w:t>
@@ -2068,13 +2062,7 @@
         <w:rPr>
           <w:rFonts w:hint="eastAsia"/>
         </w:rPr>
-        <w:t xml:space="preserve">data </w:t>
-      </w:r>
-      <w:r>
-        <w:rPr>
-          <w:rFonts w:hint="eastAsia"/>
-        </w:rPr>
-        <w:t>폴더에서 다음과 같이 실행할 수 있다.</w:t>
+        <w:t>data 폴더에서 다음과 같이 실행할 수 있다.</w:t>
       </w:r>
       <w:r>
         <w:br/>
@@ -2083,8 +2071,6 @@
       <w:r>
         <w:t>@</w:t>
       </w:r>
-      <w:bookmarkStart w:id="4" w:name="_GoBack"/>
-      <w:bookmarkEnd w:id="4"/>
       <w:r>
         <w:t>countryIP_oracle</w:t>
       </w:r>
@@ -2231,6 +2217,7 @@
         <w:ind w:leftChars="0"/>
       </w:pPr>
       <w:r>
+        <w:lastRenderedPageBreak/>
         <w:t xml:space="preserve">Java </w:t>
       </w:r>
       <w:r>
@@ -2273,11 +2260,7 @@
         <w:t>‘</w:t>
       </w:r>
       <w:r>
-        <w:t>OpenJDK_설치_설정_방</w:t>
-      </w:r>
-      <w:r>
-        <w:lastRenderedPageBreak/>
-        <w:t>법.docx</w:t>
+        <w:t>OpenJDK_설치_설정_방법.docx</w:t>
       </w:r>
       <w:r>
         <w:t xml:space="preserve">’ </w:t>
@@ -2701,12 +2684,12 @@
     </w:p>
     <w:p>
       <w:r>
+        <w:lastRenderedPageBreak/>
         <w:t xml:space="preserve">              maxIdle="10"  </w:t>
       </w:r>
     </w:p>
     <w:p>
       <w:r>
-        <w:lastRenderedPageBreak/>
         <w:t xml:space="preserve">              maxWaitMillis="20000"  </w:t>
       </w:r>
     </w:p>
@@ -2905,6 +2888,7 @@
         <w:ind w:leftChars="0"/>
       </w:pPr>
       <w:r>
+        <w:lastRenderedPageBreak/>
         <w:t>jgw-server</w:t>
       </w:r>
       <w:r>
@@ -2920,14 +2904,7 @@
         <w:rPr>
           <w:rFonts w:hint="eastAsia"/>
         </w:rPr>
-        <w:t>로그 파일을 관찰</w:t>
-      </w:r>
-      <w:r>
-        <w:rPr>
-          <w:rFonts w:hint="eastAsia"/>
-        </w:rPr>
-        <w:lastRenderedPageBreak/>
-        <w:t xml:space="preserve">하여 </w:t>
+        <w:t xml:space="preserve">로그 파일을 관찰하여 </w:t>
       </w:r>
       <w:r>
         <w:t>DB</w:t>
@@ -5998,7 +5975,7 @@
 </file>
 
 <file path=customXml/itemProps1.xml><?xml version="1.0" encoding="utf-8"?>
-<ds:datastoreItem xmlns:ds="http://schemas.openxmlformats.org/officeDocument/2006/customXml" ds:itemID="{1C0FC57C-1447-4B59-91EF-76B00E9BC0A5}">
+<ds:datastoreItem xmlns:ds="http://schemas.openxmlformats.org/officeDocument/2006/customXml" ds:itemID="{B9009E9E-F143-4EA4-8702-571B56824688}">
   <ds:schemaRefs>
     <ds:schemaRef ds:uri="http://schemas.openxmlformats.org/officeDocument/2006/bibliography"/>
   </ds:schemaRefs>
